--- a/Requirements/AGIZASAFE SYSTEM.docx
+++ b/Requirements/AGIZASAFE SYSTEM.docx
@@ -1118,7 +1118,133 @@
           </w:p>
         </w:tc>
       </w:tr>
+      <w:tr>
+        <w:tc>
+          <w:tcPr>
+            <w:tcW w:w="2401" w:type="dxa"/>
+          </w:tcPr>
+          <w:p>
+            <w:pPr>
+              <w:spacing w:line="360" w:lineRule="auto"/>
+              <w:jc w:val="both"/>
+              <w:rPr>
+                <w:rFonts w:ascii="Book Antiqua" w:hAnsi="Book Antiqua"/>
+                <w:sz w:val="24"/>
+                <w:szCs w:val="24"/>
+                <w:lang w:val="en-US"/>
+              </w:rPr>
+            </w:pPr>
+            <w:r>
+              <w:rPr>
+                <w:rFonts w:ascii="Book Antiqua" w:hAnsi="Book Antiqua"/>
+                <w:sz w:val="24"/>
+                <w:szCs w:val="24"/>
+                <w:lang w:val="en-US"/>
+              </w:rPr>
+              <w:t>1.3</w:t>
+            </w:r>
+          </w:p>
+        </w:tc>
+        <w:tc>
+          <w:tcPr>
+            <w:tcW w:w="2401" w:type="dxa"/>
+          </w:tcPr>
+          <w:p>
+            <w:pPr>
+              <w:spacing w:line="360" w:lineRule="auto"/>
+              <w:jc w:val="both"/>
+              <w:rPr>
+                <w:rFonts w:ascii="Book Antiqua" w:hAnsi="Book Antiqua"/>
+                <w:sz w:val="24"/>
+                <w:szCs w:val="24"/>
+                <w:lang w:val="en-US"/>
+              </w:rPr>
+            </w:pPr>
+            <w:r>
+              <w:rPr>
+                <w:rFonts w:ascii="Book Antiqua" w:hAnsi="Book Antiqua"/>
+                <w:sz w:val="24"/>
+                <w:szCs w:val="24"/>
+                <w:lang w:val="en-US"/>
+              </w:rPr>
+              <w:t>11/09/2026</w:t>
+            </w:r>
+          </w:p>
+        </w:tc>
+        <w:tc>
+          <w:tcPr>
+            <w:tcW w:w="2401" w:type="dxa"/>
+          </w:tcPr>
+          <w:p>
+            <w:pPr>
+              <w:spacing w:line="360" w:lineRule="auto"/>
+              <w:jc w:val="both"/>
+              <w:rPr>
+                <w:rFonts w:ascii="Book Antiqua" w:hAnsi="Book Antiqua"/>
+                <w:sz w:val="24"/>
+                <w:szCs w:val="24"/>
+                <w:lang w:val="en-US"/>
+              </w:rPr>
+            </w:pPr>
+            <w:r>
+              <w:rPr>
+                <w:rFonts w:ascii="Book Antiqua" w:hAnsi="Book Antiqua"/>
+                <w:sz w:val="24"/>
+                <w:szCs w:val="24"/>
+                <w:lang w:val="en-US"/>
+              </w:rPr>
+              <w:t>Aline Abdon</w:t>
+            </w:r>
+          </w:p>
+        </w:tc>
+        <w:tc>
+          <w:tcPr>
+            <w:tcW w:w="2402" w:type="dxa"/>
+          </w:tcPr>
+          <w:p>
+            <w:pPr>
+              <w:spacing w:line="360" w:lineRule="auto"/>
+              <w:jc w:val="both"/>
+              <w:rPr>
+                <w:rFonts w:ascii="Book Antiqua" w:hAnsi="Book Antiqua"/>
+                <w:sz w:val="24"/>
+                <w:szCs w:val="24"/>
+                <w:lang w:val="en-US"/>
+              </w:rPr>
+            </w:pPr>
+            <w:r>
+              <w:rPr>
+                <w:rFonts w:ascii="Book Antiqua" w:hAnsi="Book Antiqua"/>
+                <w:sz w:val="24"/>
+                <w:szCs w:val="24"/>
+                <w:lang w:val="en-US"/>
+              </w:rPr>
+              <w:t xml:space="preserve">Modified the Functional requirements, data dictionary, made changes to the </w:t>
+            </w:r>
+            <w:r>
+              <w:rPr>
+                <w:rFonts w:ascii="Book Antiqua" w:hAnsi="Book Antiqua"/>
+                <w:sz w:val="24"/>
+                <w:szCs w:val="24"/>
+                <w:lang w:val="en-US"/>
+              </w:rPr>
+              <w:lastRenderedPageBreak/>
+              <w:t>pictorial diagrams and narratives to ensure they’re consistent with the wording.</w:t>
+            </w:r>
+          </w:p>
+        </w:tc>
+      </w:tr>
     </w:tbl>
+    <w:p>
+      <w:pPr>
+        <w:rPr>
+          <w:rFonts w:ascii="Book Antiqua" w:hAnsi="Book Antiqua"/>
+          <w:sz w:val="24"/>
+          <w:szCs w:val="24"/>
+          <w:lang w:val="en-US"/>
+        </w:rPr>
+      </w:pPr>
+    </w:p>
     <w:p>
       <w:pPr>
         <w:rPr>
@@ -1739,7 +1865,7 @@
                 <w:noProof/>
                 <w:webHidden/>
               </w:rPr>
-              <w:t>5</w:t>
+              <w:t>6</w:t>
             </w:r>
             <w:r>
               <w:rPr>
@@ -1810,7 +1936,7 @@
                 <w:noProof/>
                 <w:webHidden/>
               </w:rPr>
-              <w:t>5</w:t>
+              <w:t>6</w:t>
             </w:r>
             <w:r>
               <w:rPr>
@@ -1881,7 +2007,7 @@
                 <w:noProof/>
                 <w:webHidden/>
               </w:rPr>
-              <w:t>8</w:t>
+              <w:t>10</w:t>
             </w:r>
             <w:r>
               <w:rPr>
@@ -1952,7 +2078,7 @@
                 <w:noProof/>
                 <w:webHidden/>
               </w:rPr>
-              <w:t>9</w:t>
+              <w:t>11</w:t>
             </w:r>
             <w:r>
               <w:rPr>
@@ -2023,7 +2149,7 @@
                 <w:noProof/>
                 <w:webHidden/>
               </w:rPr>
-              <w:t>10</w:t>
+              <w:t>13</w:t>
             </w:r>
             <w:r>
               <w:rPr>
@@ -2096,7 +2222,7 @@
                 <w:noProof/>
                 <w:webHidden/>
               </w:rPr>
-              <w:t>12</w:t>
+              <w:t>17</w:t>
             </w:r>
             <w:r>
               <w:rPr>
@@ -2169,7 +2295,7 @@
                 <w:noProof/>
                 <w:webHidden/>
               </w:rPr>
-              <w:t>15</w:t>
+              <w:t>22</w:t>
             </w:r>
             <w:r>
               <w:rPr>
@@ -2242,7 +2368,7 @@
                 <w:noProof/>
                 <w:webHidden/>
               </w:rPr>
-              <w:t>20</w:t>
+              <w:t>31</w:t>
             </w:r>
             <w:r>
               <w:rPr>
@@ -2315,7 +2441,7 @@
                 <w:noProof/>
                 <w:webHidden/>
               </w:rPr>
-              <w:t>22</w:t>
+              <w:t>34</w:t>
             </w:r>
             <w:r>
               <w:rPr>
@@ -2388,7 +2514,7 @@
                 <w:noProof/>
                 <w:webHidden/>
               </w:rPr>
-              <w:t>23</w:t>
+              <w:t>35</w:t>
             </w:r>
             <w:r>
               <w:rPr>
@@ -2461,7 +2587,7 @@
                 <w:noProof/>
                 <w:webHidden/>
               </w:rPr>
-              <w:t>24</w:t>
+              <w:t>36</w:t>
             </w:r>
             <w:r>
               <w:rPr>
@@ -2533,7 +2659,7 @@
                 <w:noProof/>
                 <w:webHidden/>
               </w:rPr>
-              <w:t>31</w:t>
+              <w:t>49</w:t>
             </w:r>
             <w:r>
               <w:rPr>
@@ -2889,6 +3015,18 @@
     </w:p>
     <w:p>
       <w:pPr>
+        <w:spacing w:line="360" w:lineRule="auto"/>
+        <w:jc w:val="both"/>
+        <w:rPr>
+          <w:rFonts w:ascii="Book Antiqua" w:hAnsi="Book Antiqua"/>
+          <w:sz w:val="24"/>
+          <w:szCs w:val="24"/>
+          <w:lang w:val="en-US"/>
+        </w:rPr>
+      </w:pPr>
+    </w:p>
+    <w:p>
+      <w:pPr>
         <w:pStyle w:val="Heading2"/>
         <w:spacing w:line="360" w:lineRule="auto"/>
         <w:jc w:val="both"/>
@@ -2901,6 +3039,7 @@
         <w:rPr>
           <w:lang w:val="en-US"/>
         </w:rPr>
+        <w:lastRenderedPageBreak/>
         <w:t>AUDIENCE</w:t>
       </w:r>
       <w:bookmarkEnd w:id="2"/>
@@ -3005,7 +3144,6 @@
                 <w:szCs w:val="24"/>
                 <w:lang w:val="en-US"/>
               </w:rPr>
-              <w:lastRenderedPageBreak/>
               <w:t>System Developers</w:t>
             </w:r>
           </w:p>
@@ -3370,6 +3508,7 @@
         <w:rPr>
           <w:lang w:val="en-US"/>
         </w:rPr>
+        <w:lastRenderedPageBreak/>
         <w:t>BRIEF SUMMARY OF THE BUSINESS</w:t>
       </w:r>
       <w:bookmarkEnd w:id="3"/>
@@ -3381,6 +3520,7 @@
         <w:jc w:val="both"/>
         <w:rPr>
           <w:rFonts w:ascii="Book Antiqua" w:hAnsi="Book Antiqua"/>
+          <w:lang w:val="en-US"/>
         </w:rPr>
       </w:pPr>
       <w:r>
@@ -3400,7 +3540,14 @@
         <w:rPr>
           <w:rFonts w:ascii="Book Antiqua" w:hAnsi="Book Antiqua"/>
         </w:rPr>
-        <w:t>, is a businesswoman who operates a product-ordering business. She assists small-scale customers in obtaining products from different countries without requiring the customers to travel themselves.</w:t>
+        <w:t xml:space="preserve">, is a businesswoman who </w:t>
+      </w:r>
+      <w:r>
+        <w:rPr>
+          <w:rFonts w:ascii="Book Antiqua" w:hAnsi="Book Antiqua"/>
+          <w:lang w:val="en-US"/>
+        </w:rPr>
+        <w:t>acts as a link between small-scale customers and product sources, particularly for products that customers want to obtain from China and other countries. She assists customers in obtaining required products without requiring them to travel or communicate directly with product sources themselves.</w:t>
       </w:r>
     </w:p>
     <w:p>
@@ -3410,13 +3557,13 @@
         <w:jc w:val="both"/>
         <w:rPr>
           <w:rFonts w:ascii="Book Antiqua" w:hAnsi="Book Antiqua"/>
+          <w:lang w:val="en-US"/>
         </w:rPr>
       </w:pPr>
       <w:r>
         <w:rPr>
           <w:rFonts w:ascii="Book Antiqua" w:hAnsi="Book Antiqua"/>
         </w:rPr>
-        <w:lastRenderedPageBreak/>
         <w:t xml:space="preserve">The business currently uses </w:t>
       </w:r>
       <w:r>
@@ -3430,32 +3577,55 @@
         <w:rPr>
           <w:rFonts w:ascii="Book Antiqua" w:hAnsi="Book Antiqua"/>
         </w:rPr>
-        <w:t xml:space="preserve"> as an important communication channel through which customers communicate product requirements and place orders. The client also relies on handwritten records to maintain information about customers, products and orders.</w:t>
+        <w:t xml:space="preserve"> as an important communication channel through which customers </w:t>
+      </w:r>
+      <w:r>
+        <w:rPr>
+          <w:rFonts w:ascii="Book Antiqua" w:hAnsi="Book Antiqua"/>
+          <w:lang w:val="en-US"/>
+        </w:rPr>
+        <w:t xml:space="preserve">send their </w:t>
+      </w:r>
+      <w:r>
+        <w:rPr>
+          <w:rFonts w:ascii="Book Antiqua" w:hAnsi="Book Antiqua"/>
+        </w:rPr>
+        <w:t xml:space="preserve">product requirements and place orders. </w:t>
+      </w:r>
+      <w:r>
+        <w:rPr>
+          <w:rFonts w:ascii="Book Antiqua" w:hAnsi="Book Antiqua"/>
+          <w:lang w:val="en-US"/>
+        </w:rPr>
+        <w:t>Lisa then receives the requests, communicates with relevant product sources, confirms the availability and requirements of the requested products, and coordinates the ordering process.</w:t>
       </w:r>
     </w:p>
     <w:p>
       <w:pPr>
-        <w:pStyle w:val="NormalWeb"/>
+        <w:pStyle w:val="isselectedend"/>
         <w:spacing w:line="360" w:lineRule="auto"/>
         <w:jc w:val="both"/>
         <w:rPr>
           <w:rFonts w:ascii="Book Antiqua" w:hAnsi="Book Antiqua"/>
+          <w:lang w:val="en-US"/>
         </w:rPr>
       </w:pPr>
       <w:r>
         <w:rPr>
           <w:rFonts w:ascii="Book Antiqua" w:hAnsi="Book Antiqua"/>
-        </w:rPr>
-        <w:t>The general business process currently involves a customer communicating their product requirements, placing an order, and the client receiving and processing the order.</w:t>
+          <w:lang w:val="en-US"/>
+        </w:rPr>
+        <w:t>Lisa is not the main source or owner of the products. Therefore, the business does not operate primarily on the basis of Lisa maintaining a physical inventory of all products requested by customers. Product information recorded in the system is mainly used to identify, describe and manage products or product requests handled through the business.</w:t>
       </w:r>
     </w:p>
     <w:p>
       <w:pPr>
-        <w:pStyle w:val="NormalWeb"/>
+        <w:pStyle w:val="isselectedend"/>
         <w:spacing w:line="360" w:lineRule="auto"/>
         <w:jc w:val="both"/>
         <w:rPr>
           <w:rFonts w:ascii="Book Antiqua" w:hAnsi="Book Antiqua"/>
+          <w:lang w:val="en-US"/>
         </w:rPr>
       </w:pPr>
       <w:r>
@@ -3463,91 +3633,28 @@
           <w:rFonts w:ascii="Book Antiqua" w:hAnsi="Book Antiqua"/>
           <w:lang w:val="en-US"/>
         </w:rPr>
-        <w:t>T</w:t>
+        <w:t xml:space="preserve">The proposed AgizaSafe system will transform the current </w:t>
       </w:r>
       <w:r>
         <w:rPr>
           <w:rFonts w:ascii="Book Antiqua" w:hAnsi="Book Antiqua"/>
-        </w:rPr>
-        <w:t>he proposed AgizaSafe system will transform this process into a structured digital process:</w:t>
-      </w:r>
-    </w:p>
-    <w:p>
-      <w:pPr>
-        <w:pStyle w:val="NormalWeb"/>
-        <w:spacing w:line="360" w:lineRule="auto"/>
-        <w:jc w:val="both"/>
-        <w:rPr>
-          <w:rFonts w:ascii="Book Antiqua" w:hAnsi="Book Antiqua"/>
-          <w:lang w:val="en-US"/>
-        </w:rPr>
-      </w:pPr>
-      <w:r>
-        <w:rPr>
-          <w:rFonts w:ascii="Book Antiqua" w:hAnsi="Book Antiqua"/>
-          <w:lang w:val="en-US"/>
-        </w:rPr>
-        <w:t>C</w:t>
-      </w:r>
-      <w:proofErr w:type="spellStart"/>
-      <w:r>
-        <w:rPr>
-          <w:rFonts w:ascii="Book Antiqua" w:hAnsi="Book Antiqua"/>
-        </w:rPr>
-        <w:t>ustomer</w:t>
-      </w:r>
-      <w:proofErr w:type="spellEnd"/>
-      <w:r>
-        <w:rPr>
-          <w:rFonts w:ascii="Book Antiqua" w:hAnsi="Book Antiqua"/>
-        </w:rPr>
-        <w:t xml:space="preserve"> Login → Place Order → Administrator Receives Order → Order Confirmation → Order Processing → Status Update → Customer Views/Tracks </w:t>
+          <w:lang w:val="en-US"/>
+        </w:rPr>
+        <w:t xml:space="preserve">process from mainly WhatsApp conversations and handwritten records into a structured digital order-management process. It </w:t>
       </w:r>
       <w:r>
         <w:rPr>
           <w:rFonts w:ascii="Book Antiqua" w:hAnsi="Book Antiqua"/>
           <w:lang w:val="en-US"/>
         </w:rPr>
-        <w:t>s</w:t>
+        <w:t>allows</w:t>
       </w:r>
       <w:r>
         <w:rPr>
           <w:rFonts w:ascii="Book Antiqua" w:hAnsi="Book Antiqua"/>
-        </w:rPr>
-        <w:t>t</w:t>
-      </w:r>
-      <w:proofErr w:type="spellStart"/>
-      <w:r>
-        <w:rPr>
-          <w:rFonts w:ascii="Book Antiqua" w:hAnsi="Book Antiqua"/>
-          <w:lang w:val="en-US"/>
-        </w:rPr>
-        <w:t>atus</w:t>
-      </w:r>
-      <w:proofErr w:type="spellEnd"/>
-    </w:p>
-    <w:p>
-      <w:pPr>
-        <w:pStyle w:val="NormalWeb"/>
-        <w:spacing w:line="360" w:lineRule="auto"/>
-        <w:jc w:val="both"/>
-        <w:rPr>
-          <w:rFonts w:ascii="Book Antiqua" w:hAnsi="Book Antiqua"/>
-          <w:lang w:val="en-US"/>
-        </w:rPr>
-      </w:pPr>
-      <w:r>
-        <w:rPr>
-          <w:rFonts w:ascii="Book Antiqua" w:hAnsi="Book Antiqua"/>
-        </w:rPr>
-        <w:t>The proposed system will centralize customer, product and order information instead of depending primarily on separate WhatsApp conversations and handwritten records</w:t>
-      </w:r>
-      <w:r>
-        <w:rPr>
-          <w:rFonts w:ascii="Book Antiqua" w:hAnsi="Book Antiqua"/>
-          <w:lang w:val="en-US"/>
-        </w:rPr>
-        <w:t>.</w:t>
+          <w:lang w:val="en-US"/>
+        </w:rPr>
+        <w:t xml:space="preserve"> customers to submit product requirements, whole Lisa and the responsible staff can receive, review, source and process those requests, generate invoices, manage payments, update order progress and allow customers to track their orders.</w:t>
       </w:r>
     </w:p>
     <w:p>
@@ -3601,7 +3708,14 @@
         <w:rPr>
           <w:rFonts w:ascii="Book Antiqua" w:hAnsi="Book Antiqua"/>
         </w:rPr>
-        <w:t>The client currently relies on handwritten records to manage customer and order information. This makes maintaining accurate records difficult as the business grows.</w:t>
+        <w:t xml:space="preserve">The client currently relies on handwritten records to manage customer and order information. This makes maintaining accurate records difficult as the </w:t>
+      </w:r>
+      <w:r>
+        <w:rPr>
+          <w:rFonts w:ascii="Book Antiqua" w:hAnsi="Book Antiqua"/>
+          <w:lang w:val="en-US"/>
+        </w:rPr>
+        <w:t>number of customers and orders increases.</w:t>
       </w:r>
     </w:p>
     <w:p>
@@ -3624,6 +3738,7 @@
           <w:b/>
           <w:lang w:val="en-US"/>
         </w:rPr>
+        <w:lastRenderedPageBreak/>
         <w:t>Difficulty Retrieving Information</w:t>
       </w:r>
       <w:r>
@@ -3662,6 +3777,21 @@
         </w:rPr>
         <w:t>Difficulty Tracking orders</w:t>
       </w:r>
+      <w:r>
+        <w:rPr>
+          <w:rFonts w:ascii="Book Antiqua" w:hAnsi="Book Antiqua"/>
+          <w:b/>
+          <w:lang w:val="en-US"/>
+        </w:rPr>
+        <w:t xml:space="preserve">; </w:t>
+      </w:r>
+      <w:r>
+        <w:rPr>
+          <w:rFonts w:ascii="Book Antiqua" w:hAnsi="Book Antiqua"/>
+          <w:lang w:val="en-US"/>
+        </w:rPr>
+        <w:t>Customers currently have limited visibility of the progress after submitting their product requirements.</w:t>
+      </w:r>
     </w:p>
     <w:p>
       <w:pPr>
@@ -3683,7 +3813,39 @@
           <w:b/>
           <w:lang w:val="en-US"/>
         </w:rPr>
-        <w:t>Increasing customer number</w:t>
+        <w:t xml:space="preserve">Increasing </w:t>
+      </w:r>
+      <w:r>
+        <w:rPr>
+          <w:rFonts w:ascii="Book Antiqua" w:hAnsi="Book Antiqua"/>
+          <w:b/>
+          <w:lang w:val="en-US"/>
+        </w:rPr>
+        <w:t>C</w:t>
+      </w:r>
+      <w:r>
+        <w:rPr>
+          <w:rFonts w:ascii="Book Antiqua" w:hAnsi="Book Antiqua"/>
+          <w:b/>
+          <w:lang w:val="en-US"/>
+        </w:rPr>
+        <w:t xml:space="preserve">ustomer </w:t>
+      </w:r>
+      <w:r>
+        <w:rPr>
+          <w:rFonts w:ascii="Book Antiqua" w:hAnsi="Book Antiqua"/>
+          <w:b/>
+          <w:lang w:val="en-US"/>
+        </w:rPr>
+        <w:t>Requests N</w:t>
+      </w:r>
+      <w:r>
+        <w:rPr>
+          <w:rFonts w:ascii="Book Antiqua" w:hAnsi="Book Antiqua"/>
+          <w:b/>
+          <w:lang w:val="en-US"/>
+        </w:rPr>
+        <w:t>umber</w:t>
       </w:r>
       <w:r>
         <w:rPr>
@@ -3696,7 +3858,20 @@
         <w:rPr>
           <w:rFonts w:ascii="Book Antiqua" w:hAnsi="Book Antiqua"/>
         </w:rPr>
-        <w:t>Managing a growing customer base manually increases the possibility of delays, misplaced information and human error</w:t>
+        <w:t xml:space="preserve">Managing a growing customer </w:t>
+      </w:r>
+      <w:r>
+        <w:rPr>
+          <w:rFonts w:ascii="Book Antiqua" w:hAnsi="Book Antiqua"/>
+          <w:lang w:val="en-US"/>
+        </w:rPr>
+        <w:t>requests</w:t>
+      </w:r>
+      <w:r>
+        <w:rPr>
+          <w:rFonts w:ascii="Book Antiqua" w:hAnsi="Book Antiqua"/>
+        </w:rPr>
+        <w:t xml:space="preserve"> manually increases the possibility of delays, misplaced information and human error</w:t>
       </w:r>
       <w:r>
         <w:rPr>
@@ -3726,36 +3901,14 @@
           <w:b/>
           <w:lang w:val="en-US"/>
         </w:rPr>
-        <w:lastRenderedPageBreak/>
-        <w:t>Limited customer visibility</w:t>
+        <w:t>Product Sourcing Coordination</w:t>
       </w:r>
       <w:r>
         <w:rPr>
           <w:rFonts w:ascii="Book Antiqua" w:hAnsi="Book Antiqua"/>
-          <w:b/>
-          <w:lang w:val="en-US"/>
-        </w:rPr>
-        <w:t>;</w:t>
-      </w:r>
-      <w:r>
-        <w:rPr>
-          <w:rFonts w:ascii="Book Antiqua" w:hAnsi="Book Antiqua"/>
-          <w:lang w:val="en-US"/>
-        </w:rPr>
-        <w:t xml:space="preserve"> </w:t>
-      </w:r>
-      <w:r>
-        <w:rPr>
-          <w:rFonts w:ascii="Book Antiqua" w:hAnsi="Book Antiqua"/>
-        </w:rPr>
-        <w:t>Customers do not have a dedicated system through which they can independently view their orders and track their progress</w:t>
-      </w:r>
-      <w:r>
-        <w:rPr>
-          <w:rFonts w:ascii="Book Antiqua" w:hAnsi="Book Antiqua"/>
-          <w:lang w:val="en-US"/>
-        </w:rPr>
-        <w:t>.</w:t>
+          <w:lang w:val="en-US"/>
+        </w:rPr>
+        <w:t>; Difficulty in organizing customer requirements and coordinating the sourcing process without losing or confusing product details.</w:t>
       </w:r>
     </w:p>
     <w:p>
@@ -4034,6 +4187,18 @@
     </w:p>
     <w:p>
       <w:pPr>
+        <w:spacing w:line="360" w:lineRule="auto"/>
+        <w:jc w:val="both"/>
+        <w:rPr>
+          <w:rFonts w:ascii="Book Antiqua" w:hAnsi="Book Antiqua"/>
+          <w:sz w:val="24"/>
+          <w:szCs w:val="24"/>
+          <w:lang w:val="en-US"/>
+        </w:rPr>
+      </w:pPr>
+    </w:p>
+    <w:p>
+      <w:pPr>
         <w:pStyle w:val="ListParagraph"/>
         <w:numPr>
           <w:ilvl w:val="0"/>
@@ -4057,6 +4222,7 @@
           <w:szCs w:val="24"/>
           <w:lang w:val="en-US"/>
         </w:rPr>
+        <w:lastRenderedPageBreak/>
         <w:t>CUSTOMER MANAGEMENT</w:t>
       </w:r>
     </w:p>
@@ -4183,7 +4349,6 @@
           <w:szCs w:val="24"/>
           <w:lang w:val="en-US"/>
         </w:rPr>
-        <w:lastRenderedPageBreak/>
         <w:t>Maintain customer records</w:t>
       </w:r>
     </w:p>
@@ -4460,7 +4625,25 @@
           <w:szCs w:val="24"/>
           <w:lang w:val="en-US"/>
         </w:rPr>
-        <w:t>The system shall allow product information to be recorded.</w:t>
+        <w:t xml:space="preserve">The system shall allow product information </w:t>
+      </w:r>
+      <w:r>
+        <w:rPr>
+          <w:rFonts w:ascii="Book Antiqua" w:hAnsi="Book Antiqua"/>
+          <w:sz w:val="24"/>
+          <w:szCs w:val="24"/>
+          <w:lang w:val="en-US"/>
+        </w:rPr>
+        <w:t>stored in the system to be used as reference for products or items requested or previously handled through the business</w:t>
+      </w:r>
+      <w:r>
+        <w:rPr>
+          <w:rFonts w:ascii="Book Antiqua" w:hAnsi="Book Antiqua"/>
+          <w:sz w:val="24"/>
+          <w:szCs w:val="24"/>
+          <w:lang w:val="en-US"/>
+        </w:rPr>
+        <w:t>. For product requested by a customer, actual availability and applicable price shall be confirmed through the product-sourcing process before the order is finalized.</w:t>
       </w:r>
     </w:p>
     <w:p>
@@ -4482,6 +4665,7 @@
           <w:szCs w:val="24"/>
           <w:lang w:val="en-US"/>
         </w:rPr>
+        <w:lastRenderedPageBreak/>
         <w:t>Product information may include:</w:t>
       </w:r>
     </w:p>
@@ -4586,7 +4770,7 @@
           <w:szCs w:val="24"/>
           <w:lang w:val="en-US"/>
         </w:rPr>
-        <w:t>Quantity</w:t>
+        <w:t>Size</w:t>
       </w:r>
     </w:p>
     <w:p>
@@ -4612,7 +4796,7 @@
           <w:szCs w:val="24"/>
           <w:lang w:val="en-US"/>
         </w:rPr>
-        <w:t>Size</w:t>
+        <w:t>Color</w:t>
       </w:r>
     </w:p>
     <w:p>
@@ -4638,7 +4822,7 @@
           <w:szCs w:val="24"/>
           <w:lang w:val="en-US"/>
         </w:rPr>
-        <w:t>Color</w:t>
+        <w:t>Unit price</w:t>
       </w:r>
     </w:p>
     <w:p>
@@ -4664,8 +4848,7 @@
           <w:szCs w:val="24"/>
           <w:lang w:val="en-US"/>
         </w:rPr>
-        <w:lastRenderedPageBreak/>
-        <w:t>Unit price</w:t>
+        <w:t>Currency</w:t>
       </w:r>
     </w:p>
     <w:p>
@@ -4691,7 +4874,7 @@
           <w:szCs w:val="24"/>
           <w:lang w:val="en-US"/>
         </w:rPr>
-        <w:t>Currency</w:t>
+        <w:t>Product image</w:t>
       </w:r>
     </w:p>
     <w:p>
@@ -4717,32 +4900,6 @@
           <w:szCs w:val="24"/>
           <w:lang w:val="en-US"/>
         </w:rPr>
-        <w:t>Product image</w:t>
-      </w:r>
-    </w:p>
-    <w:p>
-      <w:pPr>
-        <w:pStyle w:val="ListParagraph"/>
-        <w:numPr>
-          <w:ilvl w:val="0"/>
-          <w:numId w:val="11"/>
-        </w:numPr>
-        <w:spacing w:line="360" w:lineRule="auto"/>
-        <w:jc w:val="both"/>
-        <w:rPr>
-          <w:rFonts w:ascii="Book Antiqua" w:hAnsi="Book Antiqua"/>
-          <w:sz w:val="24"/>
-          <w:szCs w:val="24"/>
-          <w:lang w:val="en-US"/>
-        </w:rPr>
-      </w:pPr>
-      <w:r>
-        <w:rPr>
-          <w:rFonts w:ascii="Book Antiqua" w:hAnsi="Book Antiqua"/>
-          <w:sz w:val="24"/>
-          <w:szCs w:val="24"/>
-          <w:lang w:val="en-US"/>
-        </w:rPr>
         <w:t>Product description</w:t>
       </w:r>
     </w:p>
@@ -4793,7 +4950,47 @@
           <w:szCs w:val="24"/>
           <w:lang w:val="en-US"/>
         </w:rPr>
-        <w:t>Customers shall be able to place orders by entering their product requirements.</w:t>
+        <w:t xml:space="preserve">Customers shall be able to </w:t>
+      </w:r>
+      <w:r>
+        <w:rPr>
+          <w:rFonts w:ascii="Book Antiqua" w:hAnsi="Book Antiqua"/>
+          <w:sz w:val="24"/>
+          <w:szCs w:val="24"/>
+          <w:lang w:val="en-US"/>
+        </w:rPr>
+        <w:t>submit orders by providing</w:t>
+      </w:r>
+      <w:r>
+        <w:rPr>
+          <w:rFonts w:ascii="Book Antiqua" w:hAnsi="Book Antiqua"/>
+          <w:sz w:val="24"/>
+          <w:szCs w:val="24"/>
+          <w:lang w:val="en-US"/>
+        </w:rPr>
+        <w:t xml:space="preserve"> their product requirements.</w:t>
+      </w:r>
+    </w:p>
+    <w:p>
+      <w:pPr>
+        <w:spacing w:line="360" w:lineRule="auto"/>
+        <w:ind w:firstLine="720"/>
+        <w:jc w:val="both"/>
+        <w:rPr>
+          <w:rFonts w:ascii="Book Antiqua" w:hAnsi="Book Antiqua"/>
+          <w:sz w:val="24"/>
+          <w:szCs w:val="24"/>
+          <w:lang w:val="en-US"/>
+        </w:rPr>
+      </w:pPr>
+      <w:r>
+        <w:rPr>
+          <w:rFonts w:ascii="Book Antiqua" w:hAnsi="Book Antiqua"/>
+          <w:sz w:val="24"/>
+          <w:szCs w:val="24"/>
+          <w:lang w:val="en-US"/>
+        </w:rPr>
+        <w:t>Customers may select a product from available product information or submit a custom product request when the required product is not listed.</w:t>
       </w:r>
     </w:p>
     <w:p>
@@ -4971,6 +5168,7 @@
           <w:szCs w:val="24"/>
           <w:lang w:val="en-US"/>
         </w:rPr>
+        <w:lastRenderedPageBreak/>
         <w:t>Brand</w:t>
       </w:r>
     </w:p>
@@ -5132,6 +5330,28 @@
     </w:p>
     <w:p>
       <w:pPr>
+        <w:spacing w:line="360" w:lineRule="auto"/>
+        <w:ind w:left="720"/>
+        <w:jc w:val="both"/>
+        <w:rPr>
+          <w:rFonts w:ascii="Book Antiqua" w:hAnsi="Book Antiqua"/>
+          <w:sz w:val="24"/>
+          <w:szCs w:val="24"/>
+          <w:lang w:val="en-US"/>
+        </w:rPr>
+      </w:pPr>
+      <w:r>
+        <w:rPr>
+          <w:rFonts w:ascii="Book Antiqua" w:hAnsi="Book Antiqua"/>
+          <w:sz w:val="24"/>
+          <w:szCs w:val="24"/>
+          <w:lang w:val="en-US"/>
+        </w:rPr>
+        <w:t>After order has been submitted, Lisa or the responsible administrator shall review the request and coordinate with the relevant product source to confirm the availability and requirements of the requested product before the order proceeds to final processing.</w:t>
+      </w:r>
+    </w:p>
+    <w:p>
+      <w:pPr>
         <w:pStyle w:val="ListParagraph"/>
         <w:numPr>
           <w:ilvl w:val="0"/>
@@ -5203,7 +5423,6 @@
           <w:szCs w:val="24"/>
           <w:lang w:val="en-US"/>
         </w:rPr>
-        <w:lastRenderedPageBreak/>
         <w:t>Receive orders</w:t>
       </w:r>
     </w:p>
@@ -5432,6 +5651,7 @@
           <w:szCs w:val="24"/>
           <w:lang w:val="en-US"/>
         </w:rPr>
+        <w:lastRenderedPageBreak/>
         <w:t>TRACKING STAGES:</w:t>
       </w:r>
     </w:p>
@@ -5797,7 +6017,6 @@
           <w:szCs w:val="24"/>
           <w:lang w:val="en-US"/>
         </w:rPr>
-        <w:lastRenderedPageBreak/>
         <w:t xml:space="preserve">The system shall provide notifications relating to order updates. Example: </w:t>
       </w:r>
     </w:p>
@@ -6016,6 +6235,7 @@
           <w:szCs w:val="24"/>
           <w:lang w:val="en-US"/>
         </w:rPr>
+        <w:lastRenderedPageBreak/>
         <w:t>Track order</w:t>
       </w:r>
     </w:p>
@@ -6426,7 +6646,6 @@
           <w:szCs w:val="24"/>
           <w:lang w:eastAsia="en-TZ"/>
         </w:rPr>
-        <w:lastRenderedPageBreak/>
         <w:t></w:t>
       </w:r>
       <w:r>
@@ -6596,6 +6815,48 @@
     </w:p>
     <w:p>
       <w:pPr>
+        <w:pStyle w:val="ListParagraph"/>
+        <w:spacing w:line="360" w:lineRule="auto"/>
+        <w:ind w:left="1080"/>
+        <w:jc w:val="both"/>
+        <w:rPr>
+          <w:rFonts w:ascii="Book Antiqua" w:hAnsi="Book Antiqua"/>
+          <w:sz w:val="24"/>
+          <w:szCs w:val="24"/>
+          <w:lang w:val="en-US"/>
+        </w:rPr>
+      </w:pPr>
+    </w:p>
+    <w:p>
+      <w:pPr>
+        <w:pStyle w:val="ListParagraph"/>
+        <w:spacing w:line="360" w:lineRule="auto"/>
+        <w:ind w:left="1080"/>
+        <w:jc w:val="both"/>
+        <w:rPr>
+          <w:rFonts w:ascii="Book Antiqua" w:hAnsi="Book Antiqua"/>
+          <w:sz w:val="24"/>
+          <w:szCs w:val="24"/>
+          <w:lang w:val="en-US"/>
+        </w:rPr>
+      </w:pPr>
+    </w:p>
+    <w:p>
+      <w:pPr>
+        <w:pStyle w:val="ListParagraph"/>
+        <w:spacing w:line="360" w:lineRule="auto"/>
+        <w:ind w:left="1080"/>
+        <w:jc w:val="both"/>
+        <w:rPr>
+          <w:rFonts w:ascii="Book Antiqua" w:hAnsi="Book Antiqua"/>
+          <w:sz w:val="24"/>
+          <w:szCs w:val="24"/>
+          <w:lang w:val="en-US"/>
+        </w:rPr>
+      </w:pPr>
+    </w:p>
+    <w:p>
+      <w:pPr>
         <w:pStyle w:val="Heading2"/>
         <w:spacing w:line="360" w:lineRule="auto"/>
         <w:jc w:val="both"/>
@@ -6608,6 +6869,7 @@
         <w:rPr>
           <w:lang w:val="en-US"/>
         </w:rPr>
+        <w:lastRenderedPageBreak/>
         <w:t>USER CLASSES, ROLES &amp; RESPONSIBILITIES.</w:t>
       </w:r>
       <w:bookmarkEnd w:id="8"/>
@@ -7139,7 +7401,6 @@
           <w:szCs w:val="24"/>
           <w:lang w:val="en-US"/>
         </w:rPr>
-        <w:lastRenderedPageBreak/>
         <w:t>View incoming orders</w:t>
       </w:r>
     </w:p>
@@ -7270,6 +7531,7 @@
           <w:szCs w:val="24"/>
           <w:lang w:val="en-US"/>
         </w:rPr>
+        <w:lastRenderedPageBreak/>
         <w:t>View order history</w:t>
       </w:r>
     </w:p>
@@ -7373,18 +7635,7 @@
           <w:szCs w:val="24"/>
           <w:lang w:val="en-US"/>
         </w:rPr>
-        <w:t>Is the end user who uses the system to request products and monitor o</w:t>
-      </w:r>
-      <w:bookmarkStart w:id="9" w:name="_GoBack"/>
-      <w:bookmarkEnd w:id="9"/>
-      <w:r>
-        <w:rPr>
-          <w:rFonts w:ascii="Book Antiqua" w:hAnsi="Book Antiqua"/>
-          <w:sz w:val="24"/>
-          <w:szCs w:val="24"/>
-          <w:lang w:val="en-US"/>
-        </w:rPr>
-        <w:t>rders.</w:t>
+        <w:t>Is the end user who uses the system to request products and monitor orders.</w:t>
       </w:r>
     </w:p>
     <w:p>
@@ -7671,6 +7922,45 @@
     </w:p>
     <w:p>
       <w:pPr>
+        <w:spacing w:line="360" w:lineRule="auto"/>
+        <w:jc w:val="both"/>
+        <w:rPr>
+          <w:rFonts w:ascii="Book Antiqua" w:hAnsi="Book Antiqua"/>
+          <w:sz w:val="24"/>
+          <w:szCs w:val="24"/>
+          <w:u w:val="thick"/>
+          <w:lang w:val="en-US"/>
+        </w:rPr>
+      </w:pPr>
+    </w:p>
+    <w:p>
+      <w:pPr>
+        <w:spacing w:line="360" w:lineRule="auto"/>
+        <w:jc w:val="both"/>
+        <w:rPr>
+          <w:rFonts w:ascii="Book Antiqua" w:hAnsi="Book Antiqua"/>
+          <w:sz w:val="24"/>
+          <w:szCs w:val="24"/>
+          <w:u w:val="thick"/>
+          <w:lang w:val="en-US"/>
+        </w:rPr>
+      </w:pPr>
+    </w:p>
+    <w:p>
+      <w:pPr>
+        <w:spacing w:line="360" w:lineRule="auto"/>
+        <w:jc w:val="both"/>
+        <w:rPr>
+          <w:rFonts w:ascii="Book Antiqua" w:hAnsi="Book Antiqua"/>
+          <w:sz w:val="24"/>
+          <w:szCs w:val="24"/>
+          <w:u w:val="thick"/>
+          <w:lang w:val="en-US"/>
+        </w:rPr>
+      </w:pPr>
+    </w:p>
+    <w:p>
+      <w:pPr>
         <w:pStyle w:val="Heading1"/>
         <w:spacing w:line="360" w:lineRule="auto"/>
         <w:jc w:val="both"/>
@@ -7678,7 +7968,7 @@
           <w:lang w:val="en-US"/>
         </w:rPr>
       </w:pPr>
-      <w:bookmarkStart w:id="10" w:name="_Toc239061236"/>
+      <w:bookmarkStart w:id="9" w:name="_Toc239061236"/>
       <w:r>
         <w:rPr>
           <w:lang w:val="en-US"/>
@@ -7686,7 +7976,7 @@
         <w:lastRenderedPageBreak/>
         <w:t>BUSINESS PROSPECTS (AS IS)</w:t>
       </w:r>
-      <w:bookmarkEnd w:id="10"/>
+      <w:bookmarkEnd w:id="9"/>
     </w:p>
     <w:p>
       <w:pPr>
@@ -7796,6 +8086,15 @@
         <w:spacing w:line="360" w:lineRule="auto"/>
         <w:jc w:val="both"/>
         <w:rPr>
+          <w:noProof/>
+        </w:rPr>
+      </w:pPr>
+    </w:p>
+    <w:p>
+      <w:pPr>
+        <w:spacing w:line="360" w:lineRule="auto"/>
+        <w:jc w:val="both"/>
+        <w:rPr>
           <w:rFonts w:ascii="Book Antiqua" w:hAnsi="Book Antiqua"/>
           <w:sz w:val="24"/>
           <w:szCs w:val="24"/>
@@ -7809,9 +8108,9 @@
         </w:rPr>
         <w:lastRenderedPageBreak/>
         <w:drawing>
-          <wp:inline distT="0" distB="0" distL="0" distR="0" wp14:anchorId="380D0C57" wp14:editId="59E9D8F4">
-            <wp:extent cx="6105525" cy="4848225"/>
-            <wp:effectExtent l="0" t="0" r="9525" b="9525"/>
+          <wp:inline distT="0" distB="0" distL="0" distR="0" wp14:anchorId="65CE4FB4" wp14:editId="07321282">
+            <wp:extent cx="9237345" cy="5544820"/>
+            <wp:effectExtent l="0" t="0" r="1905" b="0"/>
             <wp:docPr id="1" name="Picture 1"/>
             <wp:cNvGraphicFramePr>
               <a:graphicFrameLocks xmlns:a="http://schemas.openxmlformats.org/drawingml/2006/main" noChangeAspect="1"/>
@@ -7832,7 +8131,7 @@
                   <pic:spPr>
                     <a:xfrm>
                       <a:off x="0" y="0"/>
-                      <a:ext cx="6105525" cy="4848225"/>
+                      <a:ext cx="9237345" cy="5544820"/>
                     </a:xfrm>
                     <a:prstGeom prst="rect">
                       <a:avLst/>
@@ -7863,10 +8162,10 @@
         </w:rPr>
         <w:lastRenderedPageBreak/>
         <w:drawing>
-          <wp:inline distT="0" distB="0" distL="0" distR="0" wp14:anchorId="6B724FC3" wp14:editId="6D9C7A1C">
-            <wp:extent cx="6105525" cy="3401060"/>
-            <wp:effectExtent l="0" t="0" r="9525" b="8890"/>
-            <wp:docPr id="2" name="Picture 2"/>
+          <wp:inline distT="0" distB="0" distL="0" distR="0" wp14:anchorId="279C0D0E" wp14:editId="28AD881C">
+            <wp:extent cx="7581900" cy="6390640"/>
+            <wp:effectExtent l="0" t="0" r="0" b="0"/>
+            <wp:docPr id="5" name="Picture 5"/>
             <wp:cNvGraphicFramePr>
               <a:graphicFrameLocks xmlns:a="http://schemas.openxmlformats.org/drawingml/2006/main" noChangeAspect="1"/>
             </wp:cNvGraphicFramePr>
@@ -7886,7 +8185,7 @@
                   <pic:spPr>
                     <a:xfrm>
                       <a:off x="0" y="0"/>
-                      <a:ext cx="6105525" cy="3401060"/>
+                      <a:ext cx="7581900" cy="6390640"/>
                     </a:xfrm>
                     <a:prstGeom prst="rect">
                       <a:avLst/>
@@ -7919,6 +8218,7 @@
           <w:u w:val="thick"/>
           <w:lang w:val="en-US"/>
         </w:rPr>
+        <w:lastRenderedPageBreak/>
         <w:t>NARRATIVE</w:t>
       </w:r>
     </w:p>
@@ -8000,7 +8300,68 @@
                 <w:szCs w:val="24"/>
                 <w:lang w:val="en-US"/>
               </w:rPr>
-              <w:t>) After processing order information, the client prepares and sends an invoice to the customer.</w:t>
+              <w:t xml:space="preserve">) </w:t>
+            </w:r>
+            <w:r>
+              <w:rPr>
+                <w:rFonts w:ascii="Book Antiqua" w:hAnsi="Book Antiqua"/>
+                <w:sz w:val="24"/>
+                <w:szCs w:val="24"/>
+                <w:lang w:val="en-US"/>
+              </w:rPr>
+              <w:t>Client checks for availability of product requested at source.</w:t>
+            </w:r>
+          </w:p>
+          <w:p>
+            <w:pPr>
+              <w:pStyle w:val="ListParagraph"/>
+              <w:numPr>
+                <w:ilvl w:val="0"/>
+                <w:numId w:val="33"/>
+              </w:numPr>
+              <w:spacing w:line="360" w:lineRule="auto"/>
+              <w:jc w:val="both"/>
+              <w:rPr>
+                <w:rFonts w:ascii="Book Antiqua" w:hAnsi="Book Antiqua"/>
+                <w:sz w:val="24"/>
+                <w:szCs w:val="24"/>
+                <w:lang w:val="en-US"/>
+              </w:rPr>
+            </w:pPr>
+            <w:r>
+              <w:rPr>
+                <w:rFonts w:ascii="Book Antiqua" w:hAnsi="Book Antiqua"/>
+                <w:sz w:val="24"/>
+                <w:szCs w:val="24"/>
+                <w:lang w:val="en-US"/>
+              </w:rPr>
+              <w:t>If available, proceeds to prepare pricing.</w:t>
+            </w:r>
+          </w:p>
+          <w:p>
+            <w:pPr>
+              <w:pStyle w:val="ListParagraph"/>
+              <w:numPr>
+                <w:ilvl w:val="0"/>
+                <w:numId w:val="33"/>
+              </w:numPr>
+              <w:spacing w:line="360" w:lineRule="auto"/>
+              <w:jc w:val="both"/>
+              <w:rPr>
+                <w:rFonts w:ascii="Book Antiqua" w:hAnsi="Book Antiqua"/>
+                <w:sz w:val="24"/>
+                <w:szCs w:val="24"/>
+                <w:lang w:val="en-US"/>
+              </w:rPr>
+            </w:pPr>
+            <w:r>
+              <w:rPr>
+                <w:rFonts w:ascii="Book Antiqua" w:hAnsi="Book Antiqua"/>
+                <w:sz w:val="24"/>
+                <w:szCs w:val="24"/>
+                <w:lang w:val="en-US"/>
+              </w:rPr>
+              <w:t>If not available, client informs customer via WhatsApp that the product cannot be obtained and the process ends.</w:t>
             </w:r>
           </w:p>
         </w:tc>
@@ -8035,7 +8396,16 @@
                 <w:szCs w:val="24"/>
                 <w:lang w:val="en-US"/>
               </w:rPr>
-              <w:t>) After the payment, the client processes and prepares the customer’s order for delivery.</w:t>
+              <w:t xml:space="preserve">) </w:t>
+            </w:r>
+            <w:r>
+              <w:rPr>
+                <w:rFonts w:ascii="Book Antiqua" w:hAnsi="Book Antiqua"/>
+                <w:sz w:val="24"/>
+                <w:szCs w:val="24"/>
+                <w:lang w:val="en-US"/>
+              </w:rPr>
+              <w:t>Client verifies payment, purchases product from China supplier and prepares shipment.</w:t>
             </w:r>
           </w:p>
         </w:tc>
@@ -8081,7 +8451,16 @@
                 <w:szCs w:val="24"/>
                 <w:lang w:val="en-US"/>
               </w:rPr>
-              <w:t>Client receives the customer’s request and begins handling the order.</w:t>
+              <w:t xml:space="preserve">Client receives the customer’s request and </w:t>
+            </w:r>
+            <w:r>
+              <w:rPr>
+                <w:rFonts w:ascii="Book Antiqua" w:hAnsi="Book Antiqua"/>
+                <w:sz w:val="24"/>
+                <w:szCs w:val="24"/>
+                <w:lang w:val="en-US"/>
+              </w:rPr>
+              <w:t>records details manually on paper.</w:t>
             </w:r>
           </w:p>
         </w:tc>
@@ -8116,7 +8495,16 @@
                 <w:szCs w:val="24"/>
                 <w:lang w:val="en-US"/>
               </w:rPr>
-              <w:t>) The customer receives the invoice containing amount to be paid.</w:t>
+              <w:t xml:space="preserve">) The customer receives the invoice containing </w:t>
+            </w:r>
+            <w:r>
+              <w:rPr>
+                <w:rFonts w:ascii="Book Antiqua" w:hAnsi="Book Antiqua"/>
+                <w:sz w:val="24"/>
+                <w:szCs w:val="24"/>
+                <w:lang w:val="en-US"/>
+              </w:rPr>
+              <w:t>total cost and payment instructions.</w:t>
             </w:r>
           </w:p>
         </w:tc>
@@ -8151,7 +8539,7 @@
                 <w:szCs w:val="24"/>
                 <w:lang w:val="en-US"/>
               </w:rPr>
-              <w:t>) The prepared product is delivered to the customer.</w:t>
+              <w:t>) Client ships and delivers product to the customer.</w:t>
             </w:r>
           </w:p>
         </w:tc>
@@ -8179,7 +8567,6 @@
                 <w:szCs w:val="24"/>
                 <w:lang w:val="en-US"/>
               </w:rPr>
-              <w:lastRenderedPageBreak/>
               <w:t>3</w:t>
             </w:r>
             <w:r>
@@ -8189,7 +8576,16 @@
                 <w:szCs w:val="24"/>
                 <w:lang w:val="en-US"/>
               </w:rPr>
-              <w:t>) Client manually records the order details and confirms the request with the customer.</w:t>
+              <w:t xml:space="preserve">) Client </w:t>
+            </w:r>
+            <w:r>
+              <w:rPr>
+                <w:rFonts w:ascii="Book Antiqua" w:hAnsi="Book Antiqua"/>
+                <w:sz w:val="24"/>
+                <w:szCs w:val="24"/>
+                <w:lang w:val="en-US"/>
+              </w:rPr>
+              <w:t>contacts external suppliers in China to check product availability and pricing.</w:t>
             </w:r>
           </w:p>
         </w:tc>
@@ -8224,7 +8620,16 @@
                 <w:szCs w:val="24"/>
                 <w:lang w:val="en-US"/>
               </w:rPr>
-              <w:t>) The customer makes the required payment for the order.</w:t>
+              <w:t xml:space="preserve">) The customer makes the required payment </w:t>
+            </w:r>
+            <w:r>
+              <w:rPr>
+                <w:rFonts w:ascii="Book Antiqua" w:hAnsi="Book Antiqua"/>
+                <w:sz w:val="24"/>
+                <w:szCs w:val="24"/>
+                <w:lang w:val="en-US"/>
+              </w:rPr>
+              <w:t>through bank/Mobile money and sends proof of payment via WhatsApp.</w:t>
             </w:r>
           </w:p>
         </w:tc>
@@ -8259,7 +8664,16 @@
                 <w:szCs w:val="24"/>
                 <w:lang w:val="en-US"/>
               </w:rPr>
-              <w:t>) Customer receives product, completing the delivery process.</w:t>
+              <w:t xml:space="preserve">) Customer receives product, completing the </w:t>
+            </w:r>
+            <w:r>
+              <w:rPr>
+                <w:rFonts w:ascii="Book Antiqua" w:hAnsi="Book Antiqua"/>
+                <w:sz w:val="24"/>
+                <w:szCs w:val="24"/>
+                <w:lang w:val="en-US"/>
+              </w:rPr>
+              <w:t>ordering process.</w:t>
             </w:r>
           </w:p>
         </w:tc>
@@ -8287,14 +8701,15 @@
           <w:lang w:val="en-US"/>
         </w:rPr>
       </w:pPr>
-      <w:bookmarkStart w:id="11" w:name="_Toc239061237"/>
+      <w:bookmarkStart w:id="10" w:name="_Toc239061237"/>
       <w:r>
         <w:rPr>
           <w:lang w:val="en-US"/>
         </w:rPr>
+        <w:lastRenderedPageBreak/>
         <w:t>BUSINESS PROSPECTS (TO BE)</w:t>
       </w:r>
-      <w:bookmarkEnd w:id="11"/>
+      <w:bookmarkEnd w:id="10"/>
     </w:p>
     <w:p>
       <w:pPr>
@@ -8434,10 +8849,10 @@
         </w:rPr>
         <w:lastRenderedPageBreak/>
         <w:drawing>
-          <wp:inline distT="0" distB="0" distL="0" distR="0" wp14:anchorId="783D4AC3" wp14:editId="5D6423EB">
-            <wp:extent cx="6105525" cy="5657215"/>
-            <wp:effectExtent l="0" t="0" r="9525" b="635"/>
-            <wp:docPr id="3" name="Picture 3"/>
+          <wp:inline distT="0" distB="0" distL="0" distR="0" wp14:anchorId="35DDF179" wp14:editId="1E858D98">
+            <wp:extent cx="6896735" cy="6390640"/>
+            <wp:effectExtent l="0" t="0" r="0" b="0"/>
+            <wp:docPr id="6" name="Picture 6"/>
             <wp:cNvGraphicFramePr>
               <a:graphicFrameLocks xmlns:a="http://schemas.openxmlformats.org/drawingml/2006/main" noChangeAspect="1"/>
             </wp:cNvGraphicFramePr>
@@ -8457,7 +8872,7 @@
                   <pic:spPr>
                     <a:xfrm>
                       <a:off x="0" y="0"/>
-                      <a:ext cx="6105525" cy="5657215"/>
+                      <a:ext cx="6896735" cy="6390640"/>
                     </a:xfrm>
                     <a:prstGeom prst="rect">
                       <a:avLst/>
@@ -8482,28 +8897,15 @@
           <w:lang w:val="en-US"/>
         </w:rPr>
       </w:pPr>
-    </w:p>
-    <w:p>
-      <w:pPr>
-        <w:spacing w:line="360" w:lineRule="auto"/>
-        <w:jc w:val="both"/>
-        <w:rPr>
-          <w:rFonts w:ascii="Book Antiqua" w:hAnsi="Book Antiqua"/>
-          <w:sz w:val="24"/>
-          <w:szCs w:val="24"/>
-          <w:u w:val="thick"/>
-          <w:lang w:val="en-US"/>
-        </w:rPr>
-      </w:pPr>
       <w:r>
         <w:rPr>
           <w:noProof/>
         </w:rPr>
         <w:lastRenderedPageBreak/>
         <w:drawing>
-          <wp:inline distT="0" distB="0" distL="0" distR="0" wp14:anchorId="4C0995CF" wp14:editId="1AF5363C">
-            <wp:extent cx="6105525" cy="7668260"/>
-            <wp:effectExtent l="0" t="0" r="9525" b="8890"/>
+          <wp:inline distT="0" distB="0" distL="0" distR="0" wp14:anchorId="4C0995CF" wp14:editId="46BC29B0">
+            <wp:extent cx="6105434" cy="6826103"/>
+            <wp:effectExtent l="0" t="0" r="0" b="0"/>
             <wp:docPr id="4" name="Picture 4"/>
             <wp:cNvGraphicFramePr>
               <a:graphicFrameLocks xmlns:a="http://schemas.openxmlformats.org/drawingml/2006/main" noChangeAspect="1"/>
@@ -8524,7 +8926,7 @@
                   <pic:spPr>
                     <a:xfrm>
                       <a:off x="0" y="0"/>
-                      <a:ext cx="6105525" cy="7668260"/>
+                      <a:ext cx="6111279" cy="6832637"/>
                     </a:xfrm>
                     <a:prstGeom prst="rect">
                       <a:avLst/>
@@ -8563,16 +8965,16 @@
     <w:tbl>
       <w:tblPr>
         <w:tblStyle w:val="TableGrid"/>
-        <w:tblW w:w="10273" w:type="dxa"/>
+        <w:tblW w:w="11172" w:type="dxa"/>
         <w:tblLook w:val="04A0" w:firstRow="1" w:lastRow="0" w:firstColumn="1" w:lastColumn="0" w:noHBand="0" w:noVBand="1"/>
       </w:tblPr>
       <w:tblGrid>
-        <w:gridCol w:w="1482"/>
-        <w:gridCol w:w="1733"/>
+        <w:gridCol w:w="1618"/>
+        <w:gridCol w:w="2263"/>
+        <w:gridCol w:w="1858"/>
         <w:gridCol w:w="1740"/>
-        <w:gridCol w:w="1800"/>
-        <w:gridCol w:w="1738"/>
-        <w:gridCol w:w="1780"/>
+        <w:gridCol w:w="1673"/>
+        <w:gridCol w:w="2020"/>
       </w:tblGrid>
       <w:tr>
         <w:trPr>
@@ -8580,33 +8982,60 @@
         </w:trPr>
         <w:tc>
           <w:tcPr>
-            <w:tcW w:w="1482" w:type="dxa"/>
-          </w:tcPr>
-          <w:p>
-            <w:pPr>
-              <w:spacing w:line="360" w:lineRule="auto"/>
-              <w:jc w:val="both"/>
-              <w:rPr>
-                <w:rFonts w:ascii="Book Antiqua" w:hAnsi="Book Antiqua"/>
-                <w:sz w:val="24"/>
-                <w:szCs w:val="24"/>
-                <w:lang w:val="en-US"/>
-              </w:rPr>
-            </w:pPr>
-            <w:r>
-              <w:rPr>
-                <w:rFonts w:ascii="Book Antiqua" w:hAnsi="Book Antiqua"/>
-                <w:sz w:val="24"/>
-                <w:szCs w:val="24"/>
-                <w:lang w:val="en-US"/>
-              </w:rPr>
-              <w:t>1) Customer accesses AgizaSafe to begin the ordering process.</w:t>
-            </w:r>
-          </w:p>
-        </w:tc>
-        <w:tc>
-          <w:tcPr>
-            <w:tcW w:w="1733" w:type="dxa"/>
+            <w:tcW w:w="1618" w:type="dxa"/>
+          </w:tcPr>
+          <w:p>
+            <w:pPr>
+              <w:spacing w:line="360" w:lineRule="auto"/>
+              <w:jc w:val="both"/>
+              <w:rPr>
+                <w:rFonts w:ascii="Book Antiqua" w:hAnsi="Book Antiqua"/>
+                <w:sz w:val="24"/>
+                <w:szCs w:val="24"/>
+                <w:lang w:val="en-US"/>
+              </w:rPr>
+            </w:pPr>
+            <w:r>
+              <w:rPr>
+                <w:rFonts w:ascii="Book Antiqua" w:hAnsi="Book Antiqua"/>
+                <w:sz w:val="24"/>
+                <w:szCs w:val="24"/>
+                <w:lang w:val="en-US"/>
+              </w:rPr>
+              <w:t xml:space="preserve">1) </w:t>
+            </w:r>
+            <w:r>
+              <w:rPr>
+                <w:rFonts w:ascii="Book Antiqua" w:hAnsi="Book Antiqua"/>
+                <w:sz w:val="24"/>
+                <w:szCs w:val="24"/>
+                <w:lang w:val="en-US"/>
+              </w:rPr>
+              <w:t>The c</w:t>
+            </w:r>
+            <w:r>
+              <w:rPr>
+                <w:rFonts w:ascii="Book Antiqua" w:hAnsi="Book Antiqua"/>
+                <w:sz w:val="24"/>
+                <w:szCs w:val="24"/>
+                <w:lang w:val="en-US"/>
+              </w:rPr>
+              <w:t xml:space="preserve">ustomer accesses AgizaSafe </w:t>
+            </w:r>
+            <w:r>
+              <w:rPr>
+                <w:rFonts w:ascii="Book Antiqua" w:hAnsi="Book Antiqua"/>
+                <w:sz w:val="24"/>
+                <w:szCs w:val="24"/>
+                <w:lang w:val="en-US"/>
+              </w:rPr>
+              <w:t>web application landing view.</w:t>
+            </w:r>
+          </w:p>
+        </w:tc>
+        <w:tc>
+          <w:tcPr>
+            <w:tcW w:w="2263" w:type="dxa"/>
           </w:tcPr>
           <w:p>
             <w:pPr>
@@ -8635,7 +9064,90 @@
                 <w:szCs w:val="24"/>
                 <w:lang w:val="en-US"/>
               </w:rPr>
-              <w:t>searches for the required product in the products catalog.</w:t>
+              <w:t>reference catalog item</w:t>
+            </w:r>
+          </w:p>
+          <w:p>
+            <w:pPr>
+              <w:spacing w:line="360" w:lineRule="auto"/>
+              <w:jc w:val="both"/>
+              <w:rPr>
+                <w:rFonts w:ascii="Book Antiqua" w:hAnsi="Book Antiqua"/>
+                <w:sz w:val="24"/>
+                <w:szCs w:val="24"/>
+                <w:lang w:val="en-US"/>
+              </w:rPr>
+            </w:pPr>
+            <w:r>
+              <w:rPr>
+                <w:rFonts w:ascii="Book Antiqua" w:hAnsi="Book Antiqua"/>
+                <w:sz w:val="24"/>
+                <w:szCs w:val="24"/>
+                <w:lang w:val="en-US"/>
+              </w:rPr>
+              <w:t>(Selects item; system pre-populates basic details) or custom request (fills custom specification form). Also uploads reference photos/documents for custom request.</w:t>
+            </w:r>
+          </w:p>
+        </w:tc>
+        <w:tc>
+          <w:tcPr>
+            <w:tcW w:w="1858" w:type="dxa"/>
+          </w:tcPr>
+          <w:p>
+            <w:pPr>
+              <w:spacing w:line="360" w:lineRule="auto"/>
+              <w:jc w:val="both"/>
+              <w:rPr>
+                <w:rFonts w:ascii="Book Antiqua" w:hAnsi="Book Antiqua"/>
+                <w:sz w:val="24"/>
+                <w:szCs w:val="24"/>
+                <w:lang w:val="en-US"/>
+              </w:rPr>
+            </w:pPr>
+            <w:r>
+              <w:rPr>
+                <w:rFonts w:ascii="Book Antiqua" w:hAnsi="Book Antiqua"/>
+                <w:sz w:val="24"/>
+                <w:szCs w:val="24"/>
+                <w:lang w:val="en-US"/>
+              </w:rPr>
+              <w:t xml:space="preserve">7) </w:t>
+            </w:r>
+            <w:r>
+              <w:rPr>
+                <w:rFonts w:ascii="Book Antiqua" w:hAnsi="Book Antiqua"/>
+                <w:sz w:val="24"/>
+                <w:szCs w:val="24"/>
+                <w:lang w:val="en-US"/>
+              </w:rPr>
+              <w:t xml:space="preserve">The </w:t>
+            </w:r>
+            <w:r>
+              <w:rPr>
+                <w:rFonts w:ascii="Book Antiqua" w:hAnsi="Book Antiqua"/>
+                <w:sz w:val="24"/>
+                <w:szCs w:val="24"/>
+                <w:lang w:val="en-US"/>
+              </w:rPr>
+              <w:t>Administrator</w:t>
+            </w:r>
+            <w:r>
+              <w:rPr>
+                <w:rFonts w:ascii="Book Antiqua" w:hAnsi="Book Antiqua"/>
+                <w:sz w:val="24"/>
+                <w:szCs w:val="24"/>
+                <w:lang w:val="en-US"/>
+              </w:rPr>
+              <w:t xml:space="preserve"> contacts China/external suppliers to verify </w:t>
+            </w:r>
+            <w:r>
+              <w:rPr>
+                <w:rFonts w:ascii="Book Antiqua" w:hAnsi="Book Antiqua"/>
+                <w:sz w:val="24"/>
+                <w:szCs w:val="24"/>
+                <w:lang w:val="en-US"/>
+              </w:rPr>
+              <w:t>availability, unit price and shipping duty/costs.</w:t>
             </w:r>
           </w:p>
         </w:tc>
@@ -8661,94 +9173,122 @@
                 <w:szCs w:val="24"/>
                 <w:lang w:val="en-US"/>
               </w:rPr>
-              <w:t xml:space="preserve">7) </w:t>
-            </w:r>
-            <w:r>
-              <w:rPr>
-                <w:rFonts w:ascii="Book Antiqua" w:hAnsi="Book Antiqua"/>
-                <w:sz w:val="24"/>
-                <w:szCs w:val="24"/>
-                <w:lang w:val="en-US"/>
-              </w:rPr>
-              <w:t>The customer receives and reviews the invoice before making payment.</w:t>
-            </w:r>
-          </w:p>
-        </w:tc>
-        <w:tc>
-          <w:tcPr>
-            <w:tcW w:w="1800" w:type="dxa"/>
-          </w:tcPr>
-          <w:p>
-            <w:pPr>
-              <w:spacing w:line="360" w:lineRule="auto"/>
-              <w:jc w:val="both"/>
-              <w:rPr>
-                <w:rFonts w:ascii="Book Antiqua" w:hAnsi="Book Antiqua"/>
-                <w:sz w:val="24"/>
-                <w:szCs w:val="24"/>
-                <w:lang w:val="en-US"/>
-              </w:rPr>
-            </w:pPr>
-            <w:r>
-              <w:rPr>
-                <w:rFonts w:ascii="Book Antiqua" w:hAnsi="Book Antiqua"/>
-                <w:sz w:val="24"/>
-                <w:szCs w:val="24"/>
-                <w:lang w:val="en-US"/>
-              </w:rPr>
-              <w:t>10) The order is received and confirmed by Administrator.</w:t>
-            </w:r>
-          </w:p>
-        </w:tc>
-        <w:tc>
-          <w:tcPr>
-            <w:tcW w:w="1738" w:type="dxa"/>
-          </w:tcPr>
-          <w:p>
-            <w:pPr>
-              <w:spacing w:line="360" w:lineRule="auto"/>
-              <w:jc w:val="both"/>
-              <w:rPr>
-                <w:rFonts w:ascii="Book Antiqua" w:hAnsi="Book Antiqua"/>
-                <w:sz w:val="24"/>
-                <w:szCs w:val="24"/>
-                <w:lang w:val="en-US"/>
-              </w:rPr>
-            </w:pPr>
-            <w:r>
-              <w:rPr>
-                <w:rFonts w:ascii="Book Antiqua" w:hAnsi="Book Antiqua"/>
-                <w:sz w:val="24"/>
-                <w:szCs w:val="24"/>
-                <w:lang w:val="en-US"/>
-              </w:rPr>
-              <w:t>13) Delivery is assigned so that the prepared order can be sent to the customer.</w:t>
-            </w:r>
-          </w:p>
-        </w:tc>
-        <w:tc>
-          <w:tcPr>
-            <w:tcW w:w="1780" w:type="dxa"/>
-          </w:tcPr>
-          <w:p>
-            <w:pPr>
-              <w:spacing w:line="360" w:lineRule="auto"/>
-              <w:jc w:val="both"/>
-              <w:rPr>
-                <w:rFonts w:ascii="Book Antiqua" w:hAnsi="Book Antiqua"/>
-                <w:sz w:val="24"/>
-                <w:szCs w:val="24"/>
-                <w:lang w:val="en-US"/>
-              </w:rPr>
-            </w:pPr>
-            <w:r>
-              <w:rPr>
-                <w:rFonts w:ascii="Book Antiqua" w:hAnsi="Book Antiqua"/>
-                <w:sz w:val="24"/>
-                <w:szCs w:val="24"/>
-                <w:lang w:val="en-US"/>
-              </w:rPr>
-              <w:t>16) The customer confirms through the system that the product has been received</w:t>
+              <w:t>9</w:t>
+            </w:r>
+            <w:r>
+              <w:rPr>
+                <w:rFonts w:ascii="Book Antiqua" w:hAnsi="Book Antiqua"/>
+                <w:sz w:val="24"/>
+                <w:szCs w:val="24"/>
+                <w:lang w:val="en-US"/>
+              </w:rPr>
+              <w:t xml:space="preserve">) </w:t>
+            </w:r>
+            <w:r>
+              <w:rPr>
+                <w:rFonts w:ascii="Book Antiqua" w:hAnsi="Book Antiqua"/>
+                <w:sz w:val="24"/>
+                <w:szCs w:val="24"/>
+                <w:lang w:val="en-US"/>
+              </w:rPr>
+              <w:t>Customer receives invoice alert and reviews cost breakdown.</w:t>
+            </w:r>
+          </w:p>
+        </w:tc>
+        <w:tc>
+          <w:tcPr>
+            <w:tcW w:w="1673" w:type="dxa"/>
+          </w:tcPr>
+          <w:p>
+            <w:pPr>
+              <w:spacing w:line="360" w:lineRule="auto"/>
+              <w:jc w:val="both"/>
+              <w:rPr>
+                <w:rFonts w:ascii="Book Antiqua" w:hAnsi="Book Antiqua"/>
+                <w:sz w:val="24"/>
+                <w:szCs w:val="24"/>
+                <w:lang w:val="en-US"/>
+              </w:rPr>
+            </w:pPr>
+            <w:r>
+              <w:rPr>
+                <w:rFonts w:ascii="Book Antiqua" w:hAnsi="Book Antiqua"/>
+                <w:sz w:val="24"/>
+                <w:szCs w:val="24"/>
+                <w:lang w:val="en-US"/>
+              </w:rPr>
+              <w:t>1</w:t>
+            </w:r>
+            <w:r>
+              <w:rPr>
+                <w:rFonts w:ascii="Book Antiqua" w:hAnsi="Book Antiqua"/>
+                <w:sz w:val="24"/>
+                <w:szCs w:val="24"/>
+                <w:lang w:val="en-US"/>
+              </w:rPr>
+              <w:t>2) The administrator purchases product from the supplier and packs item</w:t>
+            </w:r>
+            <w:r>
+              <w:rPr>
+                <w:rFonts w:ascii="Book Antiqua" w:hAnsi="Book Antiqua"/>
+                <w:sz w:val="24"/>
+                <w:szCs w:val="24"/>
+                <w:lang w:val="en-US"/>
+              </w:rPr>
+              <w:t>.</w:t>
+            </w:r>
+          </w:p>
+        </w:tc>
+        <w:tc>
+          <w:tcPr>
+            <w:tcW w:w="2020" w:type="dxa"/>
+          </w:tcPr>
+          <w:p>
+            <w:pPr>
+              <w:spacing w:line="360" w:lineRule="auto"/>
+              <w:jc w:val="both"/>
+              <w:rPr>
+                <w:rFonts w:ascii="Book Antiqua" w:hAnsi="Book Antiqua"/>
+                <w:sz w:val="24"/>
+                <w:szCs w:val="24"/>
+                <w:lang w:val="en-US"/>
+              </w:rPr>
+            </w:pPr>
+            <w:r>
+              <w:rPr>
+                <w:rFonts w:ascii="Book Antiqua" w:hAnsi="Book Antiqua"/>
+                <w:sz w:val="24"/>
+                <w:szCs w:val="24"/>
+                <w:lang w:val="en-US"/>
+              </w:rPr>
+              <w:t>1</w:t>
+            </w:r>
+            <w:r>
+              <w:rPr>
+                <w:rFonts w:ascii="Book Antiqua" w:hAnsi="Book Antiqua"/>
+                <w:sz w:val="24"/>
+                <w:szCs w:val="24"/>
+                <w:lang w:val="en-US"/>
+              </w:rPr>
+              <w:t>5</w:t>
+            </w:r>
+            <w:r>
+              <w:rPr>
+                <w:rFonts w:ascii="Book Antiqua" w:hAnsi="Book Antiqua"/>
+                <w:sz w:val="24"/>
+                <w:szCs w:val="24"/>
+                <w:lang w:val="en-US"/>
+              </w:rPr>
+              <w:t xml:space="preserve">) The customer </w:t>
+            </w:r>
+            <w:r>
+              <w:rPr>
+                <w:rFonts w:ascii="Book Antiqua" w:hAnsi="Book Antiqua"/>
+                <w:sz w:val="24"/>
+                <w:szCs w:val="24"/>
+                <w:lang w:val="en-US"/>
+              </w:rPr>
+              <w:t xml:space="preserve">receives physical shipment from courier. </w:t>
             </w:r>
           </w:p>
         </w:tc>
@@ -8756,62 +9296,100 @@
       <w:tr>
         <w:tc>
           <w:tcPr>
-            <w:tcW w:w="1482" w:type="dxa"/>
-          </w:tcPr>
-          <w:p>
-            <w:pPr>
-              <w:spacing w:line="360" w:lineRule="auto"/>
-              <w:jc w:val="both"/>
-              <w:rPr>
-                <w:rFonts w:ascii="Book Antiqua" w:hAnsi="Book Antiqua"/>
-                <w:sz w:val="24"/>
-                <w:szCs w:val="24"/>
-                <w:lang w:val="en-US"/>
-              </w:rPr>
-            </w:pPr>
-            <w:r>
-              <w:rPr>
-                <w:rFonts w:ascii="Book Antiqua" w:hAnsi="Book Antiqua"/>
-                <w:sz w:val="24"/>
-                <w:szCs w:val="24"/>
-                <w:lang w:val="en-US"/>
-              </w:rPr>
-              <w:t>2) The customer creates profile so their information can be stored and linked to future orders.</w:t>
-            </w:r>
-          </w:p>
-        </w:tc>
-        <w:tc>
-          <w:tcPr>
-            <w:tcW w:w="1733" w:type="dxa"/>
-          </w:tcPr>
-          <w:p>
-            <w:pPr>
-              <w:spacing w:line="360" w:lineRule="auto"/>
-              <w:jc w:val="both"/>
-              <w:rPr>
-                <w:rFonts w:ascii="Book Antiqua" w:hAnsi="Book Antiqua"/>
-                <w:sz w:val="24"/>
-                <w:szCs w:val="24"/>
-                <w:lang w:val="en-US"/>
-              </w:rPr>
-            </w:pPr>
-            <w:r>
-              <w:rPr>
-                <w:rFonts w:ascii="Book Antiqua" w:hAnsi="Book Antiqua"/>
-                <w:sz w:val="24"/>
-                <w:szCs w:val="24"/>
-                <w:lang w:val="en-US"/>
-              </w:rPr>
-              <w:t xml:space="preserve">5) </w:t>
-            </w:r>
-            <w:r>
-              <w:rPr>
-                <w:rFonts w:ascii="Book Antiqua" w:hAnsi="Book Antiqua"/>
-                <w:sz w:val="24"/>
-                <w:szCs w:val="24"/>
-                <w:lang w:val="en-US"/>
-              </w:rPr>
-              <w:t>The customer checks if product required is available. If not available, process ends and if available, submits the order through the system.</w:t>
+            <w:tcW w:w="1618" w:type="dxa"/>
+          </w:tcPr>
+          <w:p>
+            <w:pPr>
+              <w:spacing w:line="360" w:lineRule="auto"/>
+              <w:jc w:val="both"/>
+              <w:rPr>
+                <w:rFonts w:ascii="Book Antiqua" w:hAnsi="Book Antiqua"/>
+                <w:sz w:val="24"/>
+                <w:szCs w:val="24"/>
+                <w:lang w:val="en-US"/>
+              </w:rPr>
+            </w:pPr>
+            <w:r>
+              <w:rPr>
+                <w:rFonts w:ascii="Book Antiqua" w:hAnsi="Book Antiqua"/>
+                <w:sz w:val="24"/>
+                <w:szCs w:val="24"/>
+                <w:lang w:val="en-US"/>
+              </w:rPr>
+              <w:t xml:space="preserve">2) The customer creates profile so their information can be stored </w:t>
+            </w:r>
+            <w:r>
+              <w:rPr>
+                <w:rFonts w:ascii="Book Antiqua" w:hAnsi="Book Antiqua"/>
+                <w:sz w:val="24"/>
+                <w:szCs w:val="24"/>
+                <w:lang w:val="en-US"/>
+              </w:rPr>
+              <w:lastRenderedPageBreak/>
+              <w:t>and linked to future orders.</w:t>
+            </w:r>
+          </w:p>
+        </w:tc>
+        <w:tc>
+          <w:tcPr>
+            <w:tcW w:w="2263" w:type="dxa"/>
+          </w:tcPr>
+          <w:p>
+            <w:pPr>
+              <w:spacing w:line="360" w:lineRule="auto"/>
+              <w:jc w:val="both"/>
+              <w:rPr>
+                <w:rFonts w:ascii="Book Antiqua" w:hAnsi="Book Antiqua"/>
+                <w:sz w:val="24"/>
+                <w:szCs w:val="24"/>
+                <w:lang w:val="en-US"/>
+              </w:rPr>
+            </w:pPr>
+            <w:r>
+              <w:rPr>
+                <w:rFonts w:ascii="Book Antiqua" w:hAnsi="Book Antiqua"/>
+                <w:sz w:val="24"/>
+                <w:szCs w:val="24"/>
+                <w:lang w:val="en-US"/>
+              </w:rPr>
+              <w:lastRenderedPageBreak/>
+              <w:t>5) The customer submits product request. System generates tracking ID e.g. #AG001 sets status to “ORDER PLACED”.</w:t>
+            </w:r>
+          </w:p>
+        </w:tc>
+        <w:tc>
+          <w:tcPr>
+            <w:tcW w:w="1858" w:type="dxa"/>
+          </w:tcPr>
+          <w:p>
+            <w:pPr>
+              <w:spacing w:line="360" w:lineRule="auto"/>
+              <w:jc w:val="both"/>
+              <w:rPr>
+                <w:rFonts w:ascii="Book Antiqua" w:hAnsi="Book Antiqua"/>
+                <w:sz w:val="24"/>
+                <w:szCs w:val="24"/>
+                <w:lang w:val="en-US"/>
+              </w:rPr>
+            </w:pPr>
+            <w:r>
+              <w:rPr>
+                <w:rFonts w:ascii="Book Antiqua" w:hAnsi="Book Antiqua"/>
+                <w:sz w:val="24"/>
+                <w:szCs w:val="24"/>
+                <w:lang w:val="en-US"/>
+              </w:rPr>
+              <w:t xml:space="preserve">The administrator asks if product is available. If NO, Administrator sets status to </w:t>
+            </w:r>
+            <w:r>
+              <w:rPr>
+                <w:rFonts w:ascii="Book Antiqua" w:hAnsi="Book Antiqua"/>
+                <w:sz w:val="24"/>
+                <w:szCs w:val="24"/>
+                <w:lang w:val="en-US"/>
+              </w:rPr>
+              <w:lastRenderedPageBreak/>
+              <w:t>“UNABLE TO SOURCE”, enters reason, system notifies customer and process ends. If YES, Administrator updates status to “SOURCING CONFIRMED” with locked unit price and costs.</w:t>
             </w:r>
           </w:p>
         </w:tc>
@@ -8837,127 +9415,120 @@
                 <w:szCs w:val="24"/>
                 <w:lang w:val="en-US"/>
               </w:rPr>
-              <w:t xml:space="preserve">8) </w:t>
-            </w:r>
-            <w:r>
-              <w:rPr>
-                <w:rFonts w:ascii="Book Antiqua" w:hAnsi="Book Antiqua"/>
-                <w:sz w:val="24"/>
-                <w:szCs w:val="24"/>
-                <w:lang w:val="en-US"/>
-              </w:rPr>
-              <w:t>The customer makes required payment through the available payment process.</w:t>
-            </w:r>
-          </w:p>
-        </w:tc>
-        <w:tc>
-          <w:tcPr>
-            <w:tcW w:w="1800" w:type="dxa"/>
-          </w:tcPr>
-          <w:p>
-            <w:pPr>
-              <w:spacing w:line="360" w:lineRule="auto"/>
-              <w:jc w:val="both"/>
-              <w:rPr>
-                <w:rFonts w:ascii="Book Antiqua" w:hAnsi="Book Antiqua"/>
-                <w:sz w:val="24"/>
-                <w:szCs w:val="24"/>
-                <w:lang w:val="en-US"/>
-              </w:rPr>
-            </w:pPr>
-            <w:r>
-              <w:rPr>
-                <w:rFonts w:ascii="Book Antiqua" w:hAnsi="Book Antiqua"/>
-                <w:sz w:val="24"/>
-                <w:szCs w:val="24"/>
-                <w:lang w:val="en-US"/>
-              </w:rPr>
-              <w:t>11) The Administrator searches customer and respective product(s)</w:t>
-            </w:r>
-          </w:p>
-        </w:tc>
-        <w:tc>
-          <w:tcPr>
-            <w:tcW w:w="1738" w:type="dxa"/>
-          </w:tcPr>
-          <w:p>
-            <w:pPr>
-              <w:spacing w:line="360" w:lineRule="auto"/>
-              <w:jc w:val="both"/>
-              <w:rPr>
-                <w:rFonts w:ascii="Book Antiqua" w:hAnsi="Book Antiqua"/>
-                <w:sz w:val="24"/>
-                <w:szCs w:val="24"/>
-                <w:lang w:val="en-US"/>
-              </w:rPr>
-            </w:pPr>
-            <w:r>
-              <w:rPr>
-                <w:rFonts w:ascii="Book Antiqua" w:hAnsi="Book Antiqua"/>
-                <w:sz w:val="24"/>
-                <w:szCs w:val="24"/>
-                <w:lang w:val="en-US"/>
-              </w:rPr>
-              <w:t>14) The customer follows the progress of the order through the system.</w:t>
-            </w:r>
-          </w:p>
-        </w:tc>
-        <w:tc>
-          <w:tcPr>
-            <w:tcW w:w="1780" w:type="dxa"/>
-          </w:tcPr>
-          <w:p>
-            <w:pPr>
-              <w:spacing w:line="360" w:lineRule="auto"/>
-              <w:jc w:val="both"/>
-              <w:rPr>
-                <w:rFonts w:ascii="Book Antiqua" w:hAnsi="Book Antiqua"/>
-                <w:sz w:val="24"/>
-                <w:szCs w:val="24"/>
-                <w:lang w:val="en-US"/>
-              </w:rPr>
-            </w:pPr>
-            <w:r>
-              <w:rPr>
-                <w:rFonts w:ascii="Book Antiqua" w:hAnsi="Book Antiqua"/>
-                <w:sz w:val="24"/>
-                <w:szCs w:val="24"/>
-                <w:lang w:val="en-US"/>
-              </w:rPr>
-              <w:t xml:space="preserve">17) The process ends, status is updated to COMPLETED, </w:t>
-            </w:r>
-          </w:p>
-          <w:p>
-            <w:pPr>
-              <w:spacing w:line="360" w:lineRule="auto"/>
-              <w:jc w:val="both"/>
-              <w:rPr>
-                <w:rFonts w:ascii="Book Antiqua" w:hAnsi="Book Antiqua"/>
-                <w:sz w:val="24"/>
-                <w:szCs w:val="24"/>
-                <w:lang w:val="en-US"/>
-              </w:rPr>
-            </w:pPr>
-            <w:r>
-              <w:rPr>
-                <w:rFonts w:ascii="Book Antiqua" w:hAnsi="Book Antiqua"/>
-                <w:sz w:val="24"/>
-                <w:szCs w:val="24"/>
-                <w:lang w:val="en-US"/>
-              </w:rPr>
-              <w:t>Review &amp; Rating can also be done.</w:t>
-            </w:r>
+              <w:lastRenderedPageBreak/>
+              <w:t xml:space="preserve">10) Customer selects payment option, completes payment, and </w:t>
+            </w:r>
+            <w:r>
+              <w:rPr>
+                <w:rFonts w:ascii="Book Antiqua" w:hAnsi="Book Antiqua"/>
+                <w:sz w:val="24"/>
+                <w:szCs w:val="24"/>
+                <w:lang w:val="en-US"/>
+              </w:rPr>
+              <w:lastRenderedPageBreak/>
+              <w:t>uploads proof of payment.</w:t>
+            </w:r>
+          </w:p>
+        </w:tc>
+        <w:tc>
+          <w:tcPr>
+            <w:tcW w:w="1673" w:type="dxa"/>
+          </w:tcPr>
+          <w:p>
+            <w:pPr>
+              <w:spacing w:line="360" w:lineRule="auto"/>
+              <w:jc w:val="both"/>
+              <w:rPr>
+                <w:rFonts w:ascii="Book Antiqua" w:hAnsi="Book Antiqua"/>
+                <w:sz w:val="24"/>
+                <w:szCs w:val="24"/>
+                <w:lang w:val="en-US"/>
+              </w:rPr>
+            </w:pPr>
+            <w:r>
+              <w:rPr>
+                <w:rFonts w:ascii="Book Antiqua" w:hAnsi="Book Antiqua"/>
+                <w:sz w:val="24"/>
+                <w:szCs w:val="24"/>
+                <w:lang w:val="en-US"/>
+              </w:rPr>
+              <w:lastRenderedPageBreak/>
+              <w:t xml:space="preserve">13) The administrator assigns packaged item to designated courier or </w:t>
+            </w:r>
+            <w:r>
+              <w:rPr>
+                <w:rFonts w:ascii="Book Antiqua" w:hAnsi="Book Antiqua"/>
+                <w:sz w:val="24"/>
+                <w:szCs w:val="24"/>
+                <w:lang w:val="en-US"/>
+              </w:rPr>
+              <w:lastRenderedPageBreak/>
+              <w:t>shipping provider.</w:t>
+            </w:r>
+          </w:p>
+        </w:tc>
+        <w:tc>
+          <w:tcPr>
+            <w:tcW w:w="2020" w:type="dxa"/>
+          </w:tcPr>
+          <w:p>
+            <w:pPr>
+              <w:spacing w:line="360" w:lineRule="auto"/>
+              <w:jc w:val="both"/>
+              <w:rPr>
+                <w:rFonts w:ascii="Book Antiqua" w:hAnsi="Book Antiqua"/>
+                <w:sz w:val="24"/>
+                <w:szCs w:val="24"/>
+                <w:lang w:val="en-US"/>
+              </w:rPr>
+            </w:pPr>
+            <w:r>
+              <w:rPr>
+                <w:rFonts w:ascii="Book Antiqua" w:hAnsi="Book Antiqua"/>
+                <w:sz w:val="24"/>
+                <w:szCs w:val="24"/>
+                <w:lang w:val="en-US"/>
+              </w:rPr>
+              <w:lastRenderedPageBreak/>
+              <w:t>1</w:t>
+            </w:r>
+            <w:r>
+              <w:rPr>
+                <w:rFonts w:ascii="Book Antiqua" w:hAnsi="Book Antiqua"/>
+                <w:sz w:val="24"/>
+                <w:szCs w:val="24"/>
+                <w:lang w:val="en-US"/>
+              </w:rPr>
+              <w:t>6</w:t>
+            </w:r>
+            <w:r>
+              <w:rPr>
+                <w:rFonts w:ascii="Book Antiqua" w:hAnsi="Book Antiqua"/>
+                <w:sz w:val="24"/>
+                <w:szCs w:val="24"/>
+                <w:lang w:val="en-US"/>
+              </w:rPr>
+              <w:t>) The customer interactively confirms receipt of package within AgizaSafe system.</w:t>
+            </w:r>
+          </w:p>
+          <w:p>
+            <w:pPr>
+              <w:spacing w:line="360" w:lineRule="auto"/>
+              <w:jc w:val="both"/>
+              <w:rPr>
+                <w:rFonts w:ascii="Book Antiqua" w:hAnsi="Book Antiqua"/>
+                <w:sz w:val="24"/>
+                <w:szCs w:val="24"/>
+                <w:lang w:val="en-US"/>
+              </w:rPr>
+            </w:pPr>
           </w:p>
         </w:tc>
       </w:tr>
       <w:tr>
-        <w:trPr>
-          <w:gridAfter w:val="1"/>
-          <w:wAfter w:w="1780" w:type="dxa"/>
-        </w:trPr>
-        <w:tc>
-          <w:tcPr>
-            <w:tcW w:w="1482" w:type="dxa"/>
+        <w:tc>
+          <w:tcPr>
+            <w:tcW w:w="1618" w:type="dxa"/>
           </w:tcPr>
           <w:p>
             <w:pPr>
@@ -8978,33 +9549,80 @@
                 <w:lang w:val="en-US"/>
               </w:rPr>
               <w:lastRenderedPageBreak/>
-              <w:t>3) The customer logs into their registered account to access the system.</w:t>
-            </w:r>
-          </w:p>
-        </w:tc>
-        <w:tc>
-          <w:tcPr>
-            <w:tcW w:w="1733" w:type="dxa"/>
-          </w:tcPr>
-          <w:p>
-            <w:pPr>
-              <w:spacing w:line="360" w:lineRule="auto"/>
-              <w:jc w:val="both"/>
-              <w:rPr>
-                <w:rFonts w:ascii="Book Antiqua" w:hAnsi="Book Antiqua"/>
-                <w:sz w:val="24"/>
-                <w:szCs w:val="24"/>
-                <w:lang w:val="en-US"/>
-              </w:rPr>
-            </w:pPr>
-            <w:r>
-              <w:rPr>
-                <w:rFonts w:ascii="Book Antiqua" w:hAnsi="Book Antiqua"/>
-                <w:sz w:val="24"/>
-                <w:szCs w:val="24"/>
-                <w:lang w:val="en-US"/>
-              </w:rPr>
-              <w:t>6) An invoice is generated and sent to the customer by administrator.</w:t>
+              <w:t xml:space="preserve">3) The customer logs into their registered account via email/phone </w:t>
+            </w:r>
+            <w:r>
+              <w:rPr>
+                <w:rFonts w:ascii="Book Antiqua" w:hAnsi="Book Antiqua"/>
+                <w:sz w:val="24"/>
+                <w:szCs w:val="24"/>
+                <w:lang w:val="en-US"/>
+              </w:rPr>
+              <w:lastRenderedPageBreak/>
+              <w:t>and password to access the system.</w:t>
+            </w:r>
+          </w:p>
+        </w:tc>
+        <w:tc>
+          <w:tcPr>
+            <w:tcW w:w="2263" w:type="dxa"/>
+          </w:tcPr>
+          <w:p>
+            <w:pPr>
+              <w:spacing w:line="360" w:lineRule="auto"/>
+              <w:jc w:val="both"/>
+              <w:rPr>
+                <w:rFonts w:ascii="Book Antiqua" w:hAnsi="Book Antiqua"/>
+                <w:sz w:val="24"/>
+                <w:szCs w:val="24"/>
+                <w:lang w:val="en-US"/>
+              </w:rPr>
+            </w:pPr>
+            <w:r>
+              <w:rPr>
+                <w:rFonts w:ascii="Book Antiqua" w:hAnsi="Book Antiqua"/>
+                <w:sz w:val="24"/>
+                <w:szCs w:val="24"/>
+                <w:lang w:val="en-US"/>
+              </w:rPr>
+              <w:lastRenderedPageBreak/>
+              <w:t>6) Administrator receives dashboard alert for new request. (#AG001)</w:t>
+            </w:r>
+          </w:p>
+        </w:tc>
+        <w:tc>
+          <w:tcPr>
+            <w:tcW w:w="1858" w:type="dxa"/>
+          </w:tcPr>
+          <w:p>
+            <w:pPr>
+              <w:spacing w:line="360" w:lineRule="auto"/>
+              <w:jc w:val="both"/>
+              <w:rPr>
+                <w:rFonts w:ascii="Book Antiqua" w:hAnsi="Book Antiqua"/>
+                <w:sz w:val="24"/>
+                <w:szCs w:val="24"/>
+                <w:lang w:val="en-US"/>
+              </w:rPr>
+            </w:pPr>
+            <w:r>
+              <w:rPr>
+                <w:rFonts w:ascii="Book Antiqua" w:hAnsi="Book Antiqua"/>
+                <w:sz w:val="24"/>
+                <w:szCs w:val="24"/>
+                <w:lang w:val="en-US"/>
+              </w:rPr>
+              <w:t xml:space="preserve">8) The administrator generates and sends itemized digital invoice (unit price, tax, shipping and </w:t>
+            </w:r>
+            <w:r>
+              <w:rPr>
+                <w:rFonts w:ascii="Book Antiqua" w:hAnsi="Book Antiqua"/>
+                <w:sz w:val="24"/>
+                <w:szCs w:val="24"/>
+                <w:lang w:val="en-US"/>
+              </w:rPr>
+              <w:lastRenderedPageBreak/>
+              <w:t>total) to customer dashboard.</w:t>
             </w:r>
           </w:p>
         </w:tc>
@@ -9030,59 +9648,185 @@
                 <w:szCs w:val="24"/>
                 <w:lang w:val="en-US"/>
               </w:rPr>
-              <w:t>9) The Administrator receives confirmation or proof of payment made and the customer is also notified.</w:t>
-            </w:r>
-          </w:p>
-        </w:tc>
-        <w:tc>
-          <w:tcPr>
-            <w:tcW w:w="1800" w:type="dxa"/>
-          </w:tcPr>
-          <w:p>
-            <w:pPr>
-              <w:spacing w:line="360" w:lineRule="auto"/>
-              <w:jc w:val="both"/>
-              <w:rPr>
-                <w:rFonts w:ascii="Book Antiqua" w:hAnsi="Book Antiqua"/>
-                <w:sz w:val="24"/>
-                <w:szCs w:val="24"/>
-                <w:lang w:val="en-US"/>
-              </w:rPr>
-            </w:pPr>
-            <w:r>
-              <w:rPr>
-                <w:rFonts w:ascii="Book Antiqua" w:hAnsi="Book Antiqua"/>
-                <w:sz w:val="24"/>
-                <w:szCs w:val="24"/>
-                <w:lang w:val="en-US"/>
-              </w:rPr>
-              <w:t>12) Then the order is processed by matching product and the details required by customer and then the product is well prepared for transportation and delivering.</w:t>
-            </w:r>
-          </w:p>
-        </w:tc>
-        <w:tc>
-          <w:tcPr>
-            <w:tcW w:w="1738" w:type="dxa"/>
-          </w:tcPr>
-          <w:p>
-            <w:pPr>
-              <w:spacing w:line="360" w:lineRule="auto"/>
-              <w:jc w:val="both"/>
-              <w:rPr>
-                <w:rFonts w:ascii="Book Antiqua" w:hAnsi="Book Antiqua"/>
-                <w:sz w:val="24"/>
-                <w:szCs w:val="24"/>
-                <w:lang w:val="en-US"/>
-              </w:rPr>
-            </w:pPr>
-            <w:r>
-              <w:rPr>
-                <w:rFonts w:ascii="Book Antiqua" w:hAnsi="Book Antiqua"/>
-                <w:sz w:val="24"/>
-                <w:szCs w:val="24"/>
-                <w:lang w:val="en-US"/>
-              </w:rPr>
-              <w:t>15) The customer receives delivered product.</w:t>
+              <w:lastRenderedPageBreak/>
+              <w:t xml:space="preserve">11) Administrator reviews and verifies uploaded proof of payment by </w:t>
+            </w:r>
+            <w:r>
+              <w:rPr>
+                <w:rFonts w:ascii="Book Antiqua" w:hAnsi="Book Antiqua"/>
+                <w:sz w:val="24"/>
+                <w:szCs w:val="24"/>
+                <w:lang w:val="en-US"/>
+              </w:rPr>
+              <w:lastRenderedPageBreak/>
+              <w:t xml:space="preserve">flagging order as PAID. </w:t>
+            </w:r>
+          </w:p>
+        </w:tc>
+        <w:tc>
+          <w:tcPr>
+            <w:tcW w:w="1673" w:type="dxa"/>
+          </w:tcPr>
+          <w:p>
+            <w:pPr>
+              <w:spacing w:line="360" w:lineRule="auto"/>
+              <w:jc w:val="both"/>
+              <w:rPr>
+                <w:rFonts w:ascii="Book Antiqua" w:hAnsi="Book Antiqua"/>
+                <w:sz w:val="24"/>
+                <w:szCs w:val="24"/>
+                <w:lang w:val="en-US"/>
+              </w:rPr>
+            </w:pPr>
+            <w:r>
+              <w:rPr>
+                <w:rFonts w:ascii="Book Antiqua" w:hAnsi="Book Antiqua"/>
+                <w:sz w:val="24"/>
+                <w:szCs w:val="24"/>
+                <w:lang w:val="en-US"/>
+              </w:rPr>
+              <w:lastRenderedPageBreak/>
+              <w:t>1</w:t>
+            </w:r>
+            <w:r>
+              <w:rPr>
+                <w:rFonts w:ascii="Book Antiqua" w:hAnsi="Book Antiqua"/>
+                <w:sz w:val="24"/>
+                <w:szCs w:val="24"/>
+                <w:lang w:val="en-US"/>
+              </w:rPr>
+              <w:t>4</w:t>
+            </w:r>
+            <w:r>
+              <w:rPr>
+                <w:rFonts w:ascii="Book Antiqua" w:hAnsi="Book Antiqua"/>
+                <w:sz w:val="24"/>
+                <w:szCs w:val="24"/>
+                <w:lang w:val="en-US"/>
+              </w:rPr>
+              <w:t xml:space="preserve">) The customer tracks real-time order status on horizontal visual tracker </w:t>
+            </w:r>
+            <w:r>
+              <w:rPr>
+                <w:rFonts w:ascii="Book Antiqua" w:hAnsi="Book Antiqua"/>
+                <w:sz w:val="24"/>
+                <w:szCs w:val="24"/>
+                <w:lang w:val="en-US"/>
+              </w:rPr>
+              <w:lastRenderedPageBreak/>
+              <w:t xml:space="preserve">(Placed </w:t>
+            </w:r>
+            <w:r>
+              <w:rPr>
+                <w:rFonts w:ascii="Book Antiqua" w:hAnsi="Book Antiqua"/>
+                <w:sz w:val="24"/>
+                <w:szCs w:val="24"/>
+                <w:lang w:val="en-US"/>
+              </w:rPr>
+              <w:sym w:font="Wingdings" w:char="F0E0"/>
+            </w:r>
+            <w:r>
+              <w:rPr>
+                <w:rFonts w:ascii="Book Antiqua" w:hAnsi="Book Antiqua"/>
+                <w:sz w:val="24"/>
+                <w:szCs w:val="24"/>
+                <w:lang w:val="en-US"/>
+              </w:rPr>
+              <w:t xml:space="preserve"> Sourced </w:t>
+            </w:r>
+            <w:r>
+              <w:rPr>
+                <w:rFonts w:ascii="Book Antiqua" w:hAnsi="Book Antiqua"/>
+                <w:sz w:val="24"/>
+                <w:szCs w:val="24"/>
+                <w:lang w:val="en-US"/>
+              </w:rPr>
+              <w:sym w:font="Wingdings" w:char="F0E0"/>
+            </w:r>
+            <w:r>
+              <w:rPr>
+                <w:rFonts w:ascii="Book Antiqua" w:hAnsi="Book Antiqua"/>
+                <w:sz w:val="24"/>
+                <w:szCs w:val="24"/>
+                <w:lang w:val="en-US"/>
+              </w:rPr>
+              <w:t xml:space="preserve"> Purchased </w:t>
+            </w:r>
+            <w:r>
+              <w:rPr>
+                <w:rFonts w:ascii="Book Antiqua" w:hAnsi="Book Antiqua"/>
+                <w:sz w:val="24"/>
+                <w:szCs w:val="24"/>
+                <w:lang w:val="en-US"/>
+              </w:rPr>
+              <w:sym w:font="Wingdings" w:char="F0E0"/>
+            </w:r>
+            <w:r>
+              <w:rPr>
+                <w:rFonts w:ascii="Book Antiqua" w:hAnsi="Book Antiqua"/>
+                <w:sz w:val="24"/>
+                <w:szCs w:val="24"/>
+                <w:lang w:val="en-US"/>
+              </w:rPr>
+              <w:t xml:space="preserve"> Arrived)</w:t>
+            </w:r>
+          </w:p>
+        </w:tc>
+        <w:tc>
+          <w:tcPr>
+            <w:tcW w:w="2020" w:type="dxa"/>
+          </w:tcPr>
+          <w:p>
+            <w:pPr>
+              <w:spacing w:line="360" w:lineRule="auto"/>
+              <w:jc w:val="both"/>
+            </w:pPr>
+            <w:r>
+              <w:rPr>
+                <w:rFonts w:ascii="Book Antiqua" w:hAnsi="Book Antiqua"/>
+                <w:sz w:val="24"/>
+                <w:szCs w:val="24"/>
+                <w:lang w:val="en-US"/>
+              </w:rPr>
+              <w:lastRenderedPageBreak/>
+              <w:t>1</w:t>
+            </w:r>
+            <w:r>
+              <w:rPr>
+                <w:rFonts w:ascii="Book Antiqua" w:hAnsi="Book Antiqua"/>
+                <w:sz w:val="24"/>
+                <w:szCs w:val="24"/>
+                <w:lang w:val="en-US"/>
+              </w:rPr>
+              <w:t>7</w:t>
+            </w:r>
+            <w:r>
+              <w:rPr>
+                <w:rFonts w:ascii="Book Antiqua" w:hAnsi="Book Antiqua"/>
+                <w:sz w:val="24"/>
+                <w:szCs w:val="24"/>
+                <w:lang w:val="en-US"/>
+              </w:rPr>
+              <w:t xml:space="preserve">) </w:t>
+            </w:r>
+            <w:r>
+              <w:rPr>
+                <w:rFonts w:ascii="Book Antiqua" w:hAnsi="Book Antiqua"/>
+                <w:sz w:val="24"/>
+                <w:szCs w:val="24"/>
+                <w:lang w:val="en-US"/>
+              </w:rPr>
+              <w:t xml:space="preserve">System automatically updates status to “COMPLETED”, closes transaction, and prompts </w:t>
+            </w:r>
+            <w:r>
+              <w:rPr>
+                <w:rFonts w:ascii="Book Antiqua" w:hAnsi="Book Antiqua"/>
+                <w:sz w:val="24"/>
+                <w:szCs w:val="24"/>
+                <w:lang w:val="en-US"/>
+              </w:rPr>
+              <w:lastRenderedPageBreak/>
+              <w:t>customer for 5-star rating and review.</w:t>
             </w:r>
           </w:p>
         </w:tc>
@@ -9110,14 +9854,14 @@
           <w:lang w:val="en-US"/>
         </w:rPr>
       </w:pPr>
-      <w:bookmarkStart w:id="12" w:name="_Toc239061238"/>
+      <w:bookmarkStart w:id="11" w:name="_Toc239061238"/>
       <w:r>
         <w:rPr>
           <w:lang w:val="en-US"/>
         </w:rPr>
         <w:t>FUNCTIONAL REQUIREMENTS</w:t>
       </w:r>
-      <w:bookmarkEnd w:id="12"/>
+      <w:bookmarkEnd w:id="11"/>
     </w:p>
     <w:tbl>
       <w:tblPr>
@@ -9128,7 +9872,7 @@
       <w:tblGrid>
         <w:gridCol w:w="2401"/>
         <w:gridCol w:w="3276"/>
-        <w:gridCol w:w="2401"/>
+        <w:gridCol w:w="2933"/>
       </w:tblGrid>
       <w:tr>
         <w:trPr>
@@ -9267,7 +10011,16 @@
                 <w:szCs w:val="24"/>
                 <w:lang w:val="en-US"/>
               </w:rPr>
-              <w:t xml:space="preserve">Allow users to launch and access AgizaSafe </w:t>
+              <w:t>The application should a</w:t>
+            </w:r>
+            <w:r>
+              <w:rPr>
+                <w:rFonts w:ascii="Book Antiqua" w:hAnsi="Book Antiqua"/>
+                <w:sz w:val="24"/>
+                <w:szCs w:val="24"/>
+                <w:lang w:val="en-US"/>
+              </w:rPr>
+              <w:t xml:space="preserve">llow users to launch and access AgizaSafe </w:t>
             </w:r>
             <w:r>
               <w:rPr>
@@ -9332,7 +10085,6 @@
                 <w:szCs w:val="24"/>
                 <w:lang w:val="en-US"/>
               </w:rPr>
-              <w:lastRenderedPageBreak/>
               <w:t>FR-02</w:t>
             </w:r>
           </w:p>
@@ -9360,7 +10112,34 @@
                 <w:szCs w:val="24"/>
                 <w:lang w:val="en-US"/>
               </w:rPr>
-              <w:t xml:space="preserve">Allow customers to register by providing first, middle &amp; last name, phone number (with country code picker), Email(optional), Business sector, Name &amp; Address. </w:t>
+              <w:t>The application should a</w:t>
+            </w:r>
+            <w:r>
+              <w:rPr>
+                <w:rFonts w:ascii="Book Antiqua" w:hAnsi="Book Antiqua"/>
+                <w:sz w:val="24"/>
+                <w:szCs w:val="24"/>
+                <w:lang w:val="en-US"/>
+              </w:rPr>
+              <w:t xml:space="preserve">llow </w:t>
+            </w:r>
+            <w:r>
+              <w:rPr>
+                <w:rFonts w:ascii="Book Antiqua" w:hAnsi="Book Antiqua"/>
+                <w:sz w:val="24"/>
+                <w:szCs w:val="24"/>
+                <w:lang w:val="en-US"/>
+              </w:rPr>
+              <w:t>users</w:t>
+            </w:r>
+            <w:r>
+              <w:rPr>
+                <w:rFonts w:ascii="Book Antiqua" w:hAnsi="Book Antiqua"/>
+                <w:sz w:val="24"/>
+                <w:szCs w:val="24"/>
+                <w:lang w:val="en-US"/>
+              </w:rPr>
+              <w:t xml:space="preserve"> to register by providing first, middle &amp; last name, phone number (with country code picker), Email(optional), Business sector, Name &amp; Address. </w:t>
             </w:r>
           </w:p>
         </w:tc>
@@ -9387,7 +10166,25 @@
                 <w:szCs w:val="24"/>
                 <w:lang w:val="en-US"/>
               </w:rPr>
-              <w:t xml:space="preserve">Customer </w:t>
+              <w:t>Customer</w:t>
+            </w:r>
+            <w:r>
+              <w:rPr>
+                <w:rFonts w:ascii="Book Antiqua" w:hAnsi="Book Antiqua"/>
+                <w:sz w:val="24"/>
+                <w:szCs w:val="24"/>
+                <w:lang w:val="en-US"/>
+              </w:rPr>
+              <w:t>/Administrator</w:t>
+            </w:r>
+            <w:r>
+              <w:rPr>
+                <w:rFonts w:ascii="Book Antiqua" w:hAnsi="Book Antiqua"/>
+                <w:sz w:val="24"/>
+                <w:szCs w:val="24"/>
+                <w:lang w:val="en-US"/>
+              </w:rPr>
+              <w:t xml:space="preserve"> </w:t>
             </w:r>
           </w:p>
         </w:tc>
@@ -9416,6 +10213,7 @@
                 <w:szCs w:val="24"/>
                 <w:lang w:val="en-US"/>
               </w:rPr>
+              <w:lastRenderedPageBreak/>
               <w:t>FR-03</w:t>
             </w:r>
           </w:p>
@@ -9443,7 +10241,34 @@
                 <w:szCs w:val="24"/>
                 <w:lang w:val="en-US"/>
               </w:rPr>
-              <w:t xml:space="preserve">Require login via email/phone and password. </w:t>
+              <w:t>Require login via email/phone</w:t>
+            </w:r>
+            <w:r>
+              <w:rPr>
+                <w:rFonts w:ascii="Book Antiqua" w:hAnsi="Book Antiqua"/>
+                <w:sz w:val="24"/>
+                <w:szCs w:val="24"/>
+                <w:lang w:val="en-US"/>
+              </w:rPr>
+              <w:t xml:space="preserve"> </w:t>
+            </w:r>
+            <w:r>
+              <w:rPr>
+                <w:rFonts w:ascii="Book Antiqua" w:hAnsi="Book Antiqua"/>
+                <w:sz w:val="24"/>
+                <w:szCs w:val="24"/>
+                <w:lang w:val="en-US"/>
+              </w:rPr>
+              <w:t>number and</w:t>
+            </w:r>
+            <w:r>
+              <w:rPr>
+                <w:rFonts w:ascii="Book Antiqua" w:hAnsi="Book Antiqua"/>
+                <w:sz w:val="24"/>
+                <w:szCs w:val="24"/>
+                <w:lang w:val="en-US"/>
+              </w:rPr>
+              <w:t xml:space="preserve"> password. </w:t>
             </w:r>
           </w:p>
           <w:p>
@@ -9553,7 +10378,79 @@
                 <w:szCs w:val="24"/>
                 <w:lang w:val="en-US"/>
               </w:rPr>
-              <w:t>Enable logged-in customers to search and filter products by name, category or brand.</w:t>
+              <w:t>The application should e</w:t>
+            </w:r>
+            <w:r>
+              <w:rPr>
+                <w:rFonts w:ascii="Book Antiqua" w:hAnsi="Book Antiqua"/>
+                <w:sz w:val="24"/>
+                <w:szCs w:val="24"/>
+                <w:lang w:val="en-US"/>
+              </w:rPr>
+              <w:t>nable logged-in customers to search and filter</w:t>
+            </w:r>
+            <w:r>
+              <w:rPr>
+                <w:rFonts w:ascii="Book Antiqua" w:hAnsi="Book Antiqua"/>
+                <w:sz w:val="24"/>
+                <w:szCs w:val="24"/>
+                <w:lang w:val="en-US"/>
+              </w:rPr>
+              <w:t xml:space="preserve"> </w:t>
+            </w:r>
+            <w:r>
+              <w:rPr>
+                <w:rFonts w:ascii="Book Antiqua" w:hAnsi="Book Antiqua"/>
+                <w:sz w:val="24"/>
+                <w:szCs w:val="24"/>
+                <w:lang w:val="en-US"/>
+              </w:rPr>
+              <w:t>previously handled reference</w:t>
+            </w:r>
+            <w:r>
+              <w:rPr>
+                <w:rFonts w:ascii="Book Antiqua" w:hAnsi="Book Antiqua"/>
+                <w:sz w:val="24"/>
+                <w:szCs w:val="24"/>
+                <w:lang w:val="en-US"/>
+              </w:rPr>
+              <w:t xml:space="preserve"> product</w:t>
+            </w:r>
+            <w:r>
+              <w:rPr>
+                <w:rFonts w:ascii="Book Antiqua" w:hAnsi="Book Antiqua"/>
+                <w:sz w:val="24"/>
+                <w:szCs w:val="24"/>
+                <w:lang w:val="en-US"/>
+              </w:rPr>
+              <w:t xml:space="preserve"> information </w:t>
+            </w:r>
+            <w:r>
+              <w:rPr>
+                <w:rFonts w:ascii="Book Antiqua" w:hAnsi="Book Antiqua"/>
+                <w:sz w:val="24"/>
+                <w:szCs w:val="24"/>
+                <w:lang w:val="en-US"/>
+              </w:rPr>
+              <w:t xml:space="preserve">by </w:t>
+            </w:r>
+            <w:r>
+              <w:rPr>
+                <w:rFonts w:ascii="Book Antiqua" w:hAnsi="Book Antiqua"/>
+                <w:sz w:val="24"/>
+                <w:szCs w:val="24"/>
+                <w:lang w:val="en-US"/>
+              </w:rPr>
+              <w:t xml:space="preserve">product </w:t>
+            </w:r>
+            <w:r>
+              <w:rPr>
+                <w:rFonts w:ascii="Book Antiqua" w:hAnsi="Book Antiqua"/>
+                <w:sz w:val="24"/>
+                <w:szCs w:val="24"/>
+                <w:lang w:val="en-US"/>
+              </w:rPr>
+              <w:t>name, category or brand.</w:t>
             </w:r>
           </w:p>
         </w:tc>
@@ -9636,16 +10533,80 @@
                 <w:szCs w:val="24"/>
                 <w:lang w:val="en-US"/>
               </w:rPr>
-              <w:t>Perform real-time stock availability</w:t>
-            </w:r>
-            <w:r>
-              <w:rPr>
-                <w:rFonts w:ascii="Book Antiqua" w:hAnsi="Book Antiqua"/>
-                <w:sz w:val="24"/>
-                <w:szCs w:val="24"/>
-                <w:lang w:val="en-US"/>
-              </w:rPr>
-              <w:t xml:space="preserve"> check upon query. If stock available, proceed to order, if not trigger alert and abort process.</w:t>
+              <w:t>The application should a</w:t>
+            </w:r>
+            <w:r>
+              <w:rPr>
+                <w:rFonts w:ascii="Book Antiqua" w:hAnsi="Book Antiqua"/>
+                <w:sz w:val="24"/>
+                <w:szCs w:val="24"/>
+                <w:lang w:val="en-US"/>
+              </w:rPr>
+              <w:t>llow the administrator to recor</w:t>
+            </w:r>
+            <w:r>
+              <w:rPr>
+                <w:rFonts w:ascii="Book Antiqua" w:hAnsi="Book Antiqua"/>
+                <w:sz w:val="24"/>
+                <w:szCs w:val="24"/>
+                <w:lang w:val="en-US"/>
+              </w:rPr>
+              <w:t xml:space="preserve">d, </w:t>
+            </w:r>
+            <w:r>
+              <w:rPr>
+                <w:rFonts w:ascii="Book Antiqua" w:hAnsi="Book Antiqua"/>
+                <w:sz w:val="24"/>
+                <w:szCs w:val="24"/>
+                <w:lang w:val="en-US"/>
+              </w:rPr>
+              <w:t>update</w:t>
+            </w:r>
+            <w:r>
+              <w:rPr>
+                <w:rFonts w:ascii="Book Antiqua" w:hAnsi="Book Antiqua"/>
+                <w:sz w:val="24"/>
+                <w:szCs w:val="24"/>
+                <w:lang w:val="en-US"/>
+              </w:rPr>
+              <w:t xml:space="preserve"> and manage</w:t>
+            </w:r>
+            <w:r>
+              <w:rPr>
+                <w:rFonts w:ascii="Book Antiqua" w:hAnsi="Book Antiqua"/>
+                <w:sz w:val="24"/>
+                <w:szCs w:val="24"/>
+                <w:lang w:val="en-US"/>
+              </w:rPr>
+              <w:t xml:space="preserve"> the sourcing/availability status</w:t>
+            </w:r>
+            <w:r>
+              <w:rPr>
+                <w:rFonts w:ascii="Book Antiqua" w:hAnsi="Book Antiqua"/>
+                <w:sz w:val="24"/>
+                <w:szCs w:val="24"/>
+                <w:lang w:val="en-US"/>
+              </w:rPr>
+              <w:t xml:space="preserve"> (“Pending”, “Sourcing”, “Confirmed”. Or “Unable to source”)</w:t>
+            </w:r>
+            <w:r>
+              <w:rPr>
+                <w:rFonts w:ascii="Book Antiqua" w:hAnsi="Book Antiqua"/>
+                <w:sz w:val="24"/>
+                <w:szCs w:val="24"/>
+                <w:lang w:val="en-US"/>
+              </w:rPr>
+              <w:t xml:space="preserve"> of a requested product after confirmation </w:t>
+            </w:r>
+            <w:r>
+              <w:rPr>
+                <w:rFonts w:ascii="Book Antiqua" w:hAnsi="Book Antiqua"/>
+                <w:sz w:val="24"/>
+                <w:szCs w:val="24"/>
+                <w:lang w:val="en-US"/>
+              </w:rPr>
+              <w:lastRenderedPageBreak/>
+              <w:t>from the relevant product source.</w:t>
             </w:r>
           </w:p>
         </w:tc>
@@ -9672,6 +10633,7 @@
                 <w:szCs w:val="24"/>
                 <w:lang w:val="en-US"/>
               </w:rPr>
+              <w:lastRenderedPageBreak/>
               <w:t>Administrator</w:t>
             </w:r>
           </w:p>
@@ -9701,7 +10663,6 @@
                 <w:szCs w:val="24"/>
                 <w:lang w:val="en-US"/>
               </w:rPr>
-              <w:lastRenderedPageBreak/>
               <w:t>FR-06</w:t>
             </w:r>
           </w:p>
@@ -9729,16 +10690,124 @@
                 <w:szCs w:val="24"/>
                 <w:lang w:val="en-US"/>
               </w:rPr>
-              <w:t>Provide interactive form capturing product name, category, brand, Quantity, size, color, specifications/description</w:t>
-            </w:r>
-            <w:r>
-              <w:rPr>
-                <w:rFonts w:ascii="Book Antiqua" w:hAnsi="Book Antiqua"/>
-                <w:sz w:val="24"/>
-                <w:szCs w:val="24"/>
-                <w:lang w:val="en-US"/>
-              </w:rPr>
-              <w:t>, image attachments for customer to fill.</w:t>
+              <w:t>The application should p</w:t>
+            </w:r>
+            <w:r>
+              <w:rPr>
+                <w:rFonts w:ascii="Book Antiqua" w:hAnsi="Book Antiqua"/>
+                <w:sz w:val="24"/>
+                <w:szCs w:val="24"/>
+                <w:lang w:val="en-US"/>
+              </w:rPr>
+              <w:t xml:space="preserve">rovide interactive form capturing </w:t>
+            </w:r>
+            <w:r>
+              <w:rPr>
+                <w:rFonts w:ascii="Book Antiqua" w:hAnsi="Book Antiqua"/>
+                <w:sz w:val="24"/>
+                <w:szCs w:val="24"/>
+                <w:lang w:val="en-US"/>
+              </w:rPr>
+              <w:t>P</w:t>
+            </w:r>
+            <w:r>
+              <w:rPr>
+                <w:rFonts w:ascii="Book Antiqua" w:hAnsi="Book Antiqua"/>
+                <w:sz w:val="24"/>
+                <w:szCs w:val="24"/>
+                <w:lang w:val="en-US"/>
+              </w:rPr>
+              <w:t>roduct name, category, brand, Quantity, size, color, specifications/description</w:t>
+            </w:r>
+            <w:r>
+              <w:rPr>
+                <w:rFonts w:ascii="Book Antiqua" w:hAnsi="Book Antiqua"/>
+                <w:sz w:val="24"/>
+                <w:szCs w:val="24"/>
+                <w:lang w:val="en-US"/>
+              </w:rPr>
+              <w:t xml:space="preserve">, </w:t>
+            </w:r>
+            <w:r>
+              <w:rPr>
+                <w:rFonts w:ascii="Book Antiqua" w:hAnsi="Book Antiqua"/>
+                <w:sz w:val="24"/>
+                <w:szCs w:val="24"/>
+                <w:lang w:val="en-US"/>
+              </w:rPr>
+              <w:t xml:space="preserve">reference </w:t>
+            </w:r>
+            <w:r>
+              <w:rPr>
+                <w:rFonts w:ascii="Book Antiqua" w:hAnsi="Book Antiqua"/>
+                <w:sz w:val="24"/>
+                <w:szCs w:val="24"/>
+                <w:lang w:val="en-US"/>
+              </w:rPr>
+              <w:t>image</w:t>
+            </w:r>
+            <w:r>
+              <w:rPr>
+                <w:rFonts w:ascii="Book Antiqua" w:hAnsi="Book Antiqua"/>
+                <w:sz w:val="24"/>
+                <w:szCs w:val="24"/>
+                <w:lang w:val="en-US"/>
+              </w:rPr>
+              <w:t>/</w:t>
+            </w:r>
+            <w:r>
+              <w:rPr>
+                <w:rFonts w:ascii="Book Antiqua" w:hAnsi="Book Antiqua"/>
+                <w:sz w:val="24"/>
+                <w:szCs w:val="24"/>
+                <w:lang w:val="en-US"/>
+              </w:rPr>
+              <w:t>attachment</w:t>
+            </w:r>
+            <w:r>
+              <w:rPr>
+                <w:rFonts w:ascii="Book Antiqua" w:hAnsi="Book Antiqua"/>
+                <w:sz w:val="24"/>
+                <w:szCs w:val="24"/>
+                <w:lang w:val="en-US"/>
+              </w:rPr>
+              <w:t xml:space="preserve"> representing</w:t>
+            </w:r>
+            <w:r>
+              <w:rPr>
+                <w:rFonts w:ascii="Book Antiqua" w:hAnsi="Book Antiqua"/>
+                <w:sz w:val="24"/>
+                <w:szCs w:val="24"/>
+                <w:lang w:val="en-US"/>
+              </w:rPr>
+              <w:t xml:space="preserve"> </w:t>
+            </w:r>
+            <w:r>
+              <w:rPr>
+                <w:rFonts w:ascii="Book Antiqua" w:hAnsi="Book Antiqua"/>
+                <w:sz w:val="24"/>
+                <w:szCs w:val="24"/>
+                <w:lang w:val="en-US"/>
+              </w:rPr>
+              <w:t xml:space="preserve">customer </w:t>
+            </w:r>
+            <w:r>
+              <w:rPr>
+                <w:rFonts w:ascii="Book Antiqua" w:hAnsi="Book Antiqua"/>
+                <w:sz w:val="24"/>
+                <w:szCs w:val="24"/>
+                <w:lang w:val="en-US"/>
+              </w:rPr>
+              <w:t xml:space="preserve">product requirements, </w:t>
+            </w:r>
+            <w:r>
+              <w:rPr>
+                <w:rFonts w:ascii="Book Antiqua" w:hAnsi="Book Antiqua"/>
+                <w:sz w:val="24"/>
+                <w:szCs w:val="24"/>
+                <w:lang w:val="en-US"/>
+              </w:rPr>
+              <w:t>for customer to fill.</w:t>
             </w:r>
           </w:p>
         </w:tc>
@@ -9821,7 +10890,34 @@
                 <w:szCs w:val="24"/>
                 <w:lang w:val="en-US"/>
               </w:rPr>
-              <w:t>Automatically assign a unique tracking ID (e.g. #AG001) upon submission and push order details to admin dashboard.</w:t>
+              <w:t>The application should a</w:t>
+            </w:r>
+            <w:r>
+              <w:rPr>
+                <w:rFonts w:ascii="Book Antiqua" w:hAnsi="Book Antiqua"/>
+                <w:sz w:val="24"/>
+                <w:szCs w:val="24"/>
+                <w:lang w:val="en-US"/>
+              </w:rPr>
+              <w:t>utomatically assign a unique tracking ID (e.g. #AG001) upon submission and push order details to admin</w:t>
+            </w:r>
+            <w:r>
+              <w:rPr>
+                <w:rFonts w:ascii="Book Antiqua" w:hAnsi="Book Antiqua"/>
+                <w:sz w:val="24"/>
+                <w:szCs w:val="24"/>
+                <w:lang w:val="en-US"/>
+              </w:rPr>
+              <w:t>istrator</w:t>
+            </w:r>
+            <w:r>
+              <w:rPr>
+                <w:rFonts w:ascii="Book Antiqua" w:hAnsi="Book Antiqua"/>
+                <w:sz w:val="24"/>
+                <w:szCs w:val="24"/>
+                <w:lang w:val="en-US"/>
+              </w:rPr>
+              <w:t xml:space="preserve"> dashboard.</w:t>
             </w:r>
           </w:p>
         </w:tc>
@@ -9904,7 +11000,80 @@
                 <w:szCs w:val="24"/>
                 <w:lang w:val="en-US"/>
               </w:rPr>
-              <w:t>Automatically generate digital invoice detailing item breakdown, unit price, quantity, currency, taxes, and total cost of sending it to customer.</w:t>
+              <w:t>The application should a</w:t>
+            </w:r>
+            <w:r>
+              <w:rPr>
+                <w:rFonts w:ascii="Book Antiqua" w:hAnsi="Book Antiqua"/>
+                <w:sz w:val="24"/>
+                <w:szCs w:val="24"/>
+                <w:lang w:val="en-US"/>
+              </w:rPr>
+              <w:t xml:space="preserve">utomatically generate digital invoice detailing item breakdown, unit price, </w:t>
+            </w:r>
+            <w:r>
+              <w:rPr>
+                <w:rFonts w:ascii="Book Antiqua" w:hAnsi="Book Antiqua"/>
+                <w:sz w:val="24"/>
+                <w:szCs w:val="24"/>
+                <w:lang w:val="en-US"/>
+              </w:rPr>
+              <w:lastRenderedPageBreak/>
+              <w:t>quantity, currency, taxes</w:t>
+            </w:r>
+            <w:r>
+              <w:rPr>
+                <w:rFonts w:ascii="Book Antiqua" w:hAnsi="Book Antiqua"/>
+                <w:sz w:val="24"/>
+                <w:szCs w:val="24"/>
+                <w:lang w:val="en-US"/>
+              </w:rPr>
+              <w:t>/duties</w:t>
+            </w:r>
+            <w:r>
+              <w:rPr>
+                <w:rFonts w:ascii="Book Antiqua" w:hAnsi="Book Antiqua"/>
+                <w:sz w:val="24"/>
+                <w:szCs w:val="24"/>
+                <w:lang w:val="en-US"/>
+              </w:rPr>
+              <w:t>,</w:t>
+            </w:r>
+            <w:r>
+              <w:rPr>
+                <w:rFonts w:ascii="Book Antiqua" w:hAnsi="Book Antiqua"/>
+                <w:sz w:val="24"/>
+                <w:szCs w:val="24"/>
+                <w:lang w:val="en-US"/>
+              </w:rPr>
+              <w:t xml:space="preserve"> estimated shipping fee </w:t>
+            </w:r>
+            <w:r>
+              <w:rPr>
+                <w:rFonts w:ascii="Book Antiqua" w:hAnsi="Book Antiqua"/>
+                <w:sz w:val="24"/>
+                <w:szCs w:val="24"/>
+                <w:lang w:val="en-US"/>
+              </w:rPr>
+              <w:t>and total cost f</w:t>
+            </w:r>
+            <w:r>
+              <w:rPr>
+                <w:rFonts w:ascii="Book Antiqua" w:hAnsi="Book Antiqua"/>
+                <w:sz w:val="24"/>
+                <w:szCs w:val="24"/>
+                <w:lang w:val="en-US"/>
+              </w:rPr>
+              <w:t>or</w:t>
+            </w:r>
+            <w:r>
+              <w:rPr>
+                <w:rFonts w:ascii="Book Antiqua" w:hAnsi="Book Antiqua"/>
+                <w:sz w:val="24"/>
+                <w:szCs w:val="24"/>
+                <w:lang w:val="en-US"/>
+              </w:rPr>
+              <w:t xml:space="preserve"> sending it to customer.</w:t>
             </w:r>
           </w:p>
         </w:tc>
@@ -9931,6 +11100,7 @@
                 <w:szCs w:val="24"/>
                 <w:lang w:val="en-US"/>
               </w:rPr>
+              <w:lastRenderedPageBreak/>
               <w:t>System</w:t>
             </w:r>
           </w:p>
@@ -9987,7 +11157,16 @@
                 <w:szCs w:val="24"/>
                 <w:lang w:val="en-US"/>
               </w:rPr>
-              <w:t>Support customer payment submission across multiple currencies a</w:t>
+              <w:t>The application should s</w:t>
+            </w:r>
+            <w:r>
+              <w:rPr>
+                <w:rFonts w:ascii="Book Antiqua" w:hAnsi="Book Antiqua"/>
+                <w:sz w:val="24"/>
+                <w:szCs w:val="24"/>
+                <w:lang w:val="en-US"/>
+              </w:rPr>
+              <w:t>upport customer payment submission across multiple currencies a</w:t>
             </w:r>
             <w:r>
               <w:rPr>
@@ -10061,7 +11240,6 @@
                 <w:szCs w:val="24"/>
                 <w:lang w:val="en-US"/>
               </w:rPr>
-              <w:lastRenderedPageBreak/>
               <w:t>FR-10</w:t>
             </w:r>
           </w:p>
@@ -10089,7 +11267,34 @@
                 <w:szCs w:val="24"/>
                 <w:lang w:val="en-US"/>
               </w:rPr>
-              <w:t>Allow Administrator</w:t>
+              <w:t>The</w:t>
+            </w:r>
+            <w:r>
+              <w:rPr>
+                <w:rFonts w:ascii="Book Antiqua" w:hAnsi="Book Antiqua"/>
+                <w:sz w:val="24"/>
+                <w:szCs w:val="24"/>
+                <w:lang w:val="en-US"/>
+              </w:rPr>
+              <w:t xml:space="preserve"> application</w:t>
+            </w:r>
+            <w:r>
+              <w:rPr>
+                <w:rFonts w:ascii="Book Antiqua" w:hAnsi="Book Antiqua"/>
+                <w:sz w:val="24"/>
+                <w:szCs w:val="24"/>
+                <w:lang w:val="en-US"/>
+              </w:rPr>
+              <w:t xml:space="preserve"> should a</w:t>
+            </w:r>
+            <w:r>
+              <w:rPr>
+                <w:rFonts w:ascii="Book Antiqua" w:hAnsi="Book Antiqua"/>
+                <w:sz w:val="24"/>
+                <w:szCs w:val="24"/>
+                <w:lang w:val="en-US"/>
+              </w:rPr>
+              <w:t>llow Administrator</w:t>
             </w:r>
             <w:r>
               <w:rPr>
@@ -10190,6 +11395,33 @@
                 <w:szCs w:val="24"/>
                 <w:lang w:val="en-US"/>
               </w:rPr>
+              <w:t xml:space="preserve">The </w:t>
+            </w:r>
+            <w:r>
+              <w:rPr>
+                <w:rFonts w:ascii="Book Antiqua" w:hAnsi="Book Antiqua"/>
+                <w:sz w:val="24"/>
+                <w:szCs w:val="24"/>
+                <w:lang w:val="en-US"/>
+              </w:rPr>
+              <w:t>application</w:t>
+            </w:r>
+            <w:r>
+              <w:rPr>
+                <w:rFonts w:ascii="Book Antiqua" w:hAnsi="Book Antiqua"/>
+                <w:sz w:val="24"/>
+                <w:szCs w:val="24"/>
+                <w:lang w:val="en-US"/>
+              </w:rPr>
+              <w:t xml:space="preserve"> should </w:t>
+            </w:r>
+            <w:r>
+              <w:rPr>
+                <w:rFonts w:ascii="Book Antiqua" w:hAnsi="Book Antiqua"/>
+                <w:sz w:val="24"/>
+                <w:szCs w:val="24"/>
+                <w:lang w:val="en-US"/>
+              </w:rPr>
               <w:t xml:space="preserve">Trigger real-time dashboard notifications to </w:t>
             </w:r>
             <w:r>
@@ -10291,7 +11523,53 @@
                 <w:szCs w:val="24"/>
                 <w:lang w:val="en-US"/>
               </w:rPr>
-              <w:t>Display full order overview merging customer profile details with product parameters (size, color, brand, quantity) in receiving order, searching customer &amp; order part</w:t>
+              <w:t xml:space="preserve">The </w:t>
+            </w:r>
+            <w:r>
+              <w:rPr>
+                <w:rFonts w:ascii="Book Antiqua" w:hAnsi="Book Antiqua"/>
+                <w:sz w:val="24"/>
+                <w:szCs w:val="24"/>
+                <w:lang w:val="en-US"/>
+              </w:rPr>
+              <w:t>application</w:t>
+            </w:r>
+            <w:r>
+              <w:rPr>
+                <w:rFonts w:ascii="Book Antiqua" w:hAnsi="Book Antiqua"/>
+                <w:sz w:val="24"/>
+                <w:szCs w:val="24"/>
+                <w:lang w:val="en-US"/>
+              </w:rPr>
+              <w:t xml:space="preserve"> should d</w:t>
+            </w:r>
+            <w:r>
+              <w:rPr>
+                <w:rFonts w:ascii="Book Antiqua" w:hAnsi="Book Antiqua"/>
+                <w:sz w:val="24"/>
+                <w:szCs w:val="24"/>
+                <w:lang w:val="en-US"/>
+              </w:rPr>
+              <w:t xml:space="preserve">isplay full order overview merging customer profile </w:t>
+            </w:r>
+            <w:r>
+              <w:rPr>
+                <w:rFonts w:ascii="Book Antiqua" w:hAnsi="Book Antiqua"/>
+                <w:sz w:val="24"/>
+                <w:szCs w:val="24"/>
+                <w:lang w:val="en-US"/>
+              </w:rPr>
+              <w:lastRenderedPageBreak/>
+              <w:t xml:space="preserve">details with product parameters (size, color, brand, quantity) </w:t>
+            </w:r>
+            <w:r>
+              <w:rPr>
+                <w:rFonts w:ascii="Book Antiqua" w:hAnsi="Book Antiqua"/>
+                <w:sz w:val="24"/>
+                <w:szCs w:val="24"/>
+                <w:lang w:val="en-US"/>
+              </w:rPr>
+              <w:t>during order review, customer search and processing.</w:t>
             </w:r>
           </w:p>
         </w:tc>
@@ -10318,6 +11596,7 @@
                 <w:szCs w:val="24"/>
                 <w:lang w:val="en-US"/>
               </w:rPr>
+              <w:lastRenderedPageBreak/>
               <w:t>Administrator</w:t>
             </w:r>
           </w:p>
@@ -10374,7 +11653,34 @@
                 <w:szCs w:val="24"/>
                 <w:lang w:val="en-US"/>
               </w:rPr>
-              <w:t xml:space="preserve">Allow </w:t>
+              <w:t>The</w:t>
+            </w:r>
+            <w:r>
+              <w:rPr>
+                <w:rFonts w:ascii="Book Antiqua" w:hAnsi="Book Antiqua"/>
+                <w:sz w:val="24"/>
+                <w:szCs w:val="24"/>
+                <w:lang w:val="en-US"/>
+              </w:rPr>
+              <w:t xml:space="preserve"> application</w:t>
+            </w:r>
+            <w:r>
+              <w:rPr>
+                <w:rFonts w:ascii="Book Antiqua" w:hAnsi="Book Antiqua"/>
+                <w:sz w:val="24"/>
+                <w:szCs w:val="24"/>
+                <w:lang w:val="en-US"/>
+              </w:rPr>
+              <w:t xml:space="preserve"> should a</w:t>
+            </w:r>
+            <w:r>
+              <w:rPr>
+                <w:rFonts w:ascii="Book Antiqua" w:hAnsi="Book Antiqua"/>
+                <w:sz w:val="24"/>
+                <w:szCs w:val="24"/>
+                <w:lang w:val="en-US"/>
+              </w:rPr>
+              <w:t xml:space="preserve">llow </w:t>
             </w:r>
             <w:r>
               <w:rPr>
@@ -10419,7 +11725,7 @@
                 <w:szCs w:val="24"/>
                 <w:lang w:val="en-US"/>
               </w:rPr>
-              <w:t>System</w:t>
+              <w:t>Administrator</w:t>
             </w:r>
           </w:p>
         </w:tc>
@@ -10448,7 +11754,6 @@
                 <w:szCs w:val="24"/>
                 <w:lang w:val="en-US"/>
               </w:rPr>
-              <w:lastRenderedPageBreak/>
               <w:t>FR-14</w:t>
             </w:r>
           </w:p>
@@ -10476,7 +11781,34 @@
                 <w:szCs w:val="24"/>
                 <w:lang w:val="en-US"/>
               </w:rPr>
-              <w:t xml:space="preserve">Provide interface for </w:t>
+              <w:t xml:space="preserve">The </w:t>
+            </w:r>
+            <w:r>
+              <w:rPr>
+                <w:rFonts w:ascii="Book Antiqua" w:hAnsi="Book Antiqua"/>
+                <w:sz w:val="24"/>
+                <w:szCs w:val="24"/>
+                <w:lang w:val="en-US"/>
+              </w:rPr>
+              <w:t>application</w:t>
+            </w:r>
+            <w:r>
+              <w:rPr>
+                <w:rFonts w:ascii="Book Antiqua" w:hAnsi="Book Antiqua"/>
+                <w:sz w:val="24"/>
+                <w:szCs w:val="24"/>
+                <w:lang w:val="en-US"/>
+              </w:rPr>
+              <w:t xml:space="preserve"> should p</w:t>
+            </w:r>
+            <w:r>
+              <w:rPr>
+                <w:rFonts w:ascii="Book Antiqua" w:hAnsi="Book Antiqua"/>
+                <w:sz w:val="24"/>
+                <w:szCs w:val="24"/>
+                <w:lang w:val="en-US"/>
+              </w:rPr>
+              <w:t xml:space="preserve">rovide interface for </w:t>
             </w:r>
             <w:r>
               <w:rPr>
@@ -10522,6 +11854,15 @@
                 <w:lang w:val="en-US"/>
               </w:rPr>
               <w:t>System</w:t>
+            </w:r>
+            <w:r>
+              <w:rPr>
+                <w:rFonts w:ascii="Book Antiqua" w:hAnsi="Book Antiqua"/>
+                <w:sz w:val="24"/>
+                <w:szCs w:val="24"/>
+                <w:lang w:val="en-US"/>
+              </w:rPr>
+              <w:t>/Administrator</w:t>
             </w:r>
           </w:p>
         </w:tc>
@@ -10577,7 +11918,16 @@
                 <w:szCs w:val="24"/>
                 <w:lang w:val="en-US"/>
               </w:rPr>
-              <w:t xml:space="preserve">Visually track and update progress through states: </w:t>
+              <w:t>The system should v</w:t>
+            </w:r>
+            <w:r>
+              <w:rPr>
+                <w:rFonts w:ascii="Book Antiqua" w:hAnsi="Book Antiqua"/>
+                <w:sz w:val="24"/>
+                <w:szCs w:val="24"/>
+                <w:lang w:val="en-US"/>
+              </w:rPr>
+              <w:t xml:space="preserve">isually track and update progress through states: </w:t>
             </w:r>
           </w:p>
           <w:p>
@@ -10671,7 +12021,17 @@
                 <w:szCs w:val="24"/>
                 <w:lang w:val="en-US"/>
               </w:rPr>
-              <w:t xml:space="preserve"> Shipped </w:t>
+              <w:t xml:space="preserve"> </w:t>
+            </w:r>
+            <w:r>
+              <w:rPr>
+                <w:rFonts w:ascii="Book Antiqua" w:hAnsi="Book Antiqua"/>
+                <w:sz w:val="24"/>
+                <w:szCs w:val="24"/>
+                <w:lang w:val="en-US"/>
+              </w:rPr>
+              <w:lastRenderedPageBreak/>
+              <w:t xml:space="preserve">Shipped </w:t>
             </w:r>
             <w:r>
               <w:rPr>
@@ -10752,7 +12112,17 @@
                 <w:szCs w:val="24"/>
                 <w:lang w:val="en-US"/>
               </w:rPr>
+              <w:lastRenderedPageBreak/>
               <w:t>Customer</w:t>
+            </w:r>
+            <w:r>
+              <w:rPr>
+                <w:rFonts w:ascii="Book Antiqua" w:hAnsi="Book Antiqua"/>
+                <w:sz w:val="24"/>
+                <w:szCs w:val="24"/>
+                <w:lang w:val="en-US"/>
+              </w:rPr>
+              <w:t>/Administrator</w:t>
             </w:r>
           </w:p>
         </w:tc>
@@ -10808,7 +12178,52 @@
                 <w:szCs w:val="24"/>
                 <w:lang w:val="en-US"/>
               </w:rPr>
-              <w:t>Send automated notifications to customers upon key status updates (e.g. “Your order #AG001 has been confirmed”)</w:t>
+              <w:t xml:space="preserve">The </w:t>
+            </w:r>
+            <w:r>
+              <w:rPr>
+                <w:rFonts w:ascii="Book Antiqua" w:hAnsi="Book Antiqua"/>
+                <w:sz w:val="24"/>
+                <w:szCs w:val="24"/>
+                <w:lang w:val="en-US"/>
+              </w:rPr>
+              <w:t>application</w:t>
+            </w:r>
+            <w:r>
+              <w:rPr>
+                <w:rFonts w:ascii="Book Antiqua" w:hAnsi="Book Antiqua"/>
+                <w:sz w:val="24"/>
+                <w:szCs w:val="24"/>
+                <w:lang w:val="en-US"/>
+              </w:rPr>
+              <w:t xml:space="preserve"> should allow s</w:t>
+            </w:r>
+            <w:r>
+              <w:rPr>
+                <w:rFonts w:ascii="Book Antiqua" w:hAnsi="Book Antiqua"/>
+                <w:sz w:val="24"/>
+                <w:szCs w:val="24"/>
+                <w:lang w:val="en-US"/>
+              </w:rPr>
+              <w:t>end</w:t>
+            </w:r>
+            <w:r>
+              <w:rPr>
+                <w:rFonts w:ascii="Book Antiqua" w:hAnsi="Book Antiqua"/>
+                <w:sz w:val="24"/>
+                <w:szCs w:val="24"/>
+                <w:lang w:val="en-US"/>
+              </w:rPr>
+              <w:t>ing</w:t>
+            </w:r>
+            <w:r>
+              <w:rPr>
+                <w:rFonts w:ascii="Book Antiqua" w:hAnsi="Book Antiqua"/>
+                <w:sz w:val="24"/>
+                <w:szCs w:val="24"/>
+                <w:lang w:val="en-US"/>
+              </w:rPr>
+              <w:t xml:space="preserve"> automated notifications to customers upon key status updates (e.g. “Your order #AG001 has been confirmed”)</w:t>
             </w:r>
           </w:p>
         </w:tc>
@@ -10836,6 +12251,15 @@
                 <w:lang w:val="en-US"/>
               </w:rPr>
               <w:t>Administrator</w:t>
+            </w:r>
+            <w:r>
+              <w:rPr>
+                <w:rFonts w:ascii="Book Antiqua" w:hAnsi="Book Antiqua"/>
+                <w:sz w:val="24"/>
+                <w:szCs w:val="24"/>
+                <w:lang w:val="en-US"/>
+              </w:rPr>
+              <w:t>/System</w:t>
             </w:r>
           </w:p>
         </w:tc>
@@ -10891,7 +12315,34 @@
                 <w:szCs w:val="24"/>
                 <w:lang w:val="en-US"/>
               </w:rPr>
-              <w:t>Allow customer to interactively confirm receipt upon physical arrival.</w:t>
+              <w:t xml:space="preserve">The </w:t>
+            </w:r>
+            <w:r>
+              <w:rPr>
+                <w:rFonts w:ascii="Book Antiqua" w:hAnsi="Book Antiqua"/>
+                <w:sz w:val="24"/>
+                <w:szCs w:val="24"/>
+                <w:lang w:val="en-US"/>
+              </w:rPr>
+              <w:t xml:space="preserve">application </w:t>
+            </w:r>
+            <w:r>
+              <w:rPr>
+                <w:rFonts w:ascii="Book Antiqua" w:hAnsi="Book Antiqua"/>
+                <w:sz w:val="24"/>
+                <w:szCs w:val="24"/>
+                <w:lang w:val="en-US"/>
+              </w:rPr>
+              <w:t>should a</w:t>
+            </w:r>
+            <w:r>
+              <w:rPr>
+                <w:rFonts w:ascii="Book Antiqua" w:hAnsi="Book Antiqua"/>
+                <w:sz w:val="24"/>
+                <w:szCs w:val="24"/>
+                <w:lang w:val="en-US"/>
+              </w:rPr>
+              <w:t>llow customer to interactively confirm receipt upon physical arrival.</w:t>
             </w:r>
           </w:p>
         </w:tc>
@@ -10974,7 +12425,126 @@
                 <w:szCs w:val="24"/>
                 <w:lang w:val="en-US"/>
               </w:rPr>
-              <w:t xml:space="preserve">Automatically update master state to COMPLETED upon </w:t>
+              <w:t>The application should a</w:t>
+            </w:r>
+            <w:r>
+              <w:rPr>
+                <w:rFonts w:ascii="Book Antiqua" w:hAnsi="Book Antiqua"/>
+                <w:sz w:val="24"/>
+                <w:szCs w:val="24"/>
+                <w:lang w:val="en-US"/>
+              </w:rPr>
+              <w:t xml:space="preserve">utomatically update master state to COMPLETED upon customer </w:t>
+            </w:r>
+            <w:r>
+              <w:rPr>
+                <w:rFonts w:ascii="Book Antiqua" w:hAnsi="Book Antiqua"/>
+                <w:sz w:val="24"/>
+                <w:szCs w:val="24"/>
+                <w:lang w:val="en-US"/>
+              </w:rPr>
+              <w:t xml:space="preserve">receipt </w:t>
+            </w:r>
+            <w:r>
+              <w:rPr>
+                <w:rFonts w:ascii="Book Antiqua" w:hAnsi="Book Antiqua"/>
+                <w:sz w:val="24"/>
+                <w:szCs w:val="24"/>
+                <w:lang w:val="en-US"/>
+              </w:rPr>
+              <w:t>confirmation and close transaction.</w:t>
+            </w:r>
+          </w:p>
+        </w:tc>
+        <w:tc>
+          <w:tcPr>
+            <w:tcW w:w="2401" w:type="dxa"/>
+          </w:tcPr>
+          <w:p>
+            <w:pPr>
+              <w:spacing w:line="360" w:lineRule="auto"/>
+              <w:jc w:val="both"/>
+              <w:cnfStyle w:val="000000000000" w:firstRow="0" w:lastRow="0" w:firstColumn="0" w:lastColumn="0" w:oddVBand="0" w:evenVBand="0" w:oddHBand="0" w:evenHBand="0" w:firstRowFirstColumn="0" w:firstRowLastColumn="0" w:lastRowFirstColumn="0" w:lastRowLastColumn="0"/>
+              <w:rPr>
+                <w:rFonts w:ascii="Book Antiqua" w:hAnsi="Book Antiqua"/>
+                <w:sz w:val="24"/>
+                <w:szCs w:val="24"/>
+                <w:lang w:val="en-US"/>
+              </w:rPr>
+            </w:pPr>
+            <w:r>
+              <w:rPr>
+                <w:rFonts w:ascii="Book Antiqua" w:hAnsi="Book Antiqua"/>
+                <w:sz w:val="24"/>
+                <w:szCs w:val="24"/>
+                <w:lang w:val="en-US"/>
+              </w:rPr>
+              <w:t>System</w:t>
+            </w:r>
+          </w:p>
+        </w:tc>
+      </w:tr>
+      <w:tr>
+        <w:tc>
+          <w:tcPr>
+            <w:cnfStyle w:val="001000000000" w:firstRow="0" w:lastRow="0" w:firstColumn="1" w:lastColumn="0" w:oddVBand="0" w:evenVBand="0" w:oddHBand="0" w:evenHBand="0" w:firstRowFirstColumn="0" w:firstRowLastColumn="0" w:lastRowFirstColumn="0" w:lastRowLastColumn="0"/>
+            <w:tcW w:w="2401" w:type="dxa"/>
+          </w:tcPr>
+          <w:p>
+            <w:pPr>
+              <w:spacing w:line="360" w:lineRule="auto"/>
+              <w:jc w:val="both"/>
+              <w:rPr>
+                <w:rFonts w:ascii="Book Antiqua" w:hAnsi="Book Antiqua"/>
+                <w:sz w:val="24"/>
+                <w:szCs w:val="24"/>
+                <w:lang w:val="en-US"/>
+              </w:rPr>
+            </w:pPr>
+            <w:r>
+              <w:rPr>
+                <w:rFonts w:ascii="Book Antiqua" w:hAnsi="Book Antiqua"/>
+                <w:sz w:val="24"/>
+                <w:szCs w:val="24"/>
+                <w:lang w:val="en-US"/>
+              </w:rPr>
+              <w:t>FR-19</w:t>
+            </w:r>
+          </w:p>
+        </w:tc>
+        <w:tc>
+          <w:tcPr>
+            <w:tcW w:w="2401" w:type="dxa"/>
+          </w:tcPr>
+          <w:p>
+            <w:pPr>
+              <w:spacing w:line="360" w:lineRule="auto"/>
+              <w:jc w:val="both"/>
+              <w:cnfStyle w:val="000000000000" w:firstRow="0" w:lastRow="0" w:firstColumn="0" w:lastColumn="0" w:oddVBand="0" w:evenVBand="0" w:oddHBand="0" w:evenHBand="0" w:firstRowFirstColumn="0" w:firstRowLastColumn="0" w:lastRowFirstColumn="0" w:lastRowLastColumn="0"/>
+              <w:rPr>
+                <w:rFonts w:ascii="Book Antiqua" w:hAnsi="Book Antiqua"/>
+                <w:sz w:val="24"/>
+                <w:szCs w:val="24"/>
+                <w:lang w:val="en-US"/>
+              </w:rPr>
+            </w:pPr>
+            <w:r>
+              <w:rPr>
+                <w:rFonts w:ascii="Book Antiqua" w:hAnsi="Book Antiqua"/>
+                <w:sz w:val="24"/>
+                <w:szCs w:val="24"/>
+                <w:lang w:val="en-US"/>
+              </w:rPr>
+              <w:t>The application should p</w:t>
+            </w:r>
+            <w:r>
+              <w:rPr>
+                <w:rFonts w:ascii="Book Antiqua" w:hAnsi="Book Antiqua"/>
+                <w:sz w:val="24"/>
+                <w:szCs w:val="24"/>
+                <w:lang w:val="en-US"/>
+              </w:rPr>
+              <w:t xml:space="preserve">rovide Historical data table (Order ID, Customer, Product, Date, Quantity, </w:t>
             </w:r>
             <w:r>
               <w:rPr>
@@ -10984,7 +12554,25 @@
                 <w:lang w:val="en-US"/>
               </w:rPr>
               <w:lastRenderedPageBreak/>
-              <w:t>customer confirmation and closes transaction.</w:t>
+              <w:t>Status) with multi-field search (Customer ID, Product ID</w:t>
+            </w:r>
+            <w:r>
+              <w:rPr>
+                <w:rFonts w:ascii="Book Antiqua" w:hAnsi="Book Antiqua"/>
+                <w:sz w:val="24"/>
+                <w:szCs w:val="24"/>
+                <w:lang w:val="en-US"/>
+              </w:rPr>
+              <w:t>, Date</w:t>
+            </w:r>
+            <w:r>
+              <w:rPr>
+                <w:rFonts w:ascii="Book Antiqua" w:hAnsi="Book Antiqua"/>
+                <w:sz w:val="24"/>
+                <w:szCs w:val="24"/>
+                <w:lang w:val="en-US"/>
+              </w:rPr>
+              <w:t>)</w:t>
             </w:r>
           </w:p>
         </w:tc>
@@ -11015,6 +12603,58 @@
               <w:t>System</w:t>
             </w:r>
           </w:p>
+          <w:p>
+            <w:pPr>
+              <w:spacing w:line="360" w:lineRule="auto"/>
+              <w:jc w:val="both"/>
+              <w:cnfStyle w:val="000000000000" w:firstRow="0" w:lastRow="0" w:firstColumn="0" w:lastColumn="0" w:oddVBand="0" w:evenVBand="0" w:oddHBand="0" w:evenHBand="0" w:firstRowFirstColumn="0" w:firstRowLastColumn="0" w:lastRowFirstColumn="0" w:lastRowLastColumn="0"/>
+              <w:rPr>
+                <w:rFonts w:ascii="Book Antiqua" w:hAnsi="Book Antiqua"/>
+                <w:sz w:val="24"/>
+                <w:szCs w:val="24"/>
+                <w:lang w:val="en-US"/>
+              </w:rPr>
+            </w:pPr>
+          </w:p>
+          <w:p>
+            <w:pPr>
+              <w:spacing w:line="360" w:lineRule="auto"/>
+              <w:jc w:val="both"/>
+              <w:cnfStyle w:val="000000000000" w:firstRow="0" w:lastRow="0" w:firstColumn="0" w:lastColumn="0" w:oddVBand="0" w:evenVBand="0" w:oddHBand="0" w:evenHBand="0" w:firstRowFirstColumn="0" w:firstRowLastColumn="0" w:lastRowFirstColumn="0" w:lastRowLastColumn="0"/>
+              <w:rPr>
+                <w:rFonts w:ascii="Book Antiqua" w:hAnsi="Book Antiqua"/>
+                <w:sz w:val="24"/>
+                <w:szCs w:val="24"/>
+                <w:lang w:val="en-US"/>
+              </w:rPr>
+            </w:pPr>
+          </w:p>
+          <w:p>
+            <w:pPr>
+              <w:spacing w:line="360" w:lineRule="auto"/>
+              <w:jc w:val="both"/>
+              <w:cnfStyle w:val="000000000000" w:firstRow="0" w:lastRow="0" w:firstColumn="0" w:lastColumn="0" w:oddVBand="0" w:evenVBand="0" w:oddHBand="0" w:evenHBand="0" w:firstRowFirstColumn="0" w:firstRowLastColumn="0" w:lastRowFirstColumn="0" w:lastRowLastColumn="0"/>
+              <w:rPr>
+                <w:rFonts w:ascii="Book Antiqua" w:hAnsi="Book Antiqua"/>
+                <w:sz w:val="24"/>
+                <w:szCs w:val="24"/>
+                <w:lang w:val="en-US"/>
+              </w:rPr>
+            </w:pPr>
+          </w:p>
+          <w:p>
+            <w:pPr>
+              <w:spacing w:line="360" w:lineRule="auto"/>
+              <w:jc w:val="both"/>
+              <w:cnfStyle w:val="000000000000" w:firstRow="0" w:lastRow="0" w:firstColumn="0" w:lastColumn="0" w:oddVBand="0" w:evenVBand="0" w:oddHBand="0" w:evenHBand="0" w:firstRowFirstColumn="0" w:firstRowLastColumn="0" w:lastRowFirstColumn="0" w:lastRowLastColumn="0"/>
+              <w:rPr>
+                <w:rFonts w:ascii="Book Antiqua" w:hAnsi="Book Antiqua"/>
+                <w:sz w:val="24"/>
+                <w:szCs w:val="24"/>
+                <w:lang w:val="en-US"/>
+              </w:rPr>
+            </w:pPr>
+          </w:p>
         </w:tc>
       </w:tr>
       <w:tr>
@@ -11041,7 +12681,8 @@
                 <w:szCs w:val="24"/>
                 <w:lang w:val="en-US"/>
               </w:rPr>
-              <w:t>FR-19</w:t>
+              <w:lastRenderedPageBreak/>
+              <w:t>FR-20</w:t>
             </w:r>
           </w:p>
         </w:tc>
@@ -11068,7 +12709,34 @@
                 <w:szCs w:val="24"/>
                 <w:lang w:val="en-US"/>
               </w:rPr>
-              <w:t>Provide Historical data table (Order ID, Customer, Product, Date, Quantity, Status) with multi-field search (Customer ID, Product ID)</w:t>
+              <w:t>The application</w:t>
+            </w:r>
+            <w:r>
+              <w:rPr>
+                <w:rFonts w:ascii="Book Antiqua" w:hAnsi="Book Antiqua"/>
+                <w:sz w:val="24"/>
+                <w:szCs w:val="24"/>
+                <w:lang w:val="en-US"/>
+              </w:rPr>
+              <w:t xml:space="preserve"> must allow logged-in users to manually terminate session from top navigation on all screens, clearing</w:t>
+            </w:r>
+            <w:r>
+              <w:rPr>
+                <w:rFonts w:ascii="Book Antiqua" w:hAnsi="Book Antiqua"/>
+                <w:sz w:val="24"/>
+                <w:szCs w:val="24"/>
+                <w:lang w:val="en-US"/>
+              </w:rPr>
+              <w:t xml:space="preserve"> auth </w:t>
+            </w:r>
+            <w:r>
+              <w:rPr>
+                <w:rFonts w:ascii="Book Antiqua" w:hAnsi="Book Antiqua"/>
+                <w:sz w:val="24"/>
+                <w:szCs w:val="24"/>
+                <w:lang w:val="en-US"/>
+              </w:rPr>
+              <w:t>tokens and returning to Login screen</w:t>
             </w:r>
           </w:p>
         </w:tc>
@@ -11095,60 +12763,17 @@
                 <w:szCs w:val="24"/>
                 <w:lang w:val="en-US"/>
               </w:rPr>
-              <w:t>System</w:t>
-            </w:r>
-          </w:p>
-          <w:p>
-            <w:pPr>
-              <w:spacing w:line="360" w:lineRule="auto"/>
-              <w:jc w:val="both"/>
-              <w:cnfStyle w:val="000000000000" w:firstRow="0" w:lastRow="0" w:firstColumn="0" w:lastColumn="0" w:oddVBand="0" w:evenVBand="0" w:oddHBand="0" w:evenHBand="0" w:firstRowFirstColumn="0" w:firstRowLastColumn="0" w:lastRowFirstColumn="0" w:lastRowLastColumn="0"/>
-              <w:rPr>
-                <w:rFonts w:ascii="Book Antiqua" w:hAnsi="Book Antiqua"/>
-                <w:sz w:val="24"/>
-                <w:szCs w:val="24"/>
-                <w:lang w:val="en-US"/>
-              </w:rPr>
-            </w:pPr>
-          </w:p>
-          <w:p>
-            <w:pPr>
-              <w:spacing w:line="360" w:lineRule="auto"/>
-              <w:jc w:val="both"/>
-              <w:cnfStyle w:val="000000000000" w:firstRow="0" w:lastRow="0" w:firstColumn="0" w:lastColumn="0" w:oddVBand="0" w:evenVBand="0" w:oddHBand="0" w:evenHBand="0" w:firstRowFirstColumn="0" w:firstRowLastColumn="0" w:lastRowFirstColumn="0" w:lastRowLastColumn="0"/>
-              <w:rPr>
-                <w:rFonts w:ascii="Book Antiqua" w:hAnsi="Book Antiqua"/>
-                <w:sz w:val="24"/>
-                <w:szCs w:val="24"/>
-                <w:lang w:val="en-US"/>
-              </w:rPr>
-            </w:pPr>
-          </w:p>
-          <w:p>
-            <w:pPr>
-              <w:spacing w:line="360" w:lineRule="auto"/>
-              <w:jc w:val="both"/>
-              <w:cnfStyle w:val="000000000000" w:firstRow="0" w:lastRow="0" w:firstColumn="0" w:lastColumn="0" w:oddVBand="0" w:evenVBand="0" w:oddHBand="0" w:evenHBand="0" w:firstRowFirstColumn="0" w:firstRowLastColumn="0" w:lastRowFirstColumn="0" w:lastRowLastColumn="0"/>
-              <w:rPr>
-                <w:rFonts w:ascii="Book Antiqua" w:hAnsi="Book Antiqua"/>
-                <w:sz w:val="24"/>
-                <w:szCs w:val="24"/>
-                <w:lang w:val="en-US"/>
-              </w:rPr>
-            </w:pPr>
-          </w:p>
-          <w:p>
-            <w:pPr>
-              <w:spacing w:line="360" w:lineRule="auto"/>
-              <w:jc w:val="both"/>
-              <w:cnfStyle w:val="000000000000" w:firstRow="0" w:lastRow="0" w:firstColumn="0" w:lastColumn="0" w:oddVBand="0" w:evenVBand="0" w:oddHBand="0" w:evenHBand="0" w:firstRowFirstColumn="0" w:firstRowLastColumn="0" w:lastRowFirstColumn="0" w:lastRowLastColumn="0"/>
-              <w:rPr>
-                <w:rFonts w:ascii="Book Antiqua" w:hAnsi="Book Antiqua"/>
-                <w:sz w:val="24"/>
-                <w:szCs w:val="24"/>
-                <w:lang w:val="en-US"/>
-              </w:rPr>
-            </w:pPr>
+              <w:t>Customer</w:t>
+            </w:r>
+            <w:r>
+              <w:rPr>
+                <w:rFonts w:ascii="Book Antiqua" w:hAnsi="Book Antiqua"/>
+                <w:sz w:val="24"/>
+                <w:szCs w:val="24"/>
+                <w:lang w:val="en-US"/>
+              </w:rPr>
+              <w:t>/Administrator</w:t>
+            </w:r>
           </w:p>
         </w:tc>
       </w:tr>
@@ -11176,7 +12801,7 @@
                 <w:szCs w:val="24"/>
                 <w:lang w:val="en-US"/>
               </w:rPr>
-              <w:t>FR-20</w:t>
+              <w:t>FR-21</w:t>
             </w:r>
           </w:p>
         </w:tc>
@@ -11203,7 +12828,160 @@
                 <w:szCs w:val="24"/>
                 <w:lang w:val="en-US"/>
               </w:rPr>
-              <w:t>System must allow logged-in users to manually terminate session from top navigation on all screens, clearing tokens and returning to Login screen</w:t>
+              <w:t>The application</w:t>
+            </w:r>
+            <w:r>
+              <w:rPr>
+                <w:rFonts w:ascii="Book Antiqua" w:hAnsi="Book Antiqua"/>
+                <w:sz w:val="24"/>
+                <w:szCs w:val="24"/>
+                <w:lang w:val="en-US"/>
+              </w:rPr>
+              <w:t xml:space="preserve"> </w:t>
+            </w:r>
+            <w:r>
+              <w:rPr>
+                <w:rFonts w:ascii="Book Antiqua" w:hAnsi="Book Antiqua"/>
+                <w:sz w:val="24"/>
+                <w:szCs w:val="24"/>
+                <w:lang w:val="en-US"/>
+              </w:rPr>
+              <w:t>shall</w:t>
+            </w:r>
+            <w:r>
+              <w:rPr>
+                <w:rFonts w:ascii="Book Antiqua" w:hAnsi="Book Antiqua"/>
+                <w:sz w:val="24"/>
+                <w:szCs w:val="24"/>
+                <w:lang w:val="en-US"/>
+              </w:rPr>
+              <w:t xml:space="preserve"> display</w:t>
+            </w:r>
+            <w:r>
+              <w:rPr>
+                <w:rFonts w:ascii="Book Antiqua" w:hAnsi="Book Antiqua"/>
+                <w:sz w:val="24"/>
+                <w:szCs w:val="24"/>
+                <w:lang w:val="en-US"/>
+              </w:rPr>
+              <w:t xml:space="preserve"> sourcing status of requested product or order, such as </w:t>
+            </w:r>
+            <w:r>
+              <w:rPr>
+                <w:rFonts w:ascii="Book Antiqua" w:hAnsi="Book Antiqua"/>
+                <w:sz w:val="24"/>
+                <w:szCs w:val="24"/>
+                <w:lang w:val="en-US"/>
+              </w:rPr>
+              <w:t>“</w:t>
+            </w:r>
+            <w:r>
+              <w:rPr>
+                <w:rFonts w:ascii="Book Antiqua" w:hAnsi="Book Antiqua"/>
+                <w:sz w:val="24"/>
+                <w:szCs w:val="24"/>
+                <w:lang w:val="en-US"/>
+              </w:rPr>
+              <w:t>Pending</w:t>
+            </w:r>
+            <w:r>
+              <w:rPr>
+                <w:rFonts w:ascii="Book Antiqua" w:hAnsi="Book Antiqua"/>
+                <w:sz w:val="24"/>
+                <w:szCs w:val="24"/>
+                <w:lang w:val="en-US"/>
+              </w:rPr>
+              <w:t>”</w:t>
+            </w:r>
+            <w:r>
+              <w:rPr>
+                <w:rFonts w:ascii="Book Antiqua" w:hAnsi="Book Antiqua"/>
+                <w:sz w:val="24"/>
+                <w:szCs w:val="24"/>
+                <w:lang w:val="en-US"/>
+              </w:rPr>
+              <w:t xml:space="preserve">, </w:t>
+            </w:r>
+            <w:r>
+              <w:rPr>
+                <w:rFonts w:ascii="Book Antiqua" w:hAnsi="Book Antiqua"/>
+                <w:sz w:val="24"/>
+                <w:szCs w:val="24"/>
+                <w:lang w:val="en-US"/>
+              </w:rPr>
+              <w:t>“</w:t>
+            </w:r>
+            <w:r>
+              <w:rPr>
+                <w:rFonts w:ascii="Book Antiqua" w:hAnsi="Book Antiqua"/>
+                <w:sz w:val="24"/>
+                <w:szCs w:val="24"/>
+                <w:lang w:val="en-US"/>
+              </w:rPr>
+              <w:t>Sourcing Confirmed</w:t>
+            </w:r>
+            <w:r>
+              <w:rPr>
+                <w:rFonts w:ascii="Book Antiqua" w:hAnsi="Book Antiqua"/>
+                <w:sz w:val="24"/>
+                <w:szCs w:val="24"/>
+                <w:lang w:val="en-US"/>
+              </w:rPr>
+              <w:t>”</w:t>
+            </w:r>
+            <w:r>
+              <w:rPr>
+                <w:rFonts w:ascii="Book Antiqua" w:hAnsi="Book Antiqua"/>
+                <w:sz w:val="24"/>
+                <w:szCs w:val="24"/>
+                <w:lang w:val="en-US"/>
+              </w:rPr>
+              <w:t>, or “Unable to Source”</w:t>
+            </w:r>
+            <w:r>
+              <w:rPr>
+                <w:rFonts w:ascii="Book Antiqua" w:hAnsi="Book Antiqua"/>
+                <w:sz w:val="24"/>
+                <w:szCs w:val="24"/>
+                <w:lang w:val="en-US"/>
+              </w:rPr>
+              <w:t>, and shall provide appropriate notifications</w:t>
+            </w:r>
+            <w:r>
+              <w:rPr>
+                <w:rFonts w:ascii="Book Antiqua" w:hAnsi="Book Antiqua"/>
+                <w:sz w:val="24"/>
+                <w:szCs w:val="24"/>
+                <w:lang w:val="en-US"/>
+              </w:rPr>
+              <w:t>/alerts</w:t>
+            </w:r>
+            <w:r>
+              <w:rPr>
+                <w:rFonts w:ascii="Book Antiqua" w:hAnsi="Book Antiqua"/>
+                <w:sz w:val="24"/>
+                <w:szCs w:val="24"/>
+                <w:lang w:val="en-US"/>
+              </w:rPr>
+              <w:t xml:space="preserve"> to the customer.</w:t>
+            </w:r>
+            <w:r>
+              <w:rPr>
+                <w:rFonts w:ascii="Book Antiqua" w:hAnsi="Book Antiqua"/>
+                <w:sz w:val="24"/>
+                <w:szCs w:val="24"/>
+                <w:lang w:val="en-US"/>
+              </w:rPr>
+              <w:t xml:space="preserve">  </w:t>
+            </w:r>
+            <w:r>
+              <w:rPr>
+                <w:rFonts w:ascii="Book Antiqua" w:hAnsi="Book Antiqua"/>
+                <w:sz w:val="24"/>
+                <w:szCs w:val="24"/>
+                <w:lang w:val="en-US"/>
+              </w:rPr>
+              <w:t xml:space="preserve"> </w:t>
             </w:r>
           </w:p>
         </w:tc>
@@ -11230,7 +13008,7 @@
                 <w:szCs w:val="24"/>
                 <w:lang w:val="en-US"/>
               </w:rPr>
-              <w:t>Customer</w:t>
+              <w:t>System</w:t>
             </w:r>
           </w:p>
         </w:tc>
@@ -11259,7 +13037,7 @@
                 <w:szCs w:val="24"/>
                 <w:lang w:val="en-US"/>
               </w:rPr>
-              <w:t>FR-21</w:t>
+              <w:t>FR-22</w:t>
             </w:r>
           </w:p>
         </w:tc>
@@ -11286,7 +13064,44 @@
                 <w:szCs w:val="24"/>
                 <w:lang w:val="en-US"/>
               </w:rPr>
-              <w:t>System must display interactive stock status badges (In Stock vs Out of Stock) and automatically disable order selection buttons when inventory = 0 on searching product by customer.</w:t>
+              <w:t>Selecting an item</w:t>
+            </w:r>
+            <w:r>
+              <w:rPr>
+                <w:rFonts w:ascii="Book Antiqua" w:hAnsi="Book Antiqua"/>
+                <w:sz w:val="24"/>
+                <w:szCs w:val="24"/>
+                <w:lang w:val="en-US"/>
+              </w:rPr>
+              <w:t xml:space="preserve"> </w:t>
+            </w:r>
+            <w:r>
+              <w:rPr>
+                <w:rFonts w:ascii="Book Antiqua" w:hAnsi="Book Antiqua"/>
+                <w:sz w:val="24"/>
+                <w:szCs w:val="24"/>
+                <w:lang w:val="en-US"/>
+              </w:rPr>
+              <w:t xml:space="preserve">from </w:t>
+            </w:r>
+            <w:r>
+              <w:rPr>
+                <w:rFonts w:ascii="Book Antiqua" w:hAnsi="Book Antiqua"/>
+                <w:sz w:val="24"/>
+                <w:szCs w:val="24"/>
+                <w:lang w:val="en-US"/>
+              </w:rPr>
+              <w:t xml:space="preserve">the available product information shall pre-populate relevant product </w:t>
+            </w:r>
+            <w:r>
+              <w:rPr>
+                <w:rFonts w:ascii="Book Antiqua" w:hAnsi="Book Antiqua"/>
+                <w:sz w:val="24"/>
+                <w:szCs w:val="24"/>
+                <w:lang w:val="en-US"/>
+              </w:rPr>
+              <w:lastRenderedPageBreak/>
+              <w:t>details such as Product Name and Category into the order request form. Where a reference price is available, it may also be displayed subject to confirmation during the sourcing process.</w:t>
             </w:r>
           </w:p>
         </w:tc>
@@ -11313,6 +13128,7 @@
                 <w:szCs w:val="24"/>
                 <w:lang w:val="en-US"/>
               </w:rPr>
+              <w:lastRenderedPageBreak/>
               <w:t>System</w:t>
             </w:r>
           </w:p>
@@ -11342,8 +13158,7 @@
                 <w:szCs w:val="24"/>
                 <w:lang w:val="en-US"/>
               </w:rPr>
-              <w:lastRenderedPageBreak/>
-              <w:t>FR-22</w:t>
+              <w:t>FR-23</w:t>
             </w:r>
           </w:p>
         </w:tc>
@@ -11370,7 +13185,52 @@
                 <w:szCs w:val="24"/>
                 <w:lang w:val="en-US"/>
               </w:rPr>
-              <w:t>Selecting an item directly from catalog view must pre-populate Product Name, Unit Price, and Category into the custom order submission form when customer is placing order.</w:t>
+              <w:t>The application</w:t>
+            </w:r>
+            <w:r>
+              <w:rPr>
+                <w:rFonts w:ascii="Book Antiqua" w:hAnsi="Book Antiqua"/>
+                <w:sz w:val="24"/>
+                <w:szCs w:val="24"/>
+                <w:lang w:val="en-US"/>
+              </w:rPr>
+              <w:t xml:space="preserve"> must dynamically calculate and display</w:t>
+            </w:r>
+            <w:r>
+              <w:rPr>
+                <w:rFonts w:ascii="Book Antiqua" w:hAnsi="Book Antiqua"/>
+                <w:sz w:val="24"/>
+                <w:szCs w:val="24"/>
+                <w:lang w:val="en-US"/>
+              </w:rPr>
+              <w:t xml:space="preserve"> </w:t>
+            </w:r>
+            <w:r>
+              <w:rPr>
+                <w:rFonts w:ascii="Book Antiqua" w:hAnsi="Book Antiqua"/>
+                <w:sz w:val="24"/>
+                <w:szCs w:val="24"/>
+                <w:lang w:val="en-US"/>
+              </w:rPr>
+              <w:t xml:space="preserve">Estimated Tax/Duty, Shipping Fee, and Grand Total, in real-time as item quantities or </w:t>
+            </w:r>
+            <w:r>
+              <w:rPr>
+                <w:rFonts w:ascii="Book Antiqua" w:hAnsi="Book Antiqua"/>
+                <w:sz w:val="24"/>
+                <w:szCs w:val="24"/>
+                <w:lang w:val="en-US"/>
+              </w:rPr>
+              <w:t xml:space="preserve">pricing parameters </w:t>
+            </w:r>
+            <w:r>
+              <w:rPr>
+                <w:rFonts w:ascii="Book Antiqua" w:hAnsi="Book Antiqua"/>
+                <w:sz w:val="24"/>
+                <w:szCs w:val="24"/>
+                <w:lang w:val="en-US"/>
+              </w:rPr>
+              <w:t>are adjusted on the order form when placing order.</w:t>
             </w:r>
           </w:p>
         </w:tc>
@@ -11426,7 +13286,7 @@
                 <w:szCs w:val="24"/>
                 <w:lang w:val="en-US"/>
               </w:rPr>
-              <w:t>FR-23</w:t>
+              <w:t>FR-24</w:t>
             </w:r>
           </w:p>
         </w:tc>
@@ -11453,7 +13313,71 @@
                 <w:szCs w:val="24"/>
                 <w:lang w:val="en-US"/>
               </w:rPr>
-              <w:t>System must dynamically calculate and display Subtotal, Estimated Tax/Duty, Shipping Fee, and Grand Total, in real-time as item quantities or product options are adjusted on the order form when placing order.</w:t>
+              <w:t>The application</w:t>
+            </w:r>
+            <w:r>
+              <w:rPr>
+                <w:rFonts w:ascii="Book Antiqua" w:hAnsi="Book Antiqua"/>
+                <w:sz w:val="24"/>
+                <w:szCs w:val="24"/>
+                <w:lang w:val="en-US"/>
+              </w:rPr>
+              <w:t xml:space="preserve"> must allow upload references </w:t>
+            </w:r>
+            <w:r>
+              <w:rPr>
+                <w:rFonts w:ascii="Book Antiqua" w:hAnsi="Book Antiqua"/>
+                <w:sz w:val="24"/>
+                <w:szCs w:val="24"/>
+                <w:lang w:val="en-US"/>
+              </w:rPr>
+              <w:t>photos (</w:t>
+            </w:r>
+            <w:r>
+              <w:rPr>
+                <w:rFonts w:ascii="Book Antiqua" w:hAnsi="Book Antiqua"/>
+                <w:sz w:val="24"/>
+                <w:szCs w:val="24"/>
+                <w:lang w:val="en-US"/>
+              </w:rPr>
+              <w:t>PNG, JPG, PDF up to 5MB) for custom item</w:t>
+            </w:r>
+            <w:r>
+              <w:rPr>
+                <w:rFonts w:ascii="Book Antiqua" w:hAnsi="Book Antiqua"/>
+                <w:sz w:val="24"/>
+                <w:szCs w:val="24"/>
+                <w:lang w:val="en-US"/>
+              </w:rPr>
+              <w:t xml:space="preserve"> requests </w:t>
+            </w:r>
+            <w:r>
+              <w:rPr>
+                <w:rFonts w:ascii="Book Antiqua" w:hAnsi="Book Antiqua"/>
+                <w:sz w:val="24"/>
+                <w:szCs w:val="24"/>
+                <w:lang w:val="en-US"/>
+              </w:rPr>
+              <w:t xml:space="preserve">and payment receipts, rendering client-side thumbnail </w:t>
+            </w:r>
+            <w:r>
+              <w:rPr>
+                <w:rFonts w:ascii="Book Antiqua" w:hAnsi="Book Antiqua"/>
+                <w:sz w:val="24"/>
+                <w:szCs w:val="24"/>
+                <w:lang w:val="en-US"/>
+              </w:rPr>
+              <w:lastRenderedPageBreak/>
+              <w:t xml:space="preserve">previews </w:t>
+            </w:r>
+            <w:r>
+              <w:rPr>
+                <w:rFonts w:ascii="Book Antiqua" w:hAnsi="Book Antiqua"/>
+                <w:sz w:val="24"/>
+                <w:szCs w:val="24"/>
+                <w:lang w:val="en-US"/>
+              </w:rPr>
+              <w:t>before form submission.</w:t>
             </w:r>
           </w:p>
         </w:tc>
@@ -11480,6 +13404,7 @@
                 <w:szCs w:val="24"/>
                 <w:lang w:val="en-US"/>
               </w:rPr>
+              <w:lastRenderedPageBreak/>
               <w:t>System</w:t>
             </w:r>
           </w:p>
@@ -11509,7 +13434,7 @@
                 <w:szCs w:val="24"/>
                 <w:lang w:val="en-US"/>
               </w:rPr>
-              <w:t>FR-24</w:t>
+              <w:t>FR-25</w:t>
             </w:r>
           </w:p>
         </w:tc>
@@ -11536,25 +13461,209 @@
                 <w:szCs w:val="24"/>
                 <w:lang w:val="en-US"/>
               </w:rPr>
-              <w:t xml:space="preserve">System must allow upload references </w:t>
-            </w:r>
-            <w:r>
-              <w:rPr>
-                <w:rFonts w:ascii="Book Antiqua" w:hAnsi="Book Antiqua"/>
-                <w:sz w:val="24"/>
-                <w:szCs w:val="24"/>
-                <w:lang w:val="en-US"/>
-              </w:rPr>
-              <w:t>photos (</w:t>
-            </w:r>
-            <w:r>
-              <w:rPr>
-                <w:rFonts w:ascii="Book Antiqua" w:hAnsi="Book Antiqua"/>
-                <w:sz w:val="24"/>
-                <w:szCs w:val="24"/>
-                <w:lang w:val="en-US"/>
-              </w:rPr>
-              <w:t>PNG, JPG, PDF up to 5MB) for custom items and payment receipts, rendering client-</w:t>
+              <w:t>The application must</w:t>
+            </w:r>
+            <w:r>
+              <w:rPr>
+                <w:rFonts w:ascii="Book Antiqua" w:hAnsi="Book Antiqua"/>
+                <w:sz w:val="24"/>
+                <w:szCs w:val="24"/>
+                <w:lang w:val="en-US"/>
+              </w:rPr>
+              <w:t xml:space="preserve"> render a horizontal step-by step visual tracker highlighting the active lifecycle stage</w:t>
+            </w:r>
+            <w:r>
+              <w:rPr>
+                <w:rFonts w:ascii="Book Antiqua" w:hAnsi="Book Antiqua"/>
+                <w:sz w:val="24"/>
+                <w:szCs w:val="24"/>
+                <w:lang w:val="en-US"/>
+              </w:rPr>
+              <w:t xml:space="preserve"> </w:t>
+            </w:r>
+            <w:r>
+              <w:rPr>
+                <w:rFonts w:ascii="Book Antiqua" w:hAnsi="Book Antiqua"/>
+                <w:sz w:val="24"/>
+                <w:szCs w:val="24"/>
+                <w:lang w:val="en-US"/>
+              </w:rPr>
+              <w:t>(Placed, confirmed, sourced, shipped, delivered) with timestamps on the customer tracking view.</w:t>
+            </w:r>
+          </w:p>
+        </w:tc>
+        <w:tc>
+          <w:tcPr>
+            <w:tcW w:w="2401" w:type="dxa"/>
+          </w:tcPr>
+          <w:p>
+            <w:pPr>
+              <w:spacing w:line="360" w:lineRule="auto"/>
+              <w:jc w:val="both"/>
+              <w:cnfStyle w:val="000000000000" w:firstRow="0" w:lastRow="0" w:firstColumn="0" w:lastColumn="0" w:oddVBand="0" w:evenVBand="0" w:oddHBand="0" w:evenHBand="0" w:firstRowFirstColumn="0" w:firstRowLastColumn="0" w:lastRowFirstColumn="0" w:lastRowLastColumn="0"/>
+              <w:rPr>
+                <w:rFonts w:ascii="Book Antiqua" w:hAnsi="Book Antiqua"/>
+                <w:sz w:val="24"/>
+                <w:szCs w:val="24"/>
+                <w:lang w:val="en-US"/>
+              </w:rPr>
+            </w:pPr>
+            <w:r>
+              <w:rPr>
+                <w:rFonts w:ascii="Book Antiqua" w:hAnsi="Book Antiqua"/>
+                <w:sz w:val="24"/>
+                <w:szCs w:val="24"/>
+                <w:lang w:val="en-US"/>
+              </w:rPr>
+              <w:t>System</w:t>
+            </w:r>
+          </w:p>
+        </w:tc>
+      </w:tr>
+      <w:tr>
+        <w:tc>
+          <w:tcPr>
+            <w:cnfStyle w:val="001000000000" w:firstRow="0" w:lastRow="0" w:firstColumn="1" w:lastColumn="0" w:oddVBand="0" w:evenVBand="0" w:oddHBand="0" w:evenHBand="0" w:firstRowFirstColumn="0" w:firstRowLastColumn="0" w:lastRowFirstColumn="0" w:lastRowLastColumn="0"/>
+            <w:tcW w:w="2401" w:type="dxa"/>
+          </w:tcPr>
+          <w:p>
+            <w:pPr>
+              <w:spacing w:line="360" w:lineRule="auto"/>
+              <w:jc w:val="both"/>
+              <w:rPr>
+                <w:rFonts w:ascii="Book Antiqua" w:hAnsi="Book Antiqua"/>
+                <w:sz w:val="24"/>
+                <w:szCs w:val="24"/>
+                <w:lang w:val="en-US"/>
+              </w:rPr>
+            </w:pPr>
+            <w:r>
+              <w:rPr>
+                <w:rFonts w:ascii="Book Antiqua" w:hAnsi="Book Antiqua"/>
+                <w:sz w:val="24"/>
+                <w:szCs w:val="24"/>
+                <w:lang w:val="en-US"/>
+              </w:rPr>
+              <w:t>FR-26</w:t>
+            </w:r>
+          </w:p>
+        </w:tc>
+        <w:tc>
+          <w:tcPr>
+            <w:tcW w:w="2401" w:type="dxa"/>
+          </w:tcPr>
+          <w:p>
+            <w:pPr>
+              <w:spacing w:line="360" w:lineRule="auto"/>
+              <w:jc w:val="both"/>
+              <w:cnfStyle w:val="000000000000" w:firstRow="0" w:lastRow="0" w:firstColumn="0" w:lastColumn="0" w:oddVBand="0" w:evenVBand="0" w:oddHBand="0" w:evenHBand="0" w:firstRowFirstColumn="0" w:firstRowLastColumn="0" w:lastRowFirstColumn="0" w:lastRowLastColumn="0"/>
+              <w:rPr>
+                <w:rFonts w:ascii="Book Antiqua" w:hAnsi="Book Antiqua"/>
+                <w:sz w:val="24"/>
+                <w:szCs w:val="24"/>
+                <w:lang w:val="en-US"/>
+              </w:rPr>
+            </w:pPr>
+            <w:r>
+              <w:rPr>
+                <w:rFonts w:ascii="Book Antiqua" w:hAnsi="Book Antiqua"/>
+                <w:sz w:val="24"/>
+                <w:szCs w:val="24"/>
+                <w:lang w:val="en-US"/>
+              </w:rPr>
+              <w:t>System must support data-range filtering, status filtering (Pending, Paid, Shipped, Completed) and CSV/PDF export capabilities on the Order History table.</w:t>
+            </w:r>
+          </w:p>
+        </w:tc>
+        <w:tc>
+          <w:tcPr>
+            <w:tcW w:w="2401" w:type="dxa"/>
+          </w:tcPr>
+          <w:p>
+            <w:pPr>
+              <w:spacing w:line="360" w:lineRule="auto"/>
+              <w:jc w:val="both"/>
+              <w:cnfStyle w:val="000000000000" w:firstRow="0" w:lastRow="0" w:firstColumn="0" w:lastColumn="0" w:oddVBand="0" w:evenVBand="0" w:oddHBand="0" w:evenHBand="0" w:firstRowFirstColumn="0" w:firstRowLastColumn="0" w:lastRowFirstColumn="0" w:lastRowLastColumn="0"/>
+              <w:rPr>
+                <w:rFonts w:ascii="Book Antiqua" w:hAnsi="Book Antiqua"/>
+                <w:sz w:val="24"/>
+                <w:szCs w:val="24"/>
+                <w:lang w:val="en-US"/>
+              </w:rPr>
+            </w:pPr>
+            <w:r>
+              <w:rPr>
+                <w:rFonts w:ascii="Book Antiqua" w:hAnsi="Book Antiqua"/>
+                <w:sz w:val="24"/>
+                <w:szCs w:val="24"/>
+                <w:lang w:val="en-US"/>
+              </w:rPr>
+              <w:t>System</w:t>
+            </w:r>
+          </w:p>
+        </w:tc>
+      </w:tr>
+      <w:tr>
+        <w:tc>
+          <w:tcPr>
+            <w:cnfStyle w:val="001000000000" w:firstRow="0" w:lastRow="0" w:firstColumn="1" w:lastColumn="0" w:oddVBand="0" w:evenVBand="0" w:oddHBand="0" w:evenHBand="0" w:firstRowFirstColumn="0" w:firstRowLastColumn="0" w:lastRowFirstColumn="0" w:lastRowLastColumn="0"/>
+            <w:tcW w:w="2401" w:type="dxa"/>
+          </w:tcPr>
+          <w:p>
+            <w:pPr>
+              <w:spacing w:line="360" w:lineRule="auto"/>
+              <w:jc w:val="both"/>
+              <w:rPr>
+                <w:rFonts w:ascii="Book Antiqua" w:hAnsi="Book Antiqua"/>
+                <w:sz w:val="24"/>
+                <w:szCs w:val="24"/>
+                <w:lang w:val="en-US"/>
+              </w:rPr>
+            </w:pPr>
+            <w:r>
+              <w:rPr>
+                <w:rFonts w:ascii="Book Antiqua" w:hAnsi="Book Antiqua"/>
+                <w:sz w:val="24"/>
+                <w:szCs w:val="24"/>
+                <w:lang w:val="en-US"/>
+              </w:rPr>
+              <w:t>FR-27</w:t>
+            </w:r>
+          </w:p>
+        </w:tc>
+        <w:tc>
+          <w:tcPr>
+            <w:tcW w:w="2401" w:type="dxa"/>
+          </w:tcPr>
+          <w:p>
+            <w:pPr>
+              <w:spacing w:line="360" w:lineRule="auto"/>
+              <w:jc w:val="both"/>
+              <w:cnfStyle w:val="000000000000" w:firstRow="0" w:lastRow="0" w:firstColumn="0" w:lastColumn="0" w:oddVBand="0" w:evenVBand="0" w:oddHBand="0" w:evenHBand="0" w:firstRowFirstColumn="0" w:firstRowLastColumn="0" w:lastRowFirstColumn="0" w:lastRowLastColumn="0"/>
+              <w:rPr>
+                <w:rFonts w:ascii="Book Antiqua" w:hAnsi="Book Antiqua"/>
+                <w:sz w:val="24"/>
+                <w:szCs w:val="24"/>
+                <w:lang w:val="en-US"/>
+              </w:rPr>
+            </w:pPr>
+            <w:r>
+              <w:rPr>
+                <w:rFonts w:ascii="Book Antiqua" w:hAnsi="Book Antiqua"/>
+                <w:sz w:val="24"/>
+                <w:szCs w:val="24"/>
+                <w:lang w:val="en-US"/>
+              </w:rPr>
+              <w:t>The application</w:t>
+            </w:r>
+            <w:r>
+              <w:rPr>
+                <w:rFonts w:ascii="Book Antiqua" w:hAnsi="Book Antiqua"/>
+                <w:sz w:val="24"/>
+                <w:szCs w:val="24"/>
+                <w:lang w:val="en-US"/>
+              </w:rPr>
+              <w:t xml:space="preserve"> must provide an interactive 5-star rating and comment submission form upon order completion. Storing user feedback against the specific </w:t>
             </w:r>
             <w:r>
               <w:rPr>
@@ -11564,16 +13673,7 @@
                 <w:lang w:val="en-US"/>
               </w:rPr>
               <w:lastRenderedPageBreak/>
-              <w:t xml:space="preserve">side thumbnail previews </w:t>
-            </w:r>
-            <w:r>
-              <w:rPr>
-                <w:rFonts w:ascii="Book Antiqua" w:hAnsi="Book Antiqua"/>
-                <w:sz w:val="24"/>
-                <w:szCs w:val="24"/>
-                <w:lang w:val="en-US"/>
-              </w:rPr>
-              <w:t>before form submission.</w:t>
+              <w:t>Order ID and Product ID during receipt confirmation by customer.</w:t>
             </w:r>
           </w:p>
         </w:tc>
@@ -11630,7 +13730,7 @@
                 <w:szCs w:val="24"/>
                 <w:lang w:val="en-US"/>
               </w:rPr>
-              <w:t>FR-25</w:t>
+              <w:t>Fr-28</w:t>
             </w:r>
           </w:p>
         </w:tc>
@@ -11657,285 +13757,16 @@
                 <w:szCs w:val="24"/>
                 <w:lang w:val="en-US"/>
               </w:rPr>
-              <w:t>System must render a horizontal step-by step visual tracker highlighting the active lifecycle stage</w:t>
-            </w:r>
-            <w:r>
-              <w:rPr>
-                <w:rFonts w:ascii="Book Antiqua" w:hAnsi="Book Antiqua"/>
-                <w:sz w:val="24"/>
-                <w:szCs w:val="24"/>
-                <w:lang w:val="en-US"/>
-              </w:rPr>
-              <w:t xml:space="preserve"> </w:t>
-            </w:r>
-            <w:r>
-              <w:rPr>
-                <w:rFonts w:ascii="Book Antiqua" w:hAnsi="Book Antiqua"/>
-                <w:sz w:val="24"/>
-                <w:szCs w:val="24"/>
-                <w:lang w:val="en-US"/>
-              </w:rPr>
-              <w:t>(Placed, confirmed, sourced, shipped, delivered) with timestamps on the customer tracking view.</w:t>
-            </w:r>
-          </w:p>
-        </w:tc>
-        <w:tc>
-          <w:tcPr>
-            <w:tcW w:w="2401" w:type="dxa"/>
-          </w:tcPr>
-          <w:p>
-            <w:pPr>
-              <w:spacing w:line="360" w:lineRule="auto"/>
-              <w:jc w:val="both"/>
-              <w:cnfStyle w:val="000000000000" w:firstRow="0" w:lastRow="0" w:firstColumn="0" w:lastColumn="0" w:oddVBand="0" w:evenVBand="0" w:oddHBand="0" w:evenHBand="0" w:firstRowFirstColumn="0" w:firstRowLastColumn="0" w:lastRowFirstColumn="0" w:lastRowLastColumn="0"/>
-              <w:rPr>
-                <w:rFonts w:ascii="Book Antiqua" w:hAnsi="Book Antiqua"/>
-                <w:sz w:val="24"/>
-                <w:szCs w:val="24"/>
-                <w:lang w:val="en-US"/>
-              </w:rPr>
-            </w:pPr>
-            <w:r>
-              <w:rPr>
-                <w:rFonts w:ascii="Book Antiqua" w:hAnsi="Book Antiqua"/>
-                <w:sz w:val="24"/>
-                <w:szCs w:val="24"/>
-                <w:lang w:val="en-US"/>
-              </w:rPr>
-              <w:t>System</w:t>
-            </w:r>
-          </w:p>
-        </w:tc>
-      </w:tr>
-      <w:tr>
-        <w:tc>
-          <w:tcPr>
-            <w:cnfStyle w:val="001000000000" w:firstRow="0" w:lastRow="0" w:firstColumn="1" w:lastColumn="0" w:oddVBand="0" w:evenVBand="0" w:oddHBand="0" w:evenHBand="0" w:firstRowFirstColumn="0" w:firstRowLastColumn="0" w:lastRowFirstColumn="0" w:lastRowLastColumn="0"/>
-            <w:tcW w:w="2401" w:type="dxa"/>
-          </w:tcPr>
-          <w:p>
-            <w:pPr>
-              <w:spacing w:line="360" w:lineRule="auto"/>
-              <w:jc w:val="both"/>
-              <w:rPr>
-                <w:rFonts w:ascii="Book Antiqua" w:hAnsi="Book Antiqua"/>
-                <w:sz w:val="24"/>
-                <w:szCs w:val="24"/>
-                <w:lang w:val="en-US"/>
-              </w:rPr>
-            </w:pPr>
-            <w:r>
-              <w:rPr>
-                <w:rFonts w:ascii="Book Antiqua" w:hAnsi="Book Antiqua"/>
-                <w:sz w:val="24"/>
-                <w:szCs w:val="24"/>
-                <w:lang w:val="en-US"/>
-              </w:rPr>
-              <w:t>FR-26</w:t>
-            </w:r>
-          </w:p>
-        </w:tc>
-        <w:tc>
-          <w:tcPr>
-            <w:tcW w:w="2401" w:type="dxa"/>
-          </w:tcPr>
-          <w:p>
-            <w:pPr>
-              <w:spacing w:line="360" w:lineRule="auto"/>
-              <w:jc w:val="both"/>
-              <w:cnfStyle w:val="000000000000" w:firstRow="0" w:lastRow="0" w:firstColumn="0" w:lastColumn="0" w:oddVBand="0" w:evenVBand="0" w:oddHBand="0" w:evenHBand="0" w:firstRowFirstColumn="0" w:firstRowLastColumn="0" w:lastRowFirstColumn="0" w:lastRowLastColumn="0"/>
-              <w:rPr>
-                <w:rFonts w:ascii="Book Antiqua" w:hAnsi="Book Antiqua"/>
-                <w:sz w:val="24"/>
-                <w:szCs w:val="24"/>
-                <w:lang w:val="en-US"/>
-              </w:rPr>
-            </w:pPr>
-            <w:r>
-              <w:rPr>
-                <w:rFonts w:ascii="Book Antiqua" w:hAnsi="Book Antiqua"/>
-                <w:sz w:val="24"/>
-                <w:szCs w:val="24"/>
-                <w:lang w:val="en-US"/>
-              </w:rPr>
-              <w:t>System must support data-range filtering, status filtering (Pending, Paid, Shipped, Completed) and CSV/PDF export capabilities on the Order History table.</w:t>
-            </w:r>
-          </w:p>
-        </w:tc>
-        <w:tc>
-          <w:tcPr>
-            <w:tcW w:w="2401" w:type="dxa"/>
-          </w:tcPr>
-          <w:p>
-            <w:pPr>
-              <w:spacing w:line="360" w:lineRule="auto"/>
-              <w:jc w:val="both"/>
-              <w:cnfStyle w:val="000000000000" w:firstRow="0" w:lastRow="0" w:firstColumn="0" w:lastColumn="0" w:oddVBand="0" w:evenVBand="0" w:oddHBand="0" w:evenHBand="0" w:firstRowFirstColumn="0" w:firstRowLastColumn="0" w:lastRowFirstColumn="0" w:lastRowLastColumn="0"/>
-              <w:rPr>
-                <w:rFonts w:ascii="Book Antiqua" w:hAnsi="Book Antiqua"/>
-                <w:sz w:val="24"/>
-                <w:szCs w:val="24"/>
-                <w:lang w:val="en-US"/>
-              </w:rPr>
-            </w:pPr>
-            <w:r>
-              <w:rPr>
-                <w:rFonts w:ascii="Book Antiqua" w:hAnsi="Book Antiqua"/>
-                <w:sz w:val="24"/>
-                <w:szCs w:val="24"/>
-                <w:lang w:val="en-US"/>
-              </w:rPr>
-              <w:t>System</w:t>
-            </w:r>
-          </w:p>
-        </w:tc>
-      </w:tr>
-      <w:tr>
-        <w:tc>
-          <w:tcPr>
-            <w:cnfStyle w:val="001000000000" w:firstRow="0" w:lastRow="0" w:firstColumn="1" w:lastColumn="0" w:oddVBand="0" w:evenVBand="0" w:oddHBand="0" w:evenHBand="0" w:firstRowFirstColumn="0" w:firstRowLastColumn="0" w:lastRowFirstColumn="0" w:lastRowLastColumn="0"/>
-            <w:tcW w:w="2401" w:type="dxa"/>
-          </w:tcPr>
-          <w:p>
-            <w:pPr>
-              <w:spacing w:line="360" w:lineRule="auto"/>
-              <w:jc w:val="both"/>
-              <w:rPr>
-                <w:rFonts w:ascii="Book Antiqua" w:hAnsi="Book Antiqua"/>
-                <w:sz w:val="24"/>
-                <w:szCs w:val="24"/>
-                <w:lang w:val="en-US"/>
-              </w:rPr>
-            </w:pPr>
-            <w:r>
-              <w:rPr>
-                <w:rFonts w:ascii="Book Antiqua" w:hAnsi="Book Antiqua"/>
-                <w:sz w:val="24"/>
-                <w:szCs w:val="24"/>
-                <w:lang w:val="en-US"/>
-              </w:rPr>
-              <w:t>FR-27</w:t>
-            </w:r>
-          </w:p>
-        </w:tc>
-        <w:tc>
-          <w:tcPr>
-            <w:tcW w:w="2401" w:type="dxa"/>
-          </w:tcPr>
-          <w:p>
-            <w:pPr>
-              <w:spacing w:line="360" w:lineRule="auto"/>
-              <w:jc w:val="both"/>
-              <w:cnfStyle w:val="000000000000" w:firstRow="0" w:lastRow="0" w:firstColumn="0" w:lastColumn="0" w:oddVBand="0" w:evenVBand="0" w:oddHBand="0" w:evenHBand="0" w:firstRowFirstColumn="0" w:firstRowLastColumn="0" w:lastRowFirstColumn="0" w:lastRowLastColumn="0"/>
-              <w:rPr>
-                <w:rFonts w:ascii="Book Antiqua" w:hAnsi="Book Antiqua"/>
-                <w:sz w:val="24"/>
-                <w:szCs w:val="24"/>
-                <w:lang w:val="en-US"/>
-              </w:rPr>
-            </w:pPr>
-            <w:r>
-              <w:rPr>
-                <w:rFonts w:ascii="Book Antiqua" w:hAnsi="Book Antiqua"/>
-                <w:sz w:val="24"/>
-                <w:szCs w:val="24"/>
-                <w:lang w:val="en-US"/>
-              </w:rPr>
-              <w:t xml:space="preserve">System must provide an interactive 5-star rating and comment submission form upon order completion. Storing user feedback against the specific Order ID </w:t>
-            </w:r>
-            <w:r>
-              <w:rPr>
-                <w:rFonts w:ascii="Book Antiqua" w:hAnsi="Book Antiqua"/>
-                <w:sz w:val="24"/>
-                <w:szCs w:val="24"/>
-                <w:lang w:val="en-US"/>
-              </w:rPr>
-              <w:lastRenderedPageBreak/>
-              <w:t>and Product ID during receipt confirmation by customer.</w:t>
-            </w:r>
-          </w:p>
-        </w:tc>
-        <w:tc>
-          <w:tcPr>
-            <w:tcW w:w="2401" w:type="dxa"/>
-          </w:tcPr>
-          <w:p>
-            <w:pPr>
-              <w:spacing w:line="360" w:lineRule="auto"/>
-              <w:jc w:val="both"/>
-              <w:cnfStyle w:val="000000000000" w:firstRow="0" w:lastRow="0" w:firstColumn="0" w:lastColumn="0" w:oddVBand="0" w:evenVBand="0" w:oddHBand="0" w:evenHBand="0" w:firstRowFirstColumn="0" w:firstRowLastColumn="0" w:lastRowFirstColumn="0" w:lastRowLastColumn="0"/>
-              <w:rPr>
-                <w:rFonts w:ascii="Book Antiqua" w:hAnsi="Book Antiqua"/>
-                <w:sz w:val="24"/>
-                <w:szCs w:val="24"/>
-                <w:lang w:val="en-US"/>
-              </w:rPr>
-            </w:pPr>
-            <w:r>
-              <w:rPr>
-                <w:rFonts w:ascii="Book Antiqua" w:hAnsi="Book Antiqua"/>
-                <w:sz w:val="24"/>
-                <w:szCs w:val="24"/>
-                <w:lang w:val="en-US"/>
-              </w:rPr>
-              <w:lastRenderedPageBreak/>
-              <w:t>System</w:t>
-            </w:r>
-          </w:p>
-        </w:tc>
-      </w:tr>
-      <w:tr>
-        <w:tc>
-          <w:tcPr>
-            <w:cnfStyle w:val="001000000000" w:firstRow="0" w:lastRow="0" w:firstColumn="1" w:lastColumn="0" w:oddVBand="0" w:evenVBand="0" w:oddHBand="0" w:evenHBand="0" w:firstRowFirstColumn="0" w:firstRowLastColumn="0" w:lastRowFirstColumn="0" w:lastRowLastColumn="0"/>
-            <w:tcW w:w="2401" w:type="dxa"/>
-          </w:tcPr>
-          <w:p>
-            <w:pPr>
-              <w:spacing w:line="360" w:lineRule="auto"/>
-              <w:jc w:val="both"/>
-              <w:rPr>
-                <w:rFonts w:ascii="Book Antiqua" w:hAnsi="Book Antiqua"/>
-                <w:sz w:val="24"/>
-                <w:szCs w:val="24"/>
-                <w:lang w:val="en-US"/>
-              </w:rPr>
-            </w:pPr>
-            <w:r>
-              <w:rPr>
-                <w:rFonts w:ascii="Book Antiqua" w:hAnsi="Book Antiqua"/>
-                <w:sz w:val="24"/>
-                <w:szCs w:val="24"/>
-                <w:lang w:val="en-US"/>
-              </w:rPr>
-              <w:t>Fr-28</w:t>
-            </w:r>
-          </w:p>
-        </w:tc>
-        <w:tc>
-          <w:tcPr>
-            <w:tcW w:w="2401" w:type="dxa"/>
-          </w:tcPr>
-          <w:p>
-            <w:pPr>
-              <w:spacing w:line="360" w:lineRule="auto"/>
-              <w:jc w:val="both"/>
-              <w:cnfStyle w:val="000000000000" w:firstRow="0" w:lastRow="0" w:firstColumn="0" w:lastColumn="0" w:oddVBand="0" w:evenVBand="0" w:oddHBand="0" w:evenHBand="0" w:firstRowFirstColumn="0" w:firstRowLastColumn="0" w:lastRowFirstColumn="0" w:lastRowLastColumn="0"/>
-              <w:rPr>
-                <w:rFonts w:ascii="Book Antiqua" w:hAnsi="Book Antiqua"/>
-                <w:sz w:val="24"/>
-                <w:szCs w:val="24"/>
-                <w:lang w:val="en-US"/>
-              </w:rPr>
-            </w:pPr>
-            <w:r>
-              <w:rPr>
-                <w:rFonts w:ascii="Book Antiqua" w:hAnsi="Book Antiqua"/>
-                <w:sz w:val="24"/>
-                <w:szCs w:val="24"/>
-                <w:lang w:val="en-US"/>
-              </w:rPr>
-              <w:t>System must maintain a real-time notification drop-down feed (accessible via top-bar bell icon) displaying unread badges, timestamped alerts and direct click-through links to order tracking views</w:t>
+              <w:t>The application</w:t>
+            </w:r>
+            <w:r>
+              <w:rPr>
+                <w:rFonts w:ascii="Book Antiqua" w:hAnsi="Book Antiqua"/>
+                <w:sz w:val="24"/>
+                <w:szCs w:val="24"/>
+                <w:lang w:val="en-US"/>
+              </w:rPr>
+              <w:t xml:space="preserve"> must maintain a real-time notification drop-down feed (accessible via top-bar bell icon) displaying unread badges, timestamped alerts and direct click-through links to order tracking views</w:t>
             </w:r>
             <w:r>
               <w:rPr>
@@ -11996,14 +13827,49 @@
           <w:lang w:val="en-US"/>
         </w:rPr>
       </w:pPr>
-      <w:bookmarkStart w:id="13" w:name="_Toc239061239"/>
+    </w:p>
+    <w:p>
+      <w:pPr>
+        <w:pStyle w:val="Heading1"/>
+        <w:spacing w:line="360" w:lineRule="auto"/>
+        <w:jc w:val="both"/>
+        <w:rPr>
+          <w:lang w:val="en-US"/>
+        </w:rPr>
+      </w:pPr>
+    </w:p>
+    <w:p>
+      <w:pPr>
+        <w:rPr>
+          <w:lang w:val="en-US"/>
+        </w:rPr>
+      </w:pPr>
+    </w:p>
+    <w:p>
+      <w:pPr>
+        <w:rPr>
+          <w:lang w:val="en-US"/>
+        </w:rPr>
+      </w:pPr>
+    </w:p>
+    <w:p>
+      <w:pPr>
+        <w:pStyle w:val="Heading1"/>
+        <w:spacing w:line="360" w:lineRule="auto"/>
+        <w:jc w:val="both"/>
+        <w:rPr>
+          <w:lang w:val="en-US"/>
+        </w:rPr>
+      </w:pPr>
+      <w:bookmarkStart w:id="12" w:name="_Toc239061239"/>
       <w:r>
         <w:rPr>
           <w:lang w:val="en-US"/>
         </w:rPr>
+        <w:lastRenderedPageBreak/>
         <w:t>NON-FUNCTIONAL REQUIREMENTS</w:t>
       </w:r>
-      <w:bookmarkEnd w:id="13"/>
+      <w:bookmarkEnd w:id="12"/>
     </w:p>
     <w:tbl>
       <w:tblPr>
@@ -12172,7 +14038,6 @@
                 <w:szCs w:val="24"/>
                 <w:lang w:val="en-US"/>
               </w:rPr>
-              <w:lastRenderedPageBreak/>
               <w:t>NFR 02</w:t>
             </w:r>
           </w:p>
@@ -12405,6 +14270,7 @@
                 <w:szCs w:val="24"/>
                 <w:lang w:val="en-US"/>
               </w:rPr>
+              <w:lastRenderedPageBreak/>
               <w:t>NFR 06</w:t>
             </w:r>
           </w:p>
@@ -12490,17 +14356,7 @@
                 <w:szCs w:val="24"/>
                 <w:lang w:val="en-US"/>
               </w:rPr>
-              <w:t xml:space="preserve">Scalability: System should support </w:t>
-            </w:r>
-            <w:r>
-              <w:rPr>
-                <w:rFonts w:ascii="Book Antiqua" w:hAnsi="Book Antiqua"/>
-                <w:sz w:val="24"/>
-                <w:szCs w:val="24"/>
-                <w:lang w:val="en-US"/>
-              </w:rPr>
-              <w:lastRenderedPageBreak/>
-              <w:t>increasing numbers of customers and orders.</w:t>
+              <w:t>Scalability: System should support increasing numbers of customers and orders.</w:t>
             </w:r>
           </w:p>
         </w:tc>
@@ -12531,7 +14387,6 @@
                 <w:szCs w:val="24"/>
                 <w:lang w:val="en-US"/>
               </w:rPr>
-              <w:lastRenderedPageBreak/>
               <w:t>NFR 08</w:t>
             </w:r>
           </w:p>
@@ -12648,6 +14503,7 @@
                 <w:szCs w:val="24"/>
                 <w:lang w:val="en-US"/>
               </w:rPr>
+              <w:lastRenderedPageBreak/>
               <w:t>NFR 10</w:t>
             </w:r>
           </w:p>
@@ -12725,6 +14581,146 @@
     </w:p>
     <w:p>
       <w:pPr>
+        <w:spacing w:line="360" w:lineRule="auto"/>
+        <w:jc w:val="both"/>
+        <w:rPr>
+          <w:rFonts w:ascii="Book Antiqua" w:hAnsi="Book Antiqua"/>
+          <w:b/>
+          <w:sz w:val="24"/>
+          <w:szCs w:val="24"/>
+          <w:u w:val="thick"/>
+          <w:lang w:val="en-US"/>
+        </w:rPr>
+      </w:pPr>
+    </w:p>
+    <w:p>
+      <w:pPr>
+        <w:spacing w:line="360" w:lineRule="auto"/>
+        <w:jc w:val="both"/>
+        <w:rPr>
+          <w:rFonts w:ascii="Book Antiqua" w:hAnsi="Book Antiqua"/>
+          <w:b/>
+          <w:sz w:val="24"/>
+          <w:szCs w:val="24"/>
+          <w:u w:val="thick"/>
+          <w:lang w:val="en-US"/>
+        </w:rPr>
+      </w:pPr>
+    </w:p>
+    <w:p>
+      <w:pPr>
+        <w:spacing w:line="360" w:lineRule="auto"/>
+        <w:jc w:val="both"/>
+        <w:rPr>
+          <w:rFonts w:ascii="Book Antiqua" w:hAnsi="Book Antiqua"/>
+          <w:b/>
+          <w:sz w:val="24"/>
+          <w:szCs w:val="24"/>
+          <w:u w:val="thick"/>
+          <w:lang w:val="en-US"/>
+        </w:rPr>
+      </w:pPr>
+    </w:p>
+    <w:p>
+      <w:pPr>
+        <w:spacing w:line="360" w:lineRule="auto"/>
+        <w:jc w:val="both"/>
+        <w:rPr>
+          <w:rFonts w:ascii="Book Antiqua" w:hAnsi="Book Antiqua"/>
+          <w:b/>
+          <w:sz w:val="24"/>
+          <w:szCs w:val="24"/>
+          <w:u w:val="thick"/>
+          <w:lang w:val="en-US"/>
+        </w:rPr>
+      </w:pPr>
+    </w:p>
+    <w:p>
+      <w:pPr>
+        <w:spacing w:line="360" w:lineRule="auto"/>
+        <w:jc w:val="both"/>
+        <w:rPr>
+          <w:rFonts w:ascii="Book Antiqua" w:hAnsi="Book Antiqua"/>
+          <w:b/>
+          <w:sz w:val="24"/>
+          <w:szCs w:val="24"/>
+          <w:u w:val="thick"/>
+          <w:lang w:val="en-US"/>
+        </w:rPr>
+      </w:pPr>
+    </w:p>
+    <w:p>
+      <w:pPr>
+        <w:spacing w:line="360" w:lineRule="auto"/>
+        <w:jc w:val="both"/>
+        <w:rPr>
+          <w:rFonts w:ascii="Book Antiqua" w:hAnsi="Book Antiqua"/>
+          <w:b/>
+          <w:sz w:val="24"/>
+          <w:szCs w:val="24"/>
+          <w:u w:val="thick"/>
+          <w:lang w:val="en-US"/>
+        </w:rPr>
+      </w:pPr>
+    </w:p>
+    <w:p>
+      <w:pPr>
+        <w:spacing w:line="360" w:lineRule="auto"/>
+        <w:jc w:val="both"/>
+        <w:rPr>
+          <w:rFonts w:ascii="Book Antiqua" w:hAnsi="Book Antiqua"/>
+          <w:b/>
+          <w:sz w:val="24"/>
+          <w:szCs w:val="24"/>
+          <w:u w:val="thick"/>
+          <w:lang w:val="en-US"/>
+        </w:rPr>
+      </w:pPr>
+    </w:p>
+    <w:p>
+      <w:pPr>
+        <w:spacing w:line="360" w:lineRule="auto"/>
+        <w:jc w:val="both"/>
+        <w:rPr>
+          <w:rFonts w:ascii="Book Antiqua" w:hAnsi="Book Antiqua"/>
+          <w:b/>
+          <w:sz w:val="24"/>
+          <w:szCs w:val="24"/>
+          <w:u w:val="thick"/>
+          <w:lang w:val="en-US"/>
+        </w:rPr>
+      </w:pPr>
+    </w:p>
+    <w:p>
+      <w:pPr>
+        <w:spacing w:line="360" w:lineRule="auto"/>
+        <w:jc w:val="both"/>
+        <w:rPr>
+          <w:rFonts w:ascii="Book Antiqua" w:hAnsi="Book Antiqua"/>
+          <w:b/>
+          <w:sz w:val="24"/>
+          <w:szCs w:val="24"/>
+          <w:u w:val="thick"/>
+          <w:lang w:val="en-US"/>
+        </w:rPr>
+      </w:pPr>
+    </w:p>
+    <w:p>
+      <w:pPr>
+        <w:spacing w:line="360" w:lineRule="auto"/>
+        <w:jc w:val="both"/>
+        <w:rPr>
+          <w:rFonts w:ascii="Book Antiqua" w:hAnsi="Book Antiqua"/>
+          <w:b/>
+          <w:sz w:val="24"/>
+          <w:szCs w:val="24"/>
+          <w:u w:val="thick"/>
+          <w:lang w:val="en-US"/>
+        </w:rPr>
+      </w:pPr>
+    </w:p>
+    <w:p>
+      <w:pPr>
         <w:pStyle w:val="Heading1"/>
         <w:spacing w:line="360" w:lineRule="auto"/>
         <w:jc w:val="both"/>
@@ -12732,7 +14728,7 @@
           <w:lang w:val="en-US"/>
         </w:rPr>
       </w:pPr>
-      <w:bookmarkStart w:id="14" w:name="_Toc239061240"/>
+      <w:bookmarkStart w:id="13" w:name="_Toc239061240"/>
       <w:r>
         <w:rPr>
           <w:lang w:val="en-US"/>
@@ -12740,7 +14736,7 @@
         <w:lastRenderedPageBreak/>
         <w:t>HARDWARE REQUIREMENTS</w:t>
       </w:r>
-      <w:bookmarkEnd w:id="14"/>
+      <w:bookmarkEnd w:id="13"/>
     </w:p>
     <w:tbl>
       <w:tblPr>
@@ -13323,14 +15319,14 @@
           <w:lang w:val="en-US"/>
         </w:rPr>
       </w:pPr>
-      <w:bookmarkStart w:id="15" w:name="_Toc239061241"/>
+      <w:bookmarkStart w:id="14" w:name="_Toc239061241"/>
       <w:r>
         <w:rPr>
           <w:lang w:val="en-US"/>
         </w:rPr>
         <w:t>ASSUMPTIONS &amp; CONSTRAINTS</w:t>
       </w:r>
-      <w:bookmarkEnd w:id="15"/>
+      <w:bookmarkEnd w:id="14"/>
     </w:p>
     <w:p>
       <w:pPr>
@@ -13393,7 +15389,6 @@
         </w:rPr>
         <w:t>C</w:t>
       </w:r>
-      <w:proofErr w:type="spellStart"/>
       <w:r>
         <w:rPr>
           <w:rFonts w:ascii="Book Antiqua" w:eastAsia="Times New Roman" w:hAnsi="Book Antiqua" w:cs="Times New Roman"/>
@@ -13403,7 +15398,8 @@
         </w:rPr>
         <w:t>ustomers</w:t>
       </w:r>
-      <w:proofErr w:type="spellEnd"/>
+      <w:bookmarkStart w:id="15" w:name="_GoBack"/>
+      <w:bookmarkEnd w:id="15"/>
       <w:r>
         <w:rPr>
           <w:rFonts w:ascii="Book Antiqua" w:eastAsia="Times New Roman" w:hAnsi="Book Antiqua" w:cs="Times New Roman"/>
@@ -13994,7 +15990,7 @@
           <w:szCs w:val="24"/>
           <w:lang w:val="en-US" w:eastAsia="en-TZ"/>
         </w:rPr>
-        <w:t>View updated status</w:t>
+        <w:t>Submit request for product that is not already listed in the available product information</w:t>
       </w:r>
     </w:p>
     <w:p>
@@ -14020,7 +16016,7 @@
           <w:szCs w:val="24"/>
           <w:lang w:val="en-US" w:eastAsia="en-TZ"/>
         </w:rPr>
-        <w:t>Track order</w:t>
+        <w:t>View updated status</w:t>
       </w:r>
     </w:p>
     <w:p>
@@ -14046,6 +16042,32 @@
           <w:szCs w:val="24"/>
           <w:lang w:val="en-US" w:eastAsia="en-TZ"/>
         </w:rPr>
+        <w:t>Track order</w:t>
+      </w:r>
+    </w:p>
+    <w:p>
+      <w:pPr>
+        <w:pStyle w:val="ListParagraph"/>
+        <w:numPr>
+          <w:ilvl w:val="1"/>
+          <w:numId w:val="28"/>
+        </w:numPr>
+        <w:spacing w:line="360" w:lineRule="auto"/>
+        <w:jc w:val="both"/>
+        <w:rPr>
+          <w:rFonts w:ascii="Book Antiqua" w:eastAsia="Times New Roman" w:hAnsi="Book Antiqua" w:cs="Times New Roman"/>
+          <w:sz w:val="24"/>
+          <w:szCs w:val="24"/>
+          <w:lang w:val="en-US" w:eastAsia="en-TZ"/>
+        </w:rPr>
+      </w:pPr>
+      <w:r>
+        <w:rPr>
+          <w:rFonts w:ascii="Book Antiqua" w:eastAsia="Times New Roman" w:hAnsi="Book Antiqua" w:cs="Times New Roman"/>
+          <w:sz w:val="24"/>
+          <w:szCs w:val="24"/>
+          <w:lang w:val="en-US" w:eastAsia="en-TZ"/>
+        </w:rPr>
         <w:t>Receive appropriate order notifications</w:t>
       </w:r>
     </w:p>
@@ -14098,33 +16120,16 @@
           <w:szCs w:val="24"/>
           <w:lang w:val="en-US" w:eastAsia="en-TZ"/>
         </w:rPr>
-        <w:t>Receive and view the order</w:t>
+        <w:t xml:space="preserve">Receive and </w:t>
       </w:r>
-    </w:p>
-    <w:p>
-      <w:pPr>
-        <w:pStyle w:val="ListParagraph"/>
-        <w:numPr>
-          <w:ilvl w:val="1"/>
-          <w:numId w:val="28"/>
-        </w:numPr>
-        <w:spacing w:line="360" w:lineRule="auto"/>
-        <w:jc w:val="both"/>
+      <w:r>
         <w:rPr>
           <w:rFonts w:ascii="Book Antiqua" w:eastAsia="Times New Roman" w:hAnsi="Book Antiqua" w:cs="Times New Roman"/>
           <w:sz w:val="24"/>
           <w:szCs w:val="24"/>
           <w:lang w:val="en-US" w:eastAsia="en-TZ"/>
         </w:rPr>
-      </w:pPr>
-      <w:r>
-        <w:rPr>
-          <w:rFonts w:ascii="Book Antiqua" w:eastAsia="Times New Roman" w:hAnsi="Book Antiqua" w:cs="Times New Roman"/>
-          <w:sz w:val="24"/>
-          <w:szCs w:val="24"/>
-          <w:lang w:val="en-US" w:eastAsia="en-TZ"/>
-        </w:rPr>
-        <w:t>Confirm order</w:t>
+        <w:t>Review a customer product request and update its sourcing/availability status.</w:t>
       </w:r>
     </w:p>
     <w:p>
@@ -23529,7 +25534,25 @@
                 <w:sz w:val="24"/>
                 <w:lang w:val="en-US"/>
               </w:rPr>
-              <w:t>CreatedBy</w:t>
+              <w:t>Created</w:t>
+            </w:r>
+            <w:r>
+              <w:rPr>
+                <w:rFonts w:ascii="Book Antiqua" w:hAnsi="Book Antiqua"/>
+                <w:b/>
+                <w:sz w:val="24"/>
+                <w:lang w:val="en-US"/>
+              </w:rPr>
+              <w:t>A</w:t>
+            </w:r>
+            <w:r>
+              <w:rPr>
+                <w:rFonts w:ascii="Book Antiqua" w:hAnsi="Book Antiqua"/>
+                <w:b/>
+                <w:sz w:val="24"/>
+                <w:lang w:val="en-US"/>
+              </w:rPr>
+              <w:t>t</w:t>
             </w:r>
           </w:p>
         </w:tc>
@@ -23862,7 +25885,16 @@
                 <w:sz w:val="24"/>
                 <w:lang w:val="en-US"/>
               </w:rPr>
-              <w:t>UpdatedBy</w:t>
+              <w:t>Updated</w:t>
+            </w:r>
+            <w:r>
+              <w:rPr>
+                <w:rFonts w:ascii="Book Antiqua" w:hAnsi="Book Antiqua"/>
+                <w:b/>
+                <w:sz w:val="24"/>
+                <w:lang w:val="en-US"/>
+              </w:rPr>
+              <w:t>At</w:t>
             </w:r>
           </w:p>
         </w:tc>
@@ -24183,7 +26215,16 @@
                 <w:sz w:val="24"/>
                 <w:lang w:val="en-US"/>
               </w:rPr>
-              <w:t>CreatedAt</w:t>
+              <w:t>Created</w:t>
+            </w:r>
+            <w:r>
+              <w:rPr>
+                <w:rFonts w:ascii="Book Antiqua" w:hAnsi="Book Antiqua"/>
+                <w:b/>
+                <w:sz w:val="24"/>
+                <w:lang w:val="en-US"/>
+              </w:rPr>
+              <w:t>By</w:t>
             </w:r>
           </w:p>
         </w:tc>
@@ -24508,7 +26549,16 @@
                 <w:lang w:val="en-US"/>
               </w:rPr>
               <w:lastRenderedPageBreak/>
-              <w:t>UpdatedAt</w:t>
+              <w:t>Updated</w:t>
+            </w:r>
+            <w:r>
+              <w:rPr>
+                <w:rFonts w:ascii="Book Antiqua" w:hAnsi="Book Antiqua"/>
+                <w:b/>
+                <w:sz w:val="24"/>
+                <w:lang w:val="en-US"/>
+              </w:rPr>
+              <w:t>By</w:t>
             </w:r>
           </w:p>
         </w:tc>
@@ -34416,25 +36466,7 @@
                 <w:szCs w:val="24"/>
                 <w:lang w:val="en-US"/>
               </w:rPr>
-              <w:t xml:space="preserve">Stores Total amount for the order-detail line, normally calculated from </w:t>
-            </w:r>
-            <w:r>
-              <w:rPr>
-                <w:rFonts w:ascii="Book Antiqua" w:hAnsi="Book Antiqua"/>
-                <w:sz w:val="24"/>
-                <w:szCs w:val="24"/>
-                <w:lang w:val="en-US"/>
-              </w:rPr>
-              <w:t>Quantity x UnitPrice.</w:t>
-            </w:r>
-            <w:r>
-              <w:rPr>
-                <w:rFonts w:ascii="Book Antiqua" w:hAnsi="Book Antiqua"/>
-                <w:sz w:val="24"/>
-                <w:szCs w:val="24"/>
-                <w:lang w:val="en-US"/>
-              </w:rPr>
-              <w:t xml:space="preserve"> </w:t>
+              <w:t xml:space="preserve">Stores Total amount for the order-detail line, normally calculated from Quantity x UnitPrice. </w:t>
             </w:r>
           </w:p>
         </w:tc>
@@ -35254,7 +37286,25 @@
           <w:szCs w:val="24"/>
           <w:lang w:eastAsia="en-TZ"/>
         </w:rPr>
-        <w:t>AgizaSafe is intended to solve the difficulties created by managing an increasing number of customers, products and orders through handwritten records and WhatsApp conversations.</w:t>
+        <w:t>AgizaSafe is intended to solve the difficulties created by managing an increasing number of customer</w:t>
+      </w:r>
+      <w:r>
+        <w:rPr>
+          <w:rFonts w:ascii="Book Antiqua" w:eastAsia="Times New Roman" w:hAnsi="Book Antiqua" w:cs="Times New Roman"/>
+          <w:sz w:val="24"/>
+          <w:szCs w:val="24"/>
+          <w:lang w:val="en-US" w:eastAsia="en-TZ"/>
+        </w:rPr>
+        <w:t xml:space="preserve"> requests and</w:t>
+      </w:r>
+      <w:r>
+        <w:rPr>
+          <w:rFonts w:ascii="Book Antiqua" w:eastAsia="Times New Roman" w:hAnsi="Book Antiqua" w:cs="Times New Roman"/>
+          <w:sz w:val="24"/>
+          <w:szCs w:val="24"/>
+          <w:lang w:eastAsia="en-TZ"/>
+        </w:rPr>
+        <w:t xml:space="preserve"> orders through handwritten records and WhatsApp conversations.</w:t>
       </w:r>
     </w:p>
     <w:p>
@@ -35275,7 +37325,97 @@
           <w:szCs w:val="24"/>
           <w:lang w:eastAsia="en-TZ"/>
         </w:rPr>
-        <w:t>The proposed system will provide a centralized digital environment for customer management, product information, order placement, order processing, status updates, order tracking, order history and notifications.</w:t>
+        <w:t>The proposed system will provide a centralized digital environment for</w:t>
+      </w:r>
+      <w:r>
+        <w:rPr>
+          <w:rFonts w:ascii="Book Antiqua" w:eastAsia="Times New Roman" w:hAnsi="Book Antiqua" w:cs="Times New Roman"/>
+          <w:sz w:val="24"/>
+          <w:szCs w:val="24"/>
+          <w:lang w:val="en-US" w:eastAsia="en-TZ"/>
+        </w:rPr>
+        <w:t xml:space="preserve"> managing</w:t>
+      </w:r>
+      <w:r>
+        <w:rPr>
+          <w:rFonts w:ascii="Book Antiqua" w:eastAsia="Times New Roman" w:hAnsi="Book Antiqua" w:cs="Times New Roman"/>
+          <w:sz w:val="24"/>
+          <w:szCs w:val="24"/>
+          <w:lang w:eastAsia="en-TZ"/>
+        </w:rPr>
+        <w:t xml:space="preserve"> customer </w:t>
+      </w:r>
+      <w:r>
+        <w:rPr>
+          <w:rFonts w:ascii="Book Antiqua" w:eastAsia="Times New Roman" w:hAnsi="Book Antiqua" w:cs="Times New Roman"/>
+          <w:sz w:val="24"/>
+          <w:szCs w:val="24"/>
+          <w:lang w:val="en-US" w:eastAsia="en-TZ"/>
+        </w:rPr>
+        <w:t>information</w:t>
+      </w:r>
+      <w:r>
+        <w:rPr>
+          <w:rFonts w:ascii="Book Antiqua" w:eastAsia="Times New Roman" w:hAnsi="Book Antiqua" w:cs="Times New Roman"/>
+          <w:sz w:val="24"/>
+          <w:szCs w:val="24"/>
+          <w:lang w:eastAsia="en-TZ"/>
+        </w:rPr>
+        <w:t>, product</w:t>
+      </w:r>
+      <w:r>
+        <w:rPr>
+          <w:rFonts w:ascii="Book Antiqua" w:eastAsia="Times New Roman" w:hAnsi="Book Antiqua" w:cs="Times New Roman"/>
+          <w:sz w:val="24"/>
+          <w:szCs w:val="24"/>
+          <w:lang w:val="en-US" w:eastAsia="en-TZ"/>
+        </w:rPr>
+        <w:t>/item requests</w:t>
+      </w:r>
+      <w:r>
+        <w:rPr>
+          <w:rFonts w:ascii="Book Antiqua" w:eastAsia="Times New Roman" w:hAnsi="Book Antiqua" w:cs="Times New Roman"/>
+          <w:sz w:val="24"/>
+          <w:szCs w:val="24"/>
+          <w:lang w:eastAsia="en-TZ"/>
+        </w:rPr>
+        <w:t xml:space="preserve">, order placement, </w:t>
+      </w:r>
+      <w:r>
+        <w:rPr>
+          <w:rFonts w:ascii="Book Antiqua" w:eastAsia="Times New Roman" w:hAnsi="Book Antiqua" w:cs="Times New Roman"/>
+          <w:sz w:val="24"/>
+          <w:szCs w:val="24"/>
+          <w:lang w:val="en-US" w:eastAsia="en-TZ"/>
+        </w:rPr>
+        <w:t xml:space="preserve">product sourcing coordination, invoicing, payment records, </w:t>
+      </w:r>
+      <w:r>
+        <w:rPr>
+          <w:rFonts w:ascii="Book Antiqua" w:eastAsia="Times New Roman" w:hAnsi="Book Antiqua" w:cs="Times New Roman"/>
+          <w:sz w:val="24"/>
+          <w:szCs w:val="24"/>
+          <w:lang w:eastAsia="en-TZ"/>
+        </w:rPr>
+        <w:t>order processing, status updates, order tracking, order history and</w:t>
+      </w:r>
+      <w:r>
+        <w:rPr>
+          <w:rFonts w:ascii="Book Antiqua" w:eastAsia="Times New Roman" w:hAnsi="Book Antiqua" w:cs="Times New Roman"/>
+          <w:sz w:val="24"/>
+          <w:szCs w:val="24"/>
+          <w:lang w:val="en-US" w:eastAsia="en-TZ"/>
+        </w:rPr>
+        <w:t xml:space="preserve"> customer</w:t>
+      </w:r>
+      <w:r>
+        <w:rPr>
+          <w:rFonts w:ascii="Book Antiqua" w:eastAsia="Times New Roman" w:hAnsi="Book Antiqua" w:cs="Times New Roman"/>
+          <w:sz w:val="24"/>
+          <w:szCs w:val="24"/>
+          <w:lang w:eastAsia="en-TZ"/>
+        </w:rPr>
+        <w:t xml:space="preserve"> notifications.</w:t>
       </w:r>
     </w:p>
     <w:p>
@@ -35286,7 +37426,7 @@
           <w:rFonts w:ascii="Book Antiqua" w:eastAsia="Times New Roman" w:hAnsi="Book Antiqua" w:cs="Times New Roman"/>
           <w:sz w:val="24"/>
           <w:szCs w:val="24"/>
-          <w:lang w:eastAsia="en-TZ"/>
+          <w:lang w:val="en-US" w:eastAsia="en-TZ"/>
         </w:rPr>
       </w:pPr>
       <w:r>
@@ -35294,9 +37434,9 @@
           <w:rFonts w:ascii="Book Antiqua" w:eastAsia="Times New Roman" w:hAnsi="Book Antiqua" w:cs="Times New Roman"/>
           <w:sz w:val="24"/>
           <w:szCs w:val="24"/>
-          <w:lang w:eastAsia="en-TZ"/>
-        </w:rPr>
-        <w:t>The system will initially focus on the core business requirements and can subsequently be expanded through additional phases such as enhanced product information, order tracking, payment methods and expanded customer-side automation.</w:t>
+          <w:lang w:val="en-US" w:eastAsia="en-TZ"/>
+        </w:rPr>
+        <w:t>The system recognizes that Lisa acts as a link between customers and relevant product sources rather than being main source or owner of the products requested by customers. Therefore, product information within the system serves mainly as a reference, while actual product availability and sourcing are confirmed during the order-processing process.</w:t>
       </w:r>
     </w:p>
     <w:p>
@@ -35307,17 +37447,26 @@
           <w:rFonts w:ascii="Book Antiqua" w:eastAsia="Times New Roman" w:hAnsi="Book Antiqua" w:cs="Times New Roman"/>
           <w:sz w:val="24"/>
           <w:szCs w:val="24"/>
+          <w:lang w:val="en-US" w:eastAsia="en-TZ"/>
+        </w:rPr>
+      </w:pPr>
+      <w:r>
+        <w:rPr>
+          <w:rFonts w:ascii="Book Antiqua" w:eastAsia="Times New Roman" w:hAnsi="Book Antiqua" w:cs="Times New Roman"/>
+          <w:sz w:val="24"/>
+          <w:szCs w:val="24"/>
           <w:lang w:eastAsia="en-TZ"/>
         </w:rPr>
-      </w:pPr>
+        <w:t xml:space="preserve">The system will initially focus on the core </w:t>
+      </w:r>
       <w:r>
         <w:rPr>
           <w:rFonts w:ascii="Book Antiqua" w:eastAsia="Times New Roman" w:hAnsi="Book Antiqua" w:cs="Times New Roman"/>
           <w:sz w:val="24"/>
           <w:szCs w:val="24"/>
-          <w:lang w:eastAsia="en-TZ"/>
-        </w:rPr>
-        <w:t>This SRS provides the requirements baseline that developers, testers, the project manager and the client can use throughout the development and implementation of AgizaSafe.</w:t>
+          <w:lang w:val="en-US" w:eastAsia="en-TZ"/>
+        </w:rPr>
+        <w:t>order-management and product-sourcing coordination requirements and can subsequently be expanded with additional functionality as the business grows.</w:t>
       </w:r>
     </w:p>
     <w:p>
@@ -35494,16 +37643,16 @@
 <file path=word/numbering.xml><?xml version="1.0" encoding="utf-8"?>
 <w:numbering xmlns:wpc="http://schemas.microsoft.com/office/word/2010/wordprocessingCanvas" xmlns:cx="http://schemas.microsoft.com/office/drawing/2014/chartex" xmlns:cx1="http://schemas.microsoft.com/office/drawing/2015/9/8/chartex" xmlns:cx2="http://schemas.microsoft.com/office/drawing/2015/10/21/chartex" xmlns:cx3="http://schemas.microsoft.com/office/drawing/2016/5/9/chartex" xmlns:cx4="http://schemas.microsoft.com/office/drawing/2016/5/10/chartex" xmlns:cx5="http://schemas.microsoft.com/office/drawing/2016/5/11/chartex" xmlns:cx6="http://schemas.microsoft.com/office/drawing/2016/5/12/chartex" xmlns:cx7="http://schemas.microsoft.com/office/drawing/2016/5/13/chartex" xmlns:cx8="http://schemas.microsoft.com/office/drawing/2016/5/14/chartex" xmlns:mc="http://schemas.openxmlformats.org/markup-compatibility/2006" xmlns:aink="http://schemas.microsoft.com/office/drawing/2016/ink" xmlns:am3d="http://schemas.microsoft.com/office/drawing/2017/model3d" xmlns:o="urn:schemas-microsoft-com:office:office" xmlns:r="http://schemas.openxmlformats.org/officeDocument/2006/relationships" xmlns:m="http://schemas.openxmlformats.org/officeDocument/2006/math" xmlns:v="urn:schemas-microsoft-com:vml" xmlns:wp14="http://schemas.microsoft.com/office/word/2010/wordprocessingDrawing" xmlns:wp="http://schemas.openxmlformats.org/drawingml/2006/wordprocessingDrawing" xmlns:w10="urn:schemas-microsoft-com:office:word" xmlns:w="http://schemas.openxmlformats.org/wordprocessingml/2006/main" xmlns:w14="http://schemas.microsoft.com/office/word/2010/wordml" xmlns:w15="http://schemas.microsoft.com/office/word/2012/wordml" xmlns:w16cid="http://schemas.microsoft.com/office/word/2016/wordml/cid" xmlns:w16se="http://schemas.microsoft.com/office/word/2015/wordml/symex" xmlns:wpg="http://schemas.microsoft.com/office/word/2010/wordprocessingGroup" xmlns:wpi="http://schemas.microsoft.com/office/word/2010/wordprocessingInk" xmlns:wne="http://schemas.microsoft.com/office/word/2006/wordml" xmlns:wps="http://schemas.microsoft.com/office/word/2010/wordprocessingShape" mc:Ignorable="w14 w15 w16se w16cid wp14">
   <w:abstractNum w:abstractNumId="0" w15:restartNumberingAfterBreak="0">
-    <w:nsid w:val="020B1578"/>
+    <w:nsid w:val="005C6F32"/>
     <w:multiLevelType w:val="hybridMultilevel"/>
-    <w:tmpl w:val="82D211E8"/>
+    <w:tmpl w:val="23C82D88"/>
     <w:lvl w:ilvl="0" w:tplc="20000001">
       <w:start w:val="1"/>
       <w:numFmt w:val="bullet"/>
       <w:lvlText w:val=""/>
       <w:lvlJc w:val="left"/>
       <w:pPr>
-        <w:ind w:left="1440" w:hanging="360"/>
+        <w:ind w:left="720" w:hanging="360"/>
       </w:pPr>
       <w:rPr>
         <w:rFonts w:ascii="Symbol" w:hAnsi="Symbol" w:hint="default"/>
@@ -35515,7 +37664,7 @@
       <w:lvlText w:val="o"/>
       <w:lvlJc w:val="left"/>
       <w:pPr>
-        <w:ind w:left="2160" w:hanging="360"/>
+        <w:ind w:left="1440" w:hanging="360"/>
       </w:pPr>
       <w:rPr>
         <w:rFonts w:ascii="Courier New" w:hAnsi="Courier New" w:cs="Courier New" w:hint="default"/>
@@ -35527,7 +37676,7 @@
       <w:lvlText w:val=""/>
       <w:lvlJc w:val="left"/>
       <w:pPr>
-        <w:ind w:left="2880" w:hanging="360"/>
+        <w:ind w:left="2160" w:hanging="360"/>
       </w:pPr>
       <w:rPr>
         <w:rFonts w:ascii="Wingdings" w:hAnsi="Wingdings" w:hint="default"/>
@@ -35539,7 +37688,7 @@
       <w:lvlText w:val=""/>
       <w:lvlJc w:val="left"/>
       <w:pPr>
-        <w:ind w:left="3600" w:hanging="360"/>
+        <w:ind w:left="2880" w:hanging="360"/>
       </w:pPr>
       <w:rPr>
         <w:rFonts w:ascii="Symbol" w:hAnsi="Symbol" w:hint="default"/>
@@ -35551,7 +37700,7 @@
       <w:lvlText w:val="o"/>
       <w:lvlJc w:val="left"/>
       <w:pPr>
-        <w:ind w:left="4320" w:hanging="360"/>
+        <w:ind w:left="3600" w:hanging="360"/>
       </w:pPr>
       <w:rPr>
         <w:rFonts w:ascii="Courier New" w:hAnsi="Courier New" w:cs="Courier New" w:hint="default"/>
@@ -35563,7 +37712,7 @@
       <w:lvlText w:val=""/>
       <w:lvlJc w:val="left"/>
       <w:pPr>
-        <w:ind w:left="5040" w:hanging="360"/>
+        <w:ind w:left="4320" w:hanging="360"/>
       </w:pPr>
       <w:rPr>
         <w:rFonts w:ascii="Wingdings" w:hAnsi="Wingdings" w:hint="default"/>
@@ -35575,7 +37724,7 @@
       <w:lvlText w:val=""/>
       <w:lvlJc w:val="left"/>
       <w:pPr>
-        <w:ind w:left="5760" w:hanging="360"/>
+        <w:ind w:left="5040" w:hanging="360"/>
       </w:pPr>
       <w:rPr>
         <w:rFonts w:ascii="Symbol" w:hAnsi="Symbol" w:hint="default"/>
@@ -35587,7 +37736,7 @@
       <w:lvlText w:val="o"/>
       <w:lvlJc w:val="left"/>
       <w:pPr>
-        <w:ind w:left="6480" w:hanging="360"/>
+        <w:ind w:left="5760" w:hanging="360"/>
       </w:pPr>
       <w:rPr>
         <w:rFonts w:ascii="Courier New" w:hAnsi="Courier New" w:cs="Courier New" w:hint="default"/>
@@ -35599,7 +37748,7 @@
       <w:lvlText w:val=""/>
       <w:lvlJc w:val="left"/>
       <w:pPr>
-        <w:ind w:left="7200" w:hanging="360"/>
+        <w:ind w:left="6480" w:hanging="360"/>
       </w:pPr>
       <w:rPr>
         <w:rFonts w:ascii="Wingdings" w:hAnsi="Wingdings" w:hint="default"/>
@@ -35607,16 +37756,16 @@
     </w:lvl>
   </w:abstractNum>
   <w:abstractNum w:abstractNumId="1" w15:restartNumberingAfterBreak="0">
-    <w:nsid w:val="043C2A91"/>
+    <w:nsid w:val="020B1578"/>
     <w:multiLevelType w:val="hybridMultilevel"/>
-    <w:tmpl w:val="667E72C4"/>
+    <w:tmpl w:val="82D211E8"/>
     <w:lvl w:ilvl="0" w:tplc="20000001">
       <w:start w:val="1"/>
       <w:numFmt w:val="bullet"/>
       <w:lvlText w:val=""/>
       <w:lvlJc w:val="left"/>
       <w:pPr>
-        <w:ind w:left="720" w:hanging="360"/>
+        <w:ind w:left="1440" w:hanging="360"/>
       </w:pPr>
       <w:rPr>
         <w:rFonts w:ascii="Symbol" w:hAnsi="Symbol" w:hint="default"/>
@@ -35628,7 +37777,7 @@
       <w:lvlText w:val="o"/>
       <w:lvlJc w:val="left"/>
       <w:pPr>
-        <w:ind w:left="1440" w:hanging="360"/>
+        <w:ind w:left="2160" w:hanging="360"/>
       </w:pPr>
       <w:rPr>
         <w:rFonts w:ascii="Courier New" w:hAnsi="Courier New" w:cs="Courier New" w:hint="default"/>
@@ -35640,7 +37789,7 @@
       <w:lvlText w:val=""/>
       <w:lvlJc w:val="left"/>
       <w:pPr>
-        <w:ind w:left="2160" w:hanging="360"/>
+        <w:ind w:left="2880" w:hanging="360"/>
       </w:pPr>
       <w:rPr>
         <w:rFonts w:ascii="Wingdings" w:hAnsi="Wingdings" w:hint="default"/>
@@ -35652,7 +37801,7 @@
       <w:lvlText w:val=""/>
       <w:lvlJc w:val="left"/>
       <w:pPr>
-        <w:ind w:left="2880" w:hanging="360"/>
+        <w:ind w:left="3600" w:hanging="360"/>
       </w:pPr>
       <w:rPr>
         <w:rFonts w:ascii="Symbol" w:hAnsi="Symbol" w:hint="default"/>
@@ -35664,7 +37813,7 @@
       <w:lvlText w:val="o"/>
       <w:lvlJc w:val="left"/>
       <w:pPr>
-        <w:ind w:left="3600" w:hanging="360"/>
+        <w:ind w:left="4320" w:hanging="360"/>
       </w:pPr>
       <w:rPr>
         <w:rFonts w:ascii="Courier New" w:hAnsi="Courier New" w:cs="Courier New" w:hint="default"/>
@@ -35676,7 +37825,7 @@
       <w:lvlText w:val=""/>
       <w:lvlJc w:val="left"/>
       <w:pPr>
-        <w:ind w:left="4320" w:hanging="360"/>
+        <w:ind w:left="5040" w:hanging="360"/>
       </w:pPr>
       <w:rPr>
         <w:rFonts w:ascii="Wingdings" w:hAnsi="Wingdings" w:hint="default"/>
@@ -35688,7 +37837,7 @@
       <w:lvlText w:val=""/>
       <w:lvlJc w:val="left"/>
       <w:pPr>
-        <w:ind w:left="5040" w:hanging="360"/>
+        <w:ind w:left="5760" w:hanging="360"/>
       </w:pPr>
       <w:rPr>
         <w:rFonts w:ascii="Symbol" w:hAnsi="Symbol" w:hint="default"/>
@@ -35700,7 +37849,7 @@
       <w:lvlText w:val="o"/>
       <w:lvlJc w:val="left"/>
       <w:pPr>
-        <w:ind w:left="5760" w:hanging="360"/>
+        <w:ind w:left="6480" w:hanging="360"/>
       </w:pPr>
       <w:rPr>
         <w:rFonts w:ascii="Courier New" w:hAnsi="Courier New" w:cs="Courier New" w:hint="default"/>
@@ -35712,7 +37861,7 @@
       <w:lvlText w:val=""/>
       <w:lvlJc w:val="left"/>
       <w:pPr>
-        <w:ind w:left="6480" w:hanging="360"/>
+        <w:ind w:left="7200" w:hanging="360"/>
       </w:pPr>
       <w:rPr>
         <w:rFonts w:ascii="Wingdings" w:hAnsi="Wingdings" w:hint="default"/>
@@ -35720,6 +37869,119 @@
     </w:lvl>
   </w:abstractNum>
   <w:abstractNum w:abstractNumId="2" w15:restartNumberingAfterBreak="0">
+    <w:nsid w:val="043C2A91"/>
+    <w:multiLevelType w:val="hybridMultilevel"/>
+    <w:tmpl w:val="667E72C4"/>
+    <w:lvl w:ilvl="0" w:tplc="20000001">
+      <w:start w:val="1"/>
+      <w:numFmt w:val="bullet"/>
+      <w:lvlText w:val=""/>
+      <w:lvlJc w:val="left"/>
+      <w:pPr>
+        <w:ind w:left="720" w:hanging="360"/>
+      </w:pPr>
+      <w:rPr>
+        <w:rFonts w:ascii="Symbol" w:hAnsi="Symbol" w:hint="default"/>
+      </w:rPr>
+    </w:lvl>
+    <w:lvl w:ilvl="1" w:tplc="20000003" w:tentative="1">
+      <w:start w:val="1"/>
+      <w:numFmt w:val="bullet"/>
+      <w:lvlText w:val="o"/>
+      <w:lvlJc w:val="left"/>
+      <w:pPr>
+        <w:ind w:left="1440" w:hanging="360"/>
+      </w:pPr>
+      <w:rPr>
+        <w:rFonts w:ascii="Courier New" w:hAnsi="Courier New" w:cs="Courier New" w:hint="default"/>
+      </w:rPr>
+    </w:lvl>
+    <w:lvl w:ilvl="2" w:tplc="20000005" w:tentative="1">
+      <w:start w:val="1"/>
+      <w:numFmt w:val="bullet"/>
+      <w:lvlText w:val=""/>
+      <w:lvlJc w:val="left"/>
+      <w:pPr>
+        <w:ind w:left="2160" w:hanging="360"/>
+      </w:pPr>
+      <w:rPr>
+        <w:rFonts w:ascii="Wingdings" w:hAnsi="Wingdings" w:hint="default"/>
+      </w:rPr>
+    </w:lvl>
+    <w:lvl w:ilvl="3" w:tplc="20000001" w:tentative="1">
+      <w:start w:val="1"/>
+      <w:numFmt w:val="bullet"/>
+      <w:lvlText w:val=""/>
+      <w:lvlJc w:val="left"/>
+      <w:pPr>
+        <w:ind w:left="2880" w:hanging="360"/>
+      </w:pPr>
+      <w:rPr>
+        <w:rFonts w:ascii="Symbol" w:hAnsi="Symbol" w:hint="default"/>
+      </w:rPr>
+    </w:lvl>
+    <w:lvl w:ilvl="4" w:tplc="20000003" w:tentative="1">
+      <w:start w:val="1"/>
+      <w:numFmt w:val="bullet"/>
+      <w:lvlText w:val="o"/>
+      <w:lvlJc w:val="left"/>
+      <w:pPr>
+        <w:ind w:left="3600" w:hanging="360"/>
+      </w:pPr>
+      <w:rPr>
+        <w:rFonts w:ascii="Courier New" w:hAnsi="Courier New" w:cs="Courier New" w:hint="default"/>
+      </w:rPr>
+    </w:lvl>
+    <w:lvl w:ilvl="5" w:tplc="20000005" w:tentative="1">
+      <w:start w:val="1"/>
+      <w:numFmt w:val="bullet"/>
+      <w:lvlText w:val=""/>
+      <w:lvlJc w:val="left"/>
+      <w:pPr>
+        <w:ind w:left="4320" w:hanging="360"/>
+      </w:pPr>
+      <w:rPr>
+        <w:rFonts w:ascii="Wingdings" w:hAnsi="Wingdings" w:hint="default"/>
+      </w:rPr>
+    </w:lvl>
+    <w:lvl w:ilvl="6" w:tplc="20000001" w:tentative="1">
+      <w:start w:val="1"/>
+      <w:numFmt w:val="bullet"/>
+      <w:lvlText w:val=""/>
+      <w:lvlJc w:val="left"/>
+      <w:pPr>
+        <w:ind w:left="5040" w:hanging="360"/>
+      </w:pPr>
+      <w:rPr>
+        <w:rFonts w:ascii="Symbol" w:hAnsi="Symbol" w:hint="default"/>
+      </w:rPr>
+    </w:lvl>
+    <w:lvl w:ilvl="7" w:tplc="20000003" w:tentative="1">
+      <w:start w:val="1"/>
+      <w:numFmt w:val="bullet"/>
+      <w:lvlText w:val="o"/>
+      <w:lvlJc w:val="left"/>
+      <w:pPr>
+        <w:ind w:left="5760" w:hanging="360"/>
+      </w:pPr>
+      <w:rPr>
+        <w:rFonts w:ascii="Courier New" w:hAnsi="Courier New" w:cs="Courier New" w:hint="default"/>
+      </w:rPr>
+    </w:lvl>
+    <w:lvl w:ilvl="8" w:tplc="20000005" w:tentative="1">
+      <w:start w:val="1"/>
+      <w:numFmt w:val="bullet"/>
+      <w:lvlText w:val=""/>
+      <w:lvlJc w:val="left"/>
+      <w:pPr>
+        <w:ind w:left="6480" w:hanging="360"/>
+      </w:pPr>
+      <w:rPr>
+        <w:rFonts w:ascii="Wingdings" w:hAnsi="Wingdings" w:hint="default"/>
+      </w:rPr>
+    </w:lvl>
+  </w:abstractNum>
+  <w:abstractNum w:abstractNumId="3" w15:restartNumberingAfterBreak="0">
     <w:nsid w:val="0915124A"/>
     <w:multiLevelType w:val="hybridMultilevel"/>
     <w:tmpl w:val="896ED42E"/>
@@ -35808,7 +38070,7 @@
       </w:pPr>
     </w:lvl>
   </w:abstractNum>
-  <w:abstractNum w:abstractNumId="3" w15:restartNumberingAfterBreak="0">
+  <w:abstractNum w:abstractNumId="4" w15:restartNumberingAfterBreak="0">
     <w:nsid w:val="09CD2B1E"/>
     <w:multiLevelType w:val="hybridMultilevel"/>
     <w:tmpl w:val="BBC88368"/>
@@ -35897,7 +38159,7 @@
       </w:pPr>
     </w:lvl>
   </w:abstractNum>
-  <w:abstractNum w:abstractNumId="4" w15:restartNumberingAfterBreak="0">
+  <w:abstractNum w:abstractNumId="5" w15:restartNumberingAfterBreak="0">
     <w:nsid w:val="0D0663FD"/>
     <w:multiLevelType w:val="multilevel"/>
     <w:tmpl w:val="7FE4CA0E"/>
@@ -36046,7 +38308,7 @@
       </w:rPr>
     </w:lvl>
   </w:abstractNum>
-  <w:abstractNum w:abstractNumId="5" w15:restartNumberingAfterBreak="0">
+  <w:abstractNum w:abstractNumId="6" w15:restartNumberingAfterBreak="0">
     <w:nsid w:val="0F7F2339"/>
     <w:multiLevelType w:val="multilevel"/>
     <w:tmpl w:val="138C4CFC"/>
@@ -36195,7 +38457,7 @@
       </w:rPr>
     </w:lvl>
   </w:abstractNum>
-  <w:abstractNum w:abstractNumId="6" w15:restartNumberingAfterBreak="0">
+  <w:abstractNum w:abstractNumId="7" w15:restartNumberingAfterBreak="0">
     <w:nsid w:val="144A095D"/>
     <w:multiLevelType w:val="hybridMultilevel"/>
     <w:tmpl w:val="B8F06A74"/>
@@ -36308,7 +38570,7 @@
       </w:rPr>
     </w:lvl>
   </w:abstractNum>
-  <w:abstractNum w:abstractNumId="7" w15:restartNumberingAfterBreak="0">
+  <w:abstractNum w:abstractNumId="8" w15:restartNumberingAfterBreak="0">
     <w:nsid w:val="16BA2102"/>
     <w:multiLevelType w:val="hybridMultilevel"/>
     <w:tmpl w:val="FAB8F654"/>
@@ -36421,7 +38683,7 @@
       </w:rPr>
     </w:lvl>
   </w:abstractNum>
-  <w:abstractNum w:abstractNumId="8" w15:restartNumberingAfterBreak="0">
+  <w:abstractNum w:abstractNumId="9" w15:restartNumberingAfterBreak="0">
     <w:nsid w:val="18F220AA"/>
     <w:multiLevelType w:val="hybridMultilevel"/>
     <w:tmpl w:val="91DADFB6"/>
@@ -36534,7 +38796,7 @@
       </w:rPr>
     </w:lvl>
   </w:abstractNum>
-  <w:abstractNum w:abstractNumId="9" w15:restartNumberingAfterBreak="0">
+  <w:abstractNum w:abstractNumId="10" w15:restartNumberingAfterBreak="0">
     <w:nsid w:val="195519AA"/>
     <w:multiLevelType w:val="multilevel"/>
     <w:tmpl w:val="6B004DC0"/>
@@ -36683,7 +38945,7 @@
       </w:rPr>
     </w:lvl>
   </w:abstractNum>
-  <w:abstractNum w:abstractNumId="10" w15:restartNumberingAfterBreak="0">
+  <w:abstractNum w:abstractNumId="11" w15:restartNumberingAfterBreak="0">
     <w:nsid w:val="197A0C76"/>
     <w:multiLevelType w:val="multilevel"/>
     <w:tmpl w:val="90A827CC"/>
@@ -36832,7 +39094,7 @@
       </w:rPr>
     </w:lvl>
   </w:abstractNum>
-  <w:abstractNum w:abstractNumId="11" w15:restartNumberingAfterBreak="0">
+  <w:abstractNum w:abstractNumId="12" w15:restartNumberingAfterBreak="0">
     <w:nsid w:val="1B5721FD"/>
     <w:multiLevelType w:val="hybridMultilevel"/>
     <w:tmpl w:val="258274F0"/>
@@ -36945,7 +39207,7 @@
       </w:rPr>
     </w:lvl>
   </w:abstractNum>
-  <w:abstractNum w:abstractNumId="12" w15:restartNumberingAfterBreak="0">
+  <w:abstractNum w:abstractNumId="13" w15:restartNumberingAfterBreak="0">
     <w:nsid w:val="246B6436"/>
     <w:multiLevelType w:val="hybridMultilevel"/>
     <w:tmpl w:val="72C44224"/>
@@ -37058,7 +39320,7 @@
       </w:rPr>
     </w:lvl>
   </w:abstractNum>
-  <w:abstractNum w:abstractNumId="13" w15:restartNumberingAfterBreak="0">
+  <w:abstractNum w:abstractNumId="14" w15:restartNumberingAfterBreak="0">
     <w:nsid w:val="28F21667"/>
     <w:multiLevelType w:val="hybridMultilevel"/>
     <w:tmpl w:val="0986C64E"/>
@@ -37144,7 +39406,7 @@
       </w:pPr>
     </w:lvl>
   </w:abstractNum>
-  <w:abstractNum w:abstractNumId="14" w15:restartNumberingAfterBreak="0">
+  <w:abstractNum w:abstractNumId="15" w15:restartNumberingAfterBreak="0">
     <w:nsid w:val="2E687899"/>
     <w:multiLevelType w:val="hybridMultilevel"/>
     <w:tmpl w:val="2B78E13A"/>
@@ -37257,7 +39519,7 @@
       </w:rPr>
     </w:lvl>
   </w:abstractNum>
-  <w:abstractNum w:abstractNumId="15" w15:restartNumberingAfterBreak="0">
+  <w:abstractNum w:abstractNumId="16" w15:restartNumberingAfterBreak="0">
     <w:nsid w:val="33B44FFF"/>
     <w:multiLevelType w:val="hybridMultilevel"/>
     <w:tmpl w:val="ABA0A938"/>
@@ -37370,7 +39632,7 @@
       </w:rPr>
     </w:lvl>
   </w:abstractNum>
-  <w:abstractNum w:abstractNumId="16" w15:restartNumberingAfterBreak="0">
+  <w:abstractNum w:abstractNumId="17" w15:restartNumberingAfterBreak="0">
     <w:nsid w:val="346F47FF"/>
     <w:multiLevelType w:val="hybridMultilevel"/>
     <w:tmpl w:val="93885830"/>
@@ -37483,7 +39745,7 @@
       </w:rPr>
     </w:lvl>
   </w:abstractNum>
-  <w:abstractNum w:abstractNumId="17" w15:restartNumberingAfterBreak="0">
+  <w:abstractNum w:abstractNumId="18" w15:restartNumberingAfterBreak="0">
     <w:nsid w:val="3470685D"/>
     <w:multiLevelType w:val="hybridMultilevel"/>
     <w:tmpl w:val="2A8E0B4E"/>
@@ -37596,7 +39858,7 @@
       </w:rPr>
     </w:lvl>
   </w:abstractNum>
-  <w:abstractNum w:abstractNumId="18" w15:restartNumberingAfterBreak="0">
+  <w:abstractNum w:abstractNumId="19" w15:restartNumberingAfterBreak="0">
     <w:nsid w:val="3A12132C"/>
     <w:multiLevelType w:val="hybridMultilevel"/>
     <w:tmpl w:val="F44E1FBE"/>
@@ -37688,7 +39950,7 @@
       </w:pPr>
     </w:lvl>
   </w:abstractNum>
-  <w:abstractNum w:abstractNumId="19" w15:restartNumberingAfterBreak="0">
+  <w:abstractNum w:abstractNumId="20" w15:restartNumberingAfterBreak="0">
     <w:nsid w:val="3DFA53B2"/>
     <w:multiLevelType w:val="hybridMultilevel"/>
     <w:tmpl w:val="2758A43C"/>
@@ -37801,7 +40063,7 @@
       </w:rPr>
     </w:lvl>
   </w:abstractNum>
-  <w:abstractNum w:abstractNumId="20" w15:restartNumberingAfterBreak="0">
+  <w:abstractNum w:abstractNumId="21" w15:restartNumberingAfterBreak="0">
     <w:nsid w:val="44537437"/>
     <w:multiLevelType w:val="hybridMultilevel"/>
     <w:tmpl w:val="7DAE1F38"/>
@@ -37914,7 +40176,7 @@
       </w:rPr>
     </w:lvl>
   </w:abstractNum>
-  <w:abstractNum w:abstractNumId="21" w15:restartNumberingAfterBreak="0">
+  <w:abstractNum w:abstractNumId="22" w15:restartNumberingAfterBreak="0">
     <w:nsid w:val="4C162734"/>
     <w:multiLevelType w:val="hybridMultilevel"/>
     <w:tmpl w:val="180AA196"/>
@@ -38003,7 +40265,7 @@
       </w:pPr>
     </w:lvl>
   </w:abstractNum>
-  <w:abstractNum w:abstractNumId="22" w15:restartNumberingAfterBreak="0">
+  <w:abstractNum w:abstractNumId="23" w15:restartNumberingAfterBreak="0">
     <w:nsid w:val="4CDE1E01"/>
     <w:multiLevelType w:val="hybridMultilevel"/>
     <w:tmpl w:val="D242B116"/>
@@ -38092,7 +40354,7 @@
       </w:pPr>
     </w:lvl>
   </w:abstractNum>
-  <w:abstractNum w:abstractNumId="23" w15:restartNumberingAfterBreak="0">
+  <w:abstractNum w:abstractNumId="24" w15:restartNumberingAfterBreak="0">
     <w:nsid w:val="4D2306F4"/>
     <w:multiLevelType w:val="hybridMultilevel"/>
     <w:tmpl w:val="C7780212"/>
@@ -38205,7 +40467,7 @@
       </w:rPr>
     </w:lvl>
   </w:abstractNum>
-  <w:abstractNum w:abstractNumId="24" w15:restartNumberingAfterBreak="0">
+  <w:abstractNum w:abstractNumId="25" w15:restartNumberingAfterBreak="0">
     <w:nsid w:val="4F583125"/>
     <w:multiLevelType w:val="hybridMultilevel"/>
     <w:tmpl w:val="4C6671D2"/>
@@ -38318,7 +40580,7 @@
       </w:rPr>
     </w:lvl>
   </w:abstractNum>
-  <w:abstractNum w:abstractNumId="25" w15:restartNumberingAfterBreak="0">
+  <w:abstractNum w:abstractNumId="26" w15:restartNumberingAfterBreak="0">
     <w:nsid w:val="5B201DEC"/>
     <w:multiLevelType w:val="multilevel"/>
     <w:tmpl w:val="1E527F4E"/>
@@ -38467,7 +40729,7 @@
       </w:rPr>
     </w:lvl>
   </w:abstractNum>
-  <w:abstractNum w:abstractNumId="26" w15:restartNumberingAfterBreak="0">
+  <w:abstractNum w:abstractNumId="27" w15:restartNumberingAfterBreak="0">
     <w:nsid w:val="6775516C"/>
     <w:multiLevelType w:val="hybridMultilevel"/>
     <w:tmpl w:val="C394B694"/>
@@ -38580,7 +40842,7 @@
       </w:rPr>
     </w:lvl>
   </w:abstractNum>
-  <w:abstractNum w:abstractNumId="27" w15:restartNumberingAfterBreak="0">
+  <w:abstractNum w:abstractNumId="28" w15:restartNumberingAfterBreak="0">
     <w:nsid w:val="68F30DD1"/>
     <w:multiLevelType w:val="hybridMultilevel"/>
     <w:tmpl w:val="782CD25C"/>
@@ -38693,7 +40955,7 @@
       </w:rPr>
     </w:lvl>
   </w:abstractNum>
-  <w:abstractNum w:abstractNumId="28" w15:restartNumberingAfterBreak="0">
+  <w:abstractNum w:abstractNumId="29" w15:restartNumberingAfterBreak="0">
     <w:nsid w:val="6D5A7261"/>
     <w:multiLevelType w:val="hybridMultilevel"/>
     <w:tmpl w:val="D4EC0C02"/>
@@ -38782,7 +41044,7 @@
       </w:pPr>
     </w:lvl>
   </w:abstractNum>
-  <w:abstractNum w:abstractNumId="29" w15:restartNumberingAfterBreak="0">
+  <w:abstractNum w:abstractNumId="30" w15:restartNumberingAfterBreak="0">
     <w:nsid w:val="73C33F0A"/>
     <w:multiLevelType w:val="hybridMultilevel"/>
     <w:tmpl w:val="586A3D1C"/>
@@ -38895,7 +41157,7 @@
       </w:rPr>
     </w:lvl>
   </w:abstractNum>
-  <w:abstractNum w:abstractNumId="30" w15:restartNumberingAfterBreak="0">
+  <w:abstractNum w:abstractNumId="31" w15:restartNumberingAfterBreak="0">
     <w:nsid w:val="7A84747F"/>
     <w:multiLevelType w:val="hybridMultilevel"/>
     <w:tmpl w:val="66F8D9BA"/>
@@ -38984,7 +41246,7 @@
       </w:pPr>
     </w:lvl>
   </w:abstractNum>
-  <w:abstractNum w:abstractNumId="31" w15:restartNumberingAfterBreak="0">
+  <w:abstractNum w:abstractNumId="32" w15:restartNumberingAfterBreak="0">
     <w:nsid w:val="7BA361A1"/>
     <w:multiLevelType w:val="hybridMultilevel"/>
     <w:tmpl w:val="70C24ACA"/>
@@ -39071,100 +41333,103 @@
     </w:lvl>
   </w:abstractNum>
   <w:num w:numId="1">
+    <w:abstractNumId w:val="25"/>
+  </w:num>
+  <w:num w:numId="2">
+    <w:abstractNumId w:val="21"/>
+  </w:num>
+  <w:num w:numId="3">
+    <w:abstractNumId w:val="4"/>
+  </w:num>
+  <w:num w:numId="4">
+    <w:abstractNumId w:val="31"/>
+  </w:num>
+  <w:num w:numId="5">
+    <w:abstractNumId w:val="7"/>
+  </w:num>
+  <w:num w:numId="6">
+    <w:abstractNumId w:val="17"/>
+  </w:num>
+  <w:num w:numId="7">
+    <w:abstractNumId w:val="20"/>
+  </w:num>
+  <w:num w:numId="8">
     <w:abstractNumId w:val="24"/>
   </w:num>
-  <w:num w:numId="2">
-    <w:abstractNumId w:val="20"/>
+  <w:num w:numId="9">
+    <w:abstractNumId w:val="18"/>
   </w:num>
-  <w:num w:numId="3">
+  <w:num w:numId="10">
+    <w:abstractNumId w:val="2"/>
+  </w:num>
+  <w:num w:numId="11">
+    <w:abstractNumId w:val="28"/>
+  </w:num>
+  <w:num w:numId="12">
+    <w:abstractNumId w:val="27"/>
+  </w:num>
+  <w:num w:numId="13">
+    <w:abstractNumId w:val="9"/>
+  </w:num>
+  <w:num w:numId="14">
+    <w:abstractNumId w:val="12"/>
+  </w:num>
+  <w:num w:numId="15">
+    <w:abstractNumId w:val="1"/>
+  </w:num>
+  <w:num w:numId="16">
+    <w:abstractNumId w:val="8"/>
+  </w:num>
+  <w:num w:numId="17">
+    <w:abstractNumId w:val="14"/>
+  </w:num>
+  <w:num w:numId="18">
+    <w:abstractNumId w:val="30"/>
+  </w:num>
+  <w:num w:numId="19">
+    <w:abstractNumId w:val="5"/>
+  </w:num>
+  <w:num w:numId="20">
+    <w:abstractNumId w:val="10"/>
+  </w:num>
+  <w:num w:numId="21">
+    <w:abstractNumId w:val="11"/>
+  </w:num>
+  <w:num w:numId="22">
+    <w:abstractNumId w:val="6"/>
+  </w:num>
+  <w:num w:numId="23">
+    <w:abstractNumId w:val="26"/>
+  </w:num>
+  <w:num w:numId="24">
+    <w:abstractNumId w:val="29"/>
+  </w:num>
+  <w:num w:numId="25">
     <w:abstractNumId w:val="3"/>
   </w:num>
-  <w:num w:numId="4">
-    <w:abstractNumId w:val="30"/>
+  <w:num w:numId="26">
+    <w:abstractNumId w:val="22"/>
   </w:num>
-  <w:num w:numId="5">
-    <w:abstractNumId w:val="6"/>
+  <w:num w:numId="27">
+    <w:abstractNumId w:val="23"/>
   </w:num>
-  <w:num w:numId="6">
+  <w:num w:numId="28">
+    <w:abstractNumId w:val="19"/>
+  </w:num>
+  <w:num w:numId="29">
+    <w:abstractNumId w:val="13"/>
+  </w:num>
+  <w:num w:numId="30">
+    <w:abstractNumId w:val="15"/>
+  </w:num>
+  <w:num w:numId="31">
     <w:abstractNumId w:val="16"/>
   </w:num>
-  <w:num w:numId="7">
-    <w:abstractNumId w:val="19"/>
+  <w:num w:numId="32">
+    <w:abstractNumId w:val="32"/>
   </w:num>
-  <w:num w:numId="8">
-    <w:abstractNumId w:val="23"/>
-  </w:num>
-  <w:num w:numId="9">
-    <w:abstractNumId w:val="17"/>
-  </w:num>
-  <w:num w:numId="10">
-    <w:abstractNumId w:val="1"/>
-  </w:num>
-  <w:num w:numId="11">
-    <w:abstractNumId w:val="27"/>
-  </w:num>
-  <w:num w:numId="12">
-    <w:abstractNumId w:val="26"/>
-  </w:num>
-  <w:num w:numId="13">
-    <w:abstractNumId w:val="8"/>
-  </w:num>
-  <w:num w:numId="14">
-    <w:abstractNumId w:val="11"/>
-  </w:num>
-  <w:num w:numId="15">
+  <w:num w:numId="33">
     <w:abstractNumId w:val="0"/>
-  </w:num>
-  <w:num w:numId="16">
-    <w:abstractNumId w:val="7"/>
-  </w:num>
-  <w:num w:numId="17">
-    <w:abstractNumId w:val="13"/>
-  </w:num>
-  <w:num w:numId="18">
-    <w:abstractNumId w:val="29"/>
-  </w:num>
-  <w:num w:numId="19">
-    <w:abstractNumId w:val="4"/>
-  </w:num>
-  <w:num w:numId="20">
-    <w:abstractNumId w:val="9"/>
-  </w:num>
-  <w:num w:numId="21">
-    <w:abstractNumId w:val="10"/>
-  </w:num>
-  <w:num w:numId="22">
-    <w:abstractNumId w:val="5"/>
-  </w:num>
-  <w:num w:numId="23">
-    <w:abstractNumId w:val="25"/>
-  </w:num>
-  <w:num w:numId="24">
-    <w:abstractNumId w:val="28"/>
-  </w:num>
-  <w:num w:numId="25">
-    <w:abstractNumId w:val="2"/>
-  </w:num>
-  <w:num w:numId="26">
-    <w:abstractNumId w:val="21"/>
-  </w:num>
-  <w:num w:numId="27">
-    <w:abstractNumId w:val="22"/>
-  </w:num>
-  <w:num w:numId="28">
-    <w:abstractNumId w:val="18"/>
-  </w:num>
-  <w:num w:numId="29">
-    <w:abstractNumId w:val="12"/>
-  </w:num>
-  <w:num w:numId="30">
-    <w:abstractNumId w:val="14"/>
-  </w:num>
-  <w:num w:numId="31">
-    <w:abstractNumId w:val="15"/>
-  </w:num>
-  <w:num w:numId="32">
-    <w:abstractNumId w:val="31"/>
   </w:num>
 </w:numbering>
 </file>
@@ -41189,7 +43454,9 @@
     <w:rsid w:val="0051030A"/>
     <w:rsid w:val="006F5088"/>
     <w:rsid w:val="007A69CD"/>
+    <w:rsid w:val="007F5D75"/>
     <w:rsid w:val="00891BF4"/>
+    <w:rsid w:val="00A2175F"/>
     <w:rsid w:val="00BC2767"/>
     <w:rsid w:val="00F16A00"/>
   </w:rsids>
@@ -41976,7 +44243,7 @@
 </file>
 
 <file path=customXml/itemProps2.xml><?xml version="1.0" encoding="utf-8"?>
-<ds:datastoreItem xmlns:ds="http://schemas.openxmlformats.org/officeDocument/2006/customXml" ds:itemID="{C6402571-88DE-4BA9-9F06-F1A80F899D4A}">
+<ds:datastoreItem xmlns:ds="http://schemas.openxmlformats.org/officeDocument/2006/customXml" ds:itemID="{70C790E7-20DF-401A-BCE3-84AD0330F9FD}">
   <ds:schemaRefs>
     <ds:schemaRef ds:uri="http://schemas.openxmlformats.org/officeDocument/2006/bibliography"/>
   </ds:schemaRefs>
